--- a/out/production/core-java-training/Chapter4/Chapter4.docx
+++ b/out/production/core-java-training/Chapter4/Chapter4.docx
@@ -80,6 +80,2546 @@
         <w:t xml:space="preserve"> 4.11 Class Design Hints</w:t>
       </w:r>
     </w:p>
+    <w:p/>
+    <w:p>
+      <w:pPr>
+        <w:rPr>
+          <w:b/>
+          <w:bCs/>
+        </w:rPr>
+      </w:pPr>
+      <w:r>
+        <w:rPr>
+          <w:b/>
+          <w:bCs/>
+        </w:rPr>
+        <w:t>4.1 Introduction to Object-Oriented Programming</w:t>
+      </w:r>
+    </w:p>
+    <w:p>
+      <w:r>
+        <w:t>Object-Oriented Programming (OOP) is a programming approach in which programs are built using objects that contain both data and the methods that operate on that data.</w:t>
+      </w:r>
+    </w:p>
+    <w:p>
+      <w:r>
+        <w:t xml:space="preserve">Before OOP, most programs were written using </w:t>
+      </w:r>
+      <w:r>
+        <w:rPr>
+          <w:b/>
+          <w:bCs/>
+        </w:rPr>
+        <w:t>procedural programming</w:t>
+      </w:r>
+      <w:r>
+        <w:t>, where the focus was on writing procedures or functions first and then designing data structures.</w:t>
+      </w:r>
+    </w:p>
+    <w:p>
+      <w:pPr>
+        <w:rPr>
+          <w:b/>
+          <w:bCs/>
+          <w:u w:val="single"/>
+        </w:rPr>
+      </w:pPr>
+      <w:r>
+        <w:rPr>
+          <w:b/>
+          <w:bCs/>
+          <w:u w:val="single"/>
+        </w:rPr>
+        <w:t>Procedural Programming</w:t>
+      </w:r>
+    </w:p>
+    <w:p>
+      <w:pPr>
+        <w:numPr>
+          <w:ilvl w:val="0"/>
+          <w:numId w:val="1"/>
+        </w:numPr>
+      </w:pPr>
+      <w:r>
+        <w:t xml:space="preserve">Focuses on functions and algorithms. </w:t>
+      </w:r>
+    </w:p>
+    <w:p>
+      <w:pPr>
+        <w:numPr>
+          <w:ilvl w:val="0"/>
+          <w:numId w:val="1"/>
+        </w:numPr>
+      </w:pPr>
+      <w:r>
+        <w:t xml:space="preserve">Data is often shared globally. </w:t>
+      </w:r>
+    </w:p>
+    <w:p>
+      <w:pPr>
+        <w:numPr>
+          <w:ilvl w:val="0"/>
+          <w:numId w:val="1"/>
+        </w:numPr>
+      </w:pPr>
+      <w:r>
+        <w:t xml:space="preserve">Large programs become difficult to manage. </w:t>
+      </w:r>
+    </w:p>
+    <w:p>
+      <w:pPr>
+        <w:numPr>
+          <w:ilvl w:val="0"/>
+          <w:numId w:val="1"/>
+        </w:numPr>
+      </w:pPr>
+      <w:r>
+        <w:t xml:space="preserve">Bugs are harder to locate because many functions may access the same data. </w:t>
+      </w:r>
+    </w:p>
+    <w:p>
+      <w:pPr>
+        <w:rPr>
+          <w:b/>
+          <w:bCs/>
+          <w:u w:val="single"/>
+        </w:rPr>
+      </w:pPr>
+      <w:r>
+        <w:rPr>
+          <w:b/>
+          <w:bCs/>
+          <w:u w:val="single"/>
+        </w:rPr>
+        <w:t>Object-Oriented Programming</w:t>
+      </w:r>
+    </w:p>
+    <w:p>
+      <w:pPr>
+        <w:numPr>
+          <w:ilvl w:val="0"/>
+          <w:numId w:val="2"/>
+        </w:numPr>
+      </w:pPr>
+      <w:r>
+        <w:t xml:space="preserve">Focuses on objects and their data. </w:t>
+      </w:r>
+    </w:p>
+    <w:p>
+      <w:pPr>
+        <w:numPr>
+          <w:ilvl w:val="0"/>
+          <w:numId w:val="2"/>
+        </w:numPr>
+      </w:pPr>
+      <w:r>
+        <w:t xml:space="preserve">Each object manages its own data. </w:t>
+      </w:r>
+    </w:p>
+    <w:p>
+      <w:pPr>
+        <w:numPr>
+          <w:ilvl w:val="0"/>
+          <w:numId w:val="2"/>
+        </w:numPr>
+      </w:pPr>
+      <w:r>
+        <w:t xml:space="preserve">Easier to maintain and debug. </w:t>
+      </w:r>
+    </w:p>
+    <w:p>
+      <w:pPr>
+        <w:numPr>
+          <w:ilvl w:val="0"/>
+          <w:numId w:val="2"/>
+        </w:numPr>
+      </w:pPr>
+      <w:r>
+        <w:t>Encourages code reuse and modularity.</w:t>
+      </w:r>
+    </w:p>
+    <w:p>
+      <w:pPr>
+        <w:rPr>
+          <w:b/>
+          <w:bCs/>
+        </w:rPr>
+      </w:pPr>
+      <w:r>
+        <w:rPr>
+          <w:b/>
+          <w:bCs/>
+        </w:rPr>
+        <w:t>Advantages of OOP</w:t>
+      </w:r>
+    </w:p>
+    <w:p>
+      <w:pPr>
+        <w:numPr>
+          <w:ilvl w:val="0"/>
+          <w:numId w:val="3"/>
+        </w:numPr>
+      </w:pPr>
+      <w:r>
+        <w:t xml:space="preserve">Improves code organization. </w:t>
+      </w:r>
+    </w:p>
+    <w:p>
+      <w:pPr>
+        <w:numPr>
+          <w:ilvl w:val="0"/>
+          <w:numId w:val="3"/>
+        </w:numPr>
+      </w:pPr>
+      <w:r>
+        <w:t xml:space="preserve">Encourages code reuse. </w:t>
+      </w:r>
+    </w:p>
+    <w:p>
+      <w:pPr>
+        <w:numPr>
+          <w:ilvl w:val="0"/>
+          <w:numId w:val="3"/>
+        </w:numPr>
+      </w:pPr>
+      <w:r>
+        <w:t xml:space="preserve">Simplifies debugging. </w:t>
+      </w:r>
+    </w:p>
+    <w:p>
+      <w:pPr>
+        <w:numPr>
+          <w:ilvl w:val="0"/>
+          <w:numId w:val="3"/>
+        </w:numPr>
+      </w:pPr>
+      <w:r>
+        <w:t xml:space="preserve">Makes software easier to maintain. </w:t>
+      </w:r>
+    </w:p>
+    <w:p>
+      <w:pPr>
+        <w:numPr>
+          <w:ilvl w:val="0"/>
+          <w:numId w:val="3"/>
+        </w:numPr>
+      </w:pPr>
+      <w:r>
+        <w:lastRenderedPageBreak/>
+        <w:t xml:space="preserve">Reduces code duplication. </w:t>
+      </w:r>
+    </w:p>
+    <w:p>
+      <w:pPr>
+        <w:numPr>
+          <w:ilvl w:val="0"/>
+          <w:numId w:val="3"/>
+        </w:numPr>
+      </w:pPr>
+      <w:r>
+        <w:t xml:space="preserve">Protects data through encapsulation. </w:t>
+      </w:r>
+    </w:p>
+    <w:p>
+      <w:pPr>
+        <w:numPr>
+          <w:ilvl w:val="0"/>
+          <w:numId w:val="3"/>
+        </w:numPr>
+      </w:pPr>
+      <w:r>
+        <w:t xml:space="preserve">Makes teamwork easier because classes are modular. </w:t>
+      </w:r>
+    </w:p>
+    <w:p>
+      <w:pPr>
+        <w:numPr>
+          <w:ilvl w:val="0"/>
+          <w:numId w:val="3"/>
+        </w:numPr>
+      </w:pPr>
+      <w:r>
+        <w:t xml:space="preserve">Suitable for large-scale applications. </w:t>
+      </w:r>
+    </w:p>
+    <w:p/>
+    <w:p>
+      <w:pPr>
+        <w:rPr>
+          <w:b/>
+          <w:bCs/>
+          <w:u w:val="single"/>
+        </w:rPr>
+      </w:pPr>
+      <w:r>
+        <w:rPr>
+          <w:b/>
+          <w:bCs/>
+          <w:u w:val="single"/>
+        </w:rPr>
+        <w:t>Classes</w:t>
+      </w:r>
+    </w:p>
+    <w:p>
+      <w:r>
+        <w:t xml:space="preserve">A </w:t>
+      </w:r>
+      <w:r>
+        <w:rPr>
+          <w:b/>
+          <w:bCs/>
+        </w:rPr>
+        <w:t>class</w:t>
+      </w:r>
+      <w:r>
+        <w:t xml:space="preserve"> is a blueprint or template used to create objects. It defines the properties (fields) and </w:t>
+      </w:r>
+      <w:r>
+        <w:t>behaviours</w:t>
+      </w:r>
+      <w:r>
+        <w:t xml:space="preserve"> (methods) that objects created from the class will have.</w:t>
+      </w:r>
+    </w:p>
+    <w:p>
+      <w:r>
+        <w:rPr>
+          <w:b/>
+          <w:bCs/>
+        </w:rPr>
+        <w:t>Identifying Classes</w:t>
+      </w:r>
+      <w:r>
+        <w:rPr>
+          <w:b/>
+          <w:bCs/>
+        </w:rPr>
+        <w:t xml:space="preserve">: </w:t>
+      </w:r>
+      <w:r>
+        <w:t>A simple rule for identifying classes is:</w:t>
+      </w:r>
+    </w:p>
+    <w:p>
+      <w:pPr>
+        <w:rPr>
+          <w:i/>
+          <w:iCs/>
+          <w:u w:val="single"/>
+        </w:rPr>
+      </w:pPr>
+      <w:r>
+        <w:rPr>
+          <w:i/>
+          <w:iCs/>
+          <w:u w:val="single"/>
+        </w:rPr>
+        <w:t xml:space="preserve">Nouns </w:t>
+      </w:r>
+      <w:r>
+        <w:rPr>
+          <w:i/>
+          <w:iCs/>
+          <w:u w:val="single"/>
+        </w:rPr>
+        <w:t>(are)</w:t>
+      </w:r>
+      <w:r>
+        <w:rPr>
+          <w:i/>
+          <w:iCs/>
+          <w:u w:val="single"/>
+        </w:rPr>
+        <w:t xml:space="preserve"> Classes</w:t>
+      </w:r>
+      <w:r>
+        <w:rPr>
+          <w:i/>
+          <w:iCs/>
+          <w:u w:val="single"/>
+        </w:rPr>
+        <w:t xml:space="preserve"> like </w:t>
+      </w:r>
+      <w:r>
+        <w:rPr>
+          <w:i/>
+          <w:iCs/>
+          <w:u w:val="single"/>
+        </w:rPr>
+        <w:t>Student</w:t>
+      </w:r>
+      <w:r>
+        <w:rPr>
+          <w:i/>
+          <w:iCs/>
+          <w:u w:val="single"/>
+        </w:rPr>
+        <w:t xml:space="preserve">, </w:t>
+      </w:r>
+      <w:r>
+        <w:rPr>
+          <w:i/>
+          <w:iCs/>
+          <w:u w:val="single"/>
+        </w:rPr>
+        <w:t>Teacher</w:t>
+      </w:r>
+      <w:r>
+        <w:rPr>
+          <w:i/>
+          <w:iCs/>
+          <w:u w:val="single"/>
+        </w:rPr>
+        <w:t xml:space="preserve"> or </w:t>
+      </w:r>
+      <w:r>
+        <w:rPr>
+          <w:i/>
+          <w:iCs/>
+          <w:u w:val="single"/>
+        </w:rPr>
+        <w:t>Book</w:t>
+      </w:r>
+    </w:p>
+    <w:p>
+      <w:pPr>
+        <w:rPr>
+          <w:i/>
+          <w:iCs/>
+          <w:u w:val="single"/>
+        </w:rPr>
+      </w:pPr>
+      <w:r>
+        <w:rPr>
+          <w:i/>
+          <w:iCs/>
+          <w:u w:val="single"/>
+        </w:rPr>
+        <w:t xml:space="preserve">Verbs </w:t>
+      </w:r>
+      <w:r>
+        <w:rPr>
+          <w:i/>
+          <w:iCs/>
+          <w:u w:val="single"/>
+        </w:rPr>
+        <w:t>(are)</w:t>
+      </w:r>
+      <w:r>
+        <w:rPr>
+          <w:i/>
+          <w:iCs/>
+          <w:u w:val="single"/>
+        </w:rPr>
+        <w:t xml:space="preserve"> Methods</w:t>
+      </w:r>
+      <w:r>
+        <w:rPr>
+          <w:i/>
+          <w:iCs/>
+          <w:u w:val="single"/>
+        </w:rPr>
+        <w:t xml:space="preserve"> like </w:t>
+      </w:r>
+      <w:r>
+        <w:rPr>
+          <w:i/>
+          <w:iCs/>
+          <w:u w:val="single"/>
+        </w:rPr>
+        <w:t>Add</w:t>
+      </w:r>
+      <w:r>
+        <w:rPr>
+          <w:i/>
+          <w:iCs/>
+          <w:u w:val="single"/>
+        </w:rPr>
+        <w:t xml:space="preserve">, </w:t>
+      </w:r>
+      <w:r>
+        <w:rPr>
+          <w:i/>
+          <w:iCs/>
+          <w:u w:val="single"/>
+        </w:rPr>
+        <w:t>Delete</w:t>
+      </w:r>
+      <w:r>
+        <w:rPr>
+          <w:i/>
+          <w:iCs/>
+          <w:u w:val="single"/>
+        </w:rPr>
+        <w:t xml:space="preserve"> </w:t>
+      </w:r>
+      <w:r>
+        <w:rPr>
+          <w:i/>
+          <w:iCs/>
+          <w:u w:val="single"/>
+        </w:rPr>
+        <w:t>or Pay</w:t>
+      </w:r>
+      <w:r>
+        <w:rPr>
+          <w:i/>
+          <w:iCs/>
+          <w:u w:val="single"/>
+        </w:rPr>
+        <w:t xml:space="preserve"> </w:t>
+      </w:r>
+    </w:p>
+    <w:p>
+      <w:pPr>
+        <w:jc w:val="center"/>
+      </w:pPr>
+      <w:r>
+        <w:rPr>
+          <w:noProof/>
+        </w:rPr>
+        <w:drawing>
+          <wp:inline distT="0" distB="0" distL="0" distR="0" wp14:anchorId="69148C4F" wp14:editId="5457A125">
+            <wp:extent cx="5962650" cy="2295525"/>
+            <wp:effectExtent l="0" t="0" r="0" b="9525"/>
+            <wp:docPr id="927340338" name="Picture 1"/>
+            <wp:cNvGraphicFramePr>
+              <a:graphicFrameLocks xmlns:a="http://schemas.openxmlformats.org/drawingml/2006/main" noChangeAspect="1"/>
+            </wp:cNvGraphicFramePr>
+            <a:graphic xmlns:a="http://schemas.openxmlformats.org/drawingml/2006/main">
+              <a:graphicData uri="http://schemas.openxmlformats.org/drawingml/2006/picture">
+                <pic:pic xmlns:pic="http://schemas.openxmlformats.org/drawingml/2006/picture">
+                  <pic:nvPicPr>
+                    <pic:cNvPr id="927340338" name=""/>
+                    <pic:cNvPicPr/>
+                  </pic:nvPicPr>
+                  <pic:blipFill>
+                    <a:blip r:embed="rId5"/>
+                    <a:stretch>
+                      <a:fillRect/>
+                    </a:stretch>
+                  </pic:blipFill>
+                  <pic:spPr>
+                    <a:xfrm>
+                      <a:off x="0" y="0"/>
+                      <a:ext cx="5962650" cy="2295525"/>
+                    </a:xfrm>
+                    <a:prstGeom prst="rect">
+                      <a:avLst/>
+                    </a:prstGeom>
+                  </pic:spPr>
+                </pic:pic>
+              </a:graphicData>
+            </a:graphic>
+          </wp:inline>
+        </w:drawing>
+      </w:r>
+    </w:p>
+    <w:p>
+      <w:pPr>
+        <w:rPr>
+          <w:b/>
+          <w:bCs/>
+        </w:rPr>
+      </w:pPr>
+      <w:r>
+        <w:rPr>
+          <w:b/>
+          <w:bCs/>
+        </w:rPr>
+        <w:t>Relationships Between Classes</w:t>
+      </w:r>
+    </w:p>
+    <w:p>
+      <w:r>
+        <w:rPr>
+          <w:b/>
+          <w:bCs/>
+          <w:u w:val="single"/>
+        </w:rPr>
+        <w:t>Dependency ("Uses-a")</w:t>
+      </w:r>
+      <w:r>
+        <w:rPr>
+          <w:b/>
+          <w:bCs/>
+          <w:u w:val="single"/>
+        </w:rPr>
+        <w:t>:</w:t>
+      </w:r>
+      <w:r>
+        <w:t xml:space="preserve"> </w:t>
+      </w:r>
+      <w:r>
+        <w:t>One class depends on another if it uses its objects.</w:t>
+      </w:r>
+      <w:r>
+        <w:t xml:space="preserve"> For example, </w:t>
+      </w:r>
+      <w:r>
+        <w:t>The Order class uses the Payment class to complete transactions.</w:t>
+      </w:r>
+      <w:r>
+        <w:t xml:space="preserve"> It is </w:t>
+      </w:r>
+      <w:r>
+        <w:t>Temporary relationship</w:t>
+      </w:r>
+      <w:r>
+        <w:t xml:space="preserve">, </w:t>
+      </w:r>
+      <w:r>
+        <w:t>Loose coupling</w:t>
+      </w:r>
+      <w:r>
+        <w:t xml:space="preserve"> and </w:t>
+      </w:r>
+      <w:r>
+        <w:t>One class calls another</w:t>
+      </w:r>
+      <w:r>
+        <w:t>.</w:t>
+      </w:r>
+    </w:p>
+    <w:p/>
+    <w:p>
+      <w:r>
+        <w:rPr>
+          <w:b/>
+          <w:bCs/>
+          <w:u w:val="single"/>
+        </w:rPr>
+        <w:t>Aggregation ("Has-a")</w:t>
+      </w:r>
+      <w:r>
+        <w:rPr>
+          <w:b/>
+          <w:bCs/>
+          <w:u w:val="single"/>
+        </w:rPr>
+        <w:t>:</w:t>
+      </w:r>
+      <w:r>
+        <w:t xml:space="preserve"> </w:t>
+      </w:r>
+      <w:r>
+        <w:t>Aggregation means one object contains another object.</w:t>
+      </w:r>
+      <w:r>
+        <w:t xml:space="preserve"> For example, the </w:t>
+      </w:r>
+      <w:r>
+        <w:t>Department</w:t>
+      </w:r>
+      <w:r>
+        <w:t xml:space="preserve"> </w:t>
+      </w:r>
+      <w:r>
+        <w:t>contains</w:t>
+      </w:r>
+      <w:r>
+        <w:t xml:space="preserve"> </w:t>
+      </w:r>
+      <w:r>
+        <w:t>Employees</w:t>
+      </w:r>
+      <w:r>
+        <w:t xml:space="preserve"> </w:t>
+      </w:r>
+    </w:p>
+    <w:p/>
+    <w:p>
+      <w:r>
+        <w:rPr>
+          <w:b/>
+          <w:bCs/>
+          <w:u w:val="single"/>
+        </w:rPr>
+        <w:t>Inheritance ("Is-a")</w:t>
+      </w:r>
+      <w:r>
+        <w:rPr>
+          <w:b/>
+          <w:bCs/>
+          <w:u w:val="single"/>
+        </w:rPr>
+        <w:t>:</w:t>
+      </w:r>
+      <w:r>
+        <w:t xml:space="preserve">  </w:t>
+      </w:r>
+      <w:r>
+        <w:t xml:space="preserve">It is a mechanism that allows a new class (called the child class or subclass) to acquire the properties (fields) and </w:t>
+      </w:r>
+      <w:r>
+        <w:t>behaviours</w:t>
+      </w:r>
+      <w:r>
+        <w:t xml:space="preserve"> (methods) of an existing class (called the parent class or superclass).</w:t>
+      </w:r>
+      <w:r>
+        <w:t xml:space="preserve"> For </w:t>
+      </w:r>
+      <w:r>
+        <w:t>example,</w:t>
+      </w:r>
+      <w:r>
+        <w:t xml:space="preserve"> </w:t>
+      </w:r>
+      <w:r>
+        <w:t>Dog inherits Animal's features and adds its own.</w:t>
+      </w:r>
+    </w:p>
+    <w:p/>
+    <w:p>
+      <w:pPr>
+        <w:rPr>
+          <w:b/>
+          <w:bCs/>
+          <w:u w:val="single"/>
+        </w:rPr>
+      </w:pPr>
+      <w:r>
+        <w:rPr>
+          <w:b/>
+          <w:bCs/>
+          <w:u w:val="single"/>
+        </w:rPr>
+        <w:t>Objects</w:t>
+      </w:r>
+    </w:p>
+    <w:p>
+      <w:r>
+        <w:t xml:space="preserve">An </w:t>
+      </w:r>
+      <w:r>
+        <w:rPr>
+          <w:b/>
+          <w:bCs/>
+        </w:rPr>
+        <w:t>object</w:t>
+      </w:r>
+      <w:r>
+        <w:t xml:space="preserve"> is an instance of a class.</w:t>
+      </w:r>
+      <w:r>
+        <w:t xml:space="preserve"> </w:t>
+      </w:r>
+      <w:r>
+        <w:t>It contains:</w:t>
+      </w:r>
+      <w:r>
+        <w:t xml:space="preserve"> </w:t>
+      </w:r>
+      <w:r>
+        <w:t>Data (state)</w:t>
+      </w:r>
+      <w:r>
+        <w:t xml:space="preserve">, </w:t>
+      </w:r>
+      <w:r>
+        <w:t>Methods (</w:t>
+      </w:r>
+      <w:r>
+        <w:t>behaviour</w:t>
+      </w:r>
+      <w:r>
+        <w:t>)</w:t>
+      </w:r>
+      <w:r>
+        <w:t xml:space="preserve"> and </w:t>
+      </w:r>
+      <w:r>
+        <w:t>Identity</w:t>
+      </w:r>
+    </w:p>
+    <w:p>
+      <w:r>
+        <w:t>Every object has three important characteristics</w:t>
+      </w:r>
+      <w:r>
+        <w:t>:</w:t>
+      </w:r>
+    </w:p>
+    <w:p>
+      <w:r>
+        <w:rPr>
+          <w:b/>
+          <w:bCs/>
+        </w:rPr>
+        <w:t>State:</w:t>
+      </w:r>
+      <w:r>
+        <w:t xml:space="preserve"> </w:t>
+      </w:r>
+      <w:r>
+        <w:t xml:space="preserve">The </w:t>
+      </w:r>
+      <w:r>
+        <w:rPr>
+          <w:b/>
+          <w:bCs/>
+        </w:rPr>
+        <w:t>state</w:t>
+      </w:r>
+      <w:r>
+        <w:t xml:space="preserve"> of an object represents the current values of its attributes.</w:t>
+      </w:r>
+    </w:p>
+    <w:p>
+      <w:r>
+        <w:rPr>
+          <w:b/>
+          <w:bCs/>
+        </w:rPr>
+        <w:t>Behaviour:</w:t>
+      </w:r>
+      <w:r>
+        <w:t xml:space="preserve"> </w:t>
+      </w:r>
+      <w:r>
+        <w:t>Behaviour</w:t>
+      </w:r>
+      <w:r>
+        <w:t xml:space="preserve"> describes what an object can do</w:t>
+      </w:r>
+      <w:r>
+        <w:t xml:space="preserve"> and they are </w:t>
+      </w:r>
+      <w:r>
+        <w:t>represented by methods.</w:t>
+      </w:r>
+    </w:p>
+    <w:p>
+      <w:r>
+        <w:rPr>
+          <w:b/>
+          <w:bCs/>
+        </w:rPr>
+        <w:lastRenderedPageBreak/>
+        <w:t>Identity</w:t>
+      </w:r>
+      <w:r>
+        <w:rPr>
+          <w:b/>
+          <w:bCs/>
+        </w:rPr>
+        <w:t>:</w:t>
+      </w:r>
+      <w:r>
+        <w:t xml:space="preserve"> </w:t>
+      </w:r>
+      <w:r>
+        <w:t>Identity makes one object different from another even if both have the same state.</w:t>
+      </w:r>
+      <w:r>
+        <w:t xml:space="preserve"> For </w:t>
+      </w:r>
+      <w:r>
+        <w:t>Example</w:t>
+      </w:r>
+      <w:r>
+        <w:t xml:space="preserve">, </w:t>
+      </w:r>
+      <w:r>
+        <w:t>two</w:t>
+      </w:r>
+      <w:r>
+        <w:t xml:space="preserve"> students may have</w:t>
+      </w:r>
+      <w:r>
+        <w:t xml:space="preserve"> </w:t>
+      </w:r>
+      <w:r>
+        <w:rPr>
+          <w:u w:val="single"/>
+        </w:rPr>
+        <w:t>Same name</w:t>
+      </w:r>
+      <w:r>
+        <w:rPr>
+          <w:u w:val="single"/>
+        </w:rPr>
+        <w:t xml:space="preserve"> </w:t>
+      </w:r>
+      <w:r>
+        <w:t xml:space="preserve">and </w:t>
+      </w:r>
+      <w:r>
+        <w:rPr>
+          <w:u w:val="single"/>
+        </w:rPr>
+        <w:t xml:space="preserve">Same </w:t>
+      </w:r>
+      <w:r>
+        <w:rPr>
+          <w:u w:val="single"/>
+        </w:rPr>
+        <w:t>age</w:t>
+      </w:r>
+      <w:r>
+        <w:rPr>
+          <w:u w:val="single"/>
+        </w:rPr>
+        <w:t xml:space="preserve"> </w:t>
+      </w:r>
+      <w:r>
+        <w:rPr>
+          <w:u w:val="single"/>
+        </w:rPr>
+        <w:t>but</w:t>
+      </w:r>
+      <w:r>
+        <w:rPr>
+          <w:u w:val="single"/>
+        </w:rPr>
+        <w:t xml:space="preserve"> </w:t>
+      </w:r>
+      <w:r>
+        <w:t>they are still different students because each has a unique identity (such as a student ID).</w:t>
+      </w:r>
+    </w:p>
+    <w:p>
+      <w:pPr>
+        <w:rPr>
+          <w:b/>
+          <w:bCs/>
+        </w:rPr>
+      </w:pPr>
+      <w:r>
+        <w:rPr>
+          <w:b/>
+          <w:bCs/>
+        </w:rPr>
+        <w:t>key concept in</w:t>
+      </w:r>
+      <w:r>
+        <w:rPr>
+          <w:b/>
+          <w:bCs/>
+        </w:rPr>
+        <w:t xml:space="preserve"> </w:t>
+      </w:r>
+      <w:r>
+        <w:rPr>
+          <w:b/>
+          <w:bCs/>
+        </w:rPr>
+        <w:t xml:space="preserve">working with </w:t>
+      </w:r>
+      <w:r>
+        <w:rPr>
+          <w:b/>
+          <w:bCs/>
+        </w:rPr>
+        <w:t>objects</w:t>
+      </w:r>
+      <w:r>
+        <w:rPr>
+          <w:b/>
+          <w:bCs/>
+        </w:rPr>
+        <w:t xml:space="preserve">: is </w:t>
+      </w:r>
+      <w:r>
+        <w:rPr>
+          <w:b/>
+          <w:bCs/>
+        </w:rPr>
+        <w:t>Encapsulation</w:t>
+      </w:r>
+    </w:p>
+    <w:p>
+      <w:r>
+        <w:rPr>
+          <w:b/>
+          <w:bCs/>
+        </w:rPr>
+        <w:t>Encapsulation</w:t>
+      </w:r>
+      <w:r>
+        <w:rPr>
+          <w:b/>
+          <w:bCs/>
+        </w:rPr>
+        <w:t xml:space="preserve"> (</w:t>
+      </w:r>
+      <w:r>
+        <w:rPr>
+          <w:b/>
+          <w:bCs/>
+        </w:rPr>
+        <w:t xml:space="preserve">sometimes called </w:t>
+      </w:r>
+      <w:r>
+        <w:rPr>
+          <w:b/>
+          <w:bCs/>
+          <w:i/>
+          <w:iCs/>
+        </w:rPr>
+        <w:t>information hiding</w:t>
+      </w:r>
+      <w:r>
+        <w:rPr>
+          <w:b/>
+          <w:bCs/>
+        </w:rPr>
+        <w:t>)</w:t>
+      </w:r>
+      <w:r>
+        <w:rPr>
+          <w:b/>
+          <w:bCs/>
+        </w:rPr>
+        <w:t xml:space="preserve">: </w:t>
+      </w:r>
+      <w:r>
+        <w:t>is the process of combining data and methods into one unit (a class) while hiding the internal implementation details from outside access. Data is accessed through methods instead of directly.</w:t>
+      </w:r>
+    </w:p>
+    <w:p>
+      <w:r>
+        <w:rPr>
+          <w:b/>
+          <w:bCs/>
+        </w:rPr>
+        <w:t>Information Hiding</w:t>
+      </w:r>
+      <w:r>
+        <w:rPr>
+          <w:b/>
+          <w:bCs/>
+        </w:rPr>
+        <w:t>:</w:t>
+      </w:r>
+      <w:r>
+        <w:t xml:space="preserve"> </w:t>
+      </w:r>
+      <w:r>
+        <w:t>Information hiding means keeping implementation details private and exposing only what users need.</w:t>
+      </w:r>
+    </w:p>
+    <w:p>
+      <w:pPr>
+        <w:rPr>
+          <w:i/>
+          <w:iCs/>
+        </w:rPr>
+      </w:pPr>
+      <w:r>
+        <w:rPr>
+          <w:i/>
+          <w:iCs/>
+        </w:rPr>
+        <w:t xml:space="preserve">Encapsulation bundles </w:t>
+      </w:r>
+      <w:r>
+        <w:rPr>
+          <w:b/>
+          <w:bCs/>
+          <w:i/>
+          <w:iCs/>
+        </w:rPr>
+        <w:t>data and methods together</w:t>
+      </w:r>
+      <w:r>
+        <w:rPr>
+          <w:i/>
+          <w:iCs/>
+        </w:rPr>
+        <w:t xml:space="preserve"> inside a class. Information hiding is the design principle of </w:t>
+      </w:r>
+      <w:r>
+        <w:rPr>
+          <w:b/>
+          <w:bCs/>
+          <w:i/>
+          <w:iCs/>
+        </w:rPr>
+        <w:t>preventing outside code from seeing or modifying implementation details</w:t>
+      </w:r>
+      <w:r>
+        <w:rPr>
+          <w:i/>
+          <w:iCs/>
+        </w:rPr>
+        <w:t>. In other words, encapsulation is often the technique used to achieve information hiding.</w:t>
+      </w:r>
+    </w:p>
+    <w:p>
+      <w:r>
+        <w:rPr>
+          <w:b/>
+          <w:bCs/>
+        </w:rPr>
+        <w:t>Instance Fields</w:t>
+      </w:r>
+      <w:r>
+        <w:rPr>
+          <w:b/>
+          <w:bCs/>
+        </w:rPr>
+        <w:t>:</w:t>
+      </w:r>
+      <w:r>
+        <w:t xml:space="preserve"> </w:t>
+      </w:r>
+      <w:r>
+        <w:t>Instance fields are variables that belong to an object.</w:t>
+      </w:r>
+      <w:r>
+        <w:t xml:space="preserve"> </w:t>
+      </w:r>
+      <w:r>
+        <w:t>so,</w:t>
+      </w:r>
+      <w:r>
+        <w:t xml:space="preserve"> when we say int name or age these are </w:t>
+      </w:r>
+      <w:r>
+        <w:t>instance fields.</w:t>
+      </w:r>
+    </w:p>
+    <w:p>
+      <w:pPr>
+        <w:jc w:val="center"/>
+      </w:pPr>
+      <w:r>
+        <w:rPr>
+          <w:noProof/>
+        </w:rPr>
+        <w:drawing>
+          <wp:inline distT="0" distB="0" distL="0" distR="0" wp14:anchorId="4310AC88" wp14:editId="4B4BAE1B">
+            <wp:extent cx="6457950" cy="2295525"/>
+            <wp:effectExtent l="0" t="0" r="0" b="9525"/>
+            <wp:docPr id="133518283" name="Picture 1"/>
+            <wp:cNvGraphicFramePr>
+              <a:graphicFrameLocks xmlns:a="http://schemas.openxmlformats.org/drawingml/2006/main" noChangeAspect="1"/>
+            </wp:cNvGraphicFramePr>
+            <a:graphic xmlns:a="http://schemas.openxmlformats.org/drawingml/2006/main">
+              <a:graphicData uri="http://schemas.openxmlformats.org/drawingml/2006/picture">
+                <pic:pic xmlns:pic="http://schemas.openxmlformats.org/drawingml/2006/picture">
+                  <pic:nvPicPr>
+                    <pic:cNvPr id="133518283" name=""/>
+                    <pic:cNvPicPr/>
+                  </pic:nvPicPr>
+                  <pic:blipFill>
+                    <a:blip r:embed="rId6"/>
+                    <a:stretch>
+                      <a:fillRect/>
+                    </a:stretch>
+                  </pic:blipFill>
+                  <pic:spPr>
+                    <a:xfrm>
+                      <a:off x="0" y="0"/>
+                      <a:ext cx="6457950" cy="2295525"/>
+                    </a:xfrm>
+                    <a:prstGeom prst="rect">
+                      <a:avLst/>
+                    </a:prstGeom>
+                  </pic:spPr>
+                </pic:pic>
+              </a:graphicData>
+            </a:graphic>
+          </wp:inline>
+        </w:drawing>
+      </w:r>
+    </w:p>
+    <w:p>
+      <w:r>
+        <w:rPr>
+          <w:b/>
+          <w:bCs/>
+        </w:rPr>
+        <w:t>Methods</w:t>
+      </w:r>
+      <w:r>
+        <w:rPr>
+          <w:b/>
+          <w:bCs/>
+        </w:rPr>
+        <w:t xml:space="preserve">: </w:t>
+      </w:r>
+      <w:r>
+        <w:t xml:space="preserve">are functions inside a class that define the </w:t>
+      </w:r>
+      <w:r>
+        <w:t>behaviour</w:t>
+      </w:r>
+      <w:r>
+        <w:t xml:space="preserve"> of objects.</w:t>
+      </w:r>
+    </w:p>
+    <w:p>
+      <w:pPr>
+        <w:jc w:val="center"/>
+      </w:pPr>
+      <w:r>
+        <w:rPr>
+          <w:noProof/>
+        </w:rPr>
+        <w:drawing>
+          <wp:inline distT="0" distB="0" distL="0" distR="0" wp14:anchorId="0F2FF0D9" wp14:editId="3D37806F">
+            <wp:extent cx="6419850" cy="2266950"/>
+            <wp:effectExtent l="0" t="0" r="0" b="0"/>
+            <wp:docPr id="634312896" name="Picture 1"/>
+            <wp:cNvGraphicFramePr>
+              <a:graphicFrameLocks xmlns:a="http://schemas.openxmlformats.org/drawingml/2006/main" noChangeAspect="1"/>
+            </wp:cNvGraphicFramePr>
+            <a:graphic xmlns:a="http://schemas.openxmlformats.org/drawingml/2006/main">
+              <a:graphicData uri="http://schemas.openxmlformats.org/drawingml/2006/picture">
+                <pic:pic xmlns:pic="http://schemas.openxmlformats.org/drawingml/2006/picture">
+                  <pic:nvPicPr>
+                    <pic:cNvPr id="634312896" name=""/>
+                    <pic:cNvPicPr/>
+                  </pic:nvPicPr>
+                  <pic:blipFill>
+                    <a:blip r:embed="rId7"/>
+                    <a:stretch>
+                      <a:fillRect/>
+                    </a:stretch>
+                  </pic:blipFill>
+                  <pic:spPr>
+                    <a:xfrm>
+                      <a:off x="0" y="0"/>
+                      <a:ext cx="6419850" cy="2266950"/>
+                    </a:xfrm>
+                    <a:prstGeom prst="rect">
+                      <a:avLst/>
+                    </a:prstGeom>
+                  </pic:spPr>
+                </pic:pic>
+              </a:graphicData>
+            </a:graphic>
+          </wp:inline>
+        </w:drawing>
+      </w:r>
+    </w:p>
+    <w:p>
+      <w:pPr>
+        <w:rPr>
+          <w:b/>
+          <w:bCs/>
+        </w:rPr>
+      </w:pPr>
+      <w:r>
+        <w:t xml:space="preserve">An </w:t>
+      </w:r>
+      <w:r>
+        <w:rPr>
+          <w:b/>
+          <w:bCs/>
+        </w:rPr>
+        <w:t>instance</w:t>
+      </w:r>
+      <w:r>
+        <w:t xml:space="preserve"> is another name for an object created from a class.</w:t>
+      </w:r>
+      <w:r>
+        <w:t xml:space="preserve"> </w:t>
+      </w:r>
+      <w:r>
+        <w:rPr>
+          <w:lang w:val="en-US"/>
+        </w:rPr>
+        <w:t xml:space="preserve">so, keep in mind when you declare a class which is a description of your object then create an object by typing </w:t>
+      </w:r>
+      <w:r>
+        <w:rPr>
+          <w:b/>
+          <w:bCs/>
+        </w:rPr>
+        <w:t xml:space="preserve">Student s1 = new </w:t>
+      </w:r>
+      <w:r>
+        <w:rPr>
+          <w:b/>
+          <w:bCs/>
+        </w:rPr>
+        <w:t>Student ();</w:t>
+      </w:r>
+      <w:r>
+        <w:rPr>
+          <w:b/>
+          <w:bCs/>
+        </w:rPr>
+        <w:t xml:space="preserve"> </w:t>
+      </w:r>
+      <w:r>
+        <w:t>sl is an</w:t>
+      </w:r>
+      <w:r>
+        <w:rPr>
+          <w:b/>
+          <w:bCs/>
+        </w:rPr>
+        <w:t xml:space="preserve"> object</w:t>
+      </w:r>
+      <w:r>
+        <w:t xml:space="preserve"> or </w:t>
+      </w:r>
+      <w:r>
+        <w:rPr>
+          <w:b/>
+          <w:bCs/>
+        </w:rPr>
+        <w:t>instance</w:t>
+      </w:r>
+    </w:p>
+    <w:p>
+      <w:pPr>
+        <w:rPr>
+          <w:lang w:val="en-US" w:bidi="ar-DZ"/>
+        </w:rPr>
+      </w:pPr>
+      <w:r>
+        <w:rPr>
+          <w:noProof/>
+        </w:rPr>
+        <w:drawing>
+          <wp:inline distT="0" distB="0" distL="0" distR="0" wp14:anchorId="49AAB218" wp14:editId="491DEBBF">
+            <wp:extent cx="6553200" cy="714375"/>
+            <wp:effectExtent l="0" t="0" r="0" b="9525"/>
+            <wp:docPr id="532229179" name="Picture 1"/>
+            <wp:cNvGraphicFramePr>
+              <a:graphicFrameLocks xmlns:a="http://schemas.openxmlformats.org/drawingml/2006/main" noChangeAspect="1"/>
+            </wp:cNvGraphicFramePr>
+            <a:graphic xmlns:a="http://schemas.openxmlformats.org/drawingml/2006/main">
+              <a:graphicData uri="http://schemas.openxmlformats.org/drawingml/2006/picture">
+                <pic:pic xmlns:pic="http://schemas.openxmlformats.org/drawingml/2006/picture">
+                  <pic:nvPicPr>
+                    <pic:cNvPr id="532229179" name=""/>
+                    <pic:cNvPicPr/>
+                  </pic:nvPicPr>
+                  <pic:blipFill>
+                    <a:blip r:embed="rId8"/>
+                    <a:stretch>
+                      <a:fillRect/>
+                    </a:stretch>
+                  </pic:blipFill>
+                  <pic:spPr>
+                    <a:xfrm>
+                      <a:off x="0" y="0"/>
+                      <a:ext cx="6553200" cy="714375"/>
+                    </a:xfrm>
+                    <a:prstGeom prst="rect">
+                      <a:avLst/>
+                    </a:prstGeom>
+                  </pic:spPr>
+                </pic:pic>
+              </a:graphicData>
+            </a:graphic>
+          </wp:inline>
+        </w:drawing>
+      </w:r>
+    </w:p>
+    <w:p>
+      <w:pPr>
+        <w:rPr>
+          <w:lang w:val="en-US" w:bidi="ar-DZ"/>
+        </w:rPr>
+      </w:pPr>
+    </w:p>
+    <w:p>
+      <w:pPr>
+        <w:rPr>
+          <w:b/>
+          <w:bCs/>
+        </w:rPr>
+      </w:pPr>
+      <w:r>
+        <w:rPr>
+          <w:b/>
+          <w:bCs/>
+        </w:rPr>
+        <w:lastRenderedPageBreak/>
+        <w:t xml:space="preserve">Example: </w:t>
+      </w:r>
+    </w:p>
+    <w:p>
+      <w:r>
+        <w:t>A large hospital currently manages patient information, doctor schedules, appointments, medical records, billing, prescriptions, laboratory tests, and admissions using multiple disconnected systems and manual paperwork. This causes appointment conflicts, duplicate patient records, delays in accessing medical histories, billing errors, and poor communication between departments. The hospital requires an integrated Healthcare Management System that securely stores patient information, allows online appointment scheduling, manages doctor availability, records diagnoses and treatments, generates prescriptions, processes laboratory requests and results, manages hospital admissions, and handles billing and payments. The system should ensure that authorized healthcare staff can efficiently access accurate information while maintaining patient privacy and improving the quality of healthcare services.</w:t>
+      </w:r>
+    </w:p>
+    <w:p>
+      <w:pPr>
+        <w:rPr>
+          <w:b/>
+          <w:bCs/>
+          <w:u w:val="single"/>
+        </w:rPr>
+      </w:pPr>
+      <w:r>
+        <w:rPr>
+          <w:b/>
+          <w:bCs/>
+          <w:u w:val="single"/>
+        </w:rPr>
+        <w:t>Step 1: Identify the Classes</w:t>
+      </w:r>
+    </w:p>
+    <w:p>
+      <w:r>
+        <w:t>From the problem statement, the two main nouns are:</w:t>
+      </w:r>
+    </w:p>
+    <w:p>
+      <w:pPr>
+        <w:numPr>
+          <w:ilvl w:val="0"/>
+          <w:numId w:val="4"/>
+        </w:numPr>
+        <w:rPr>
+          <w:b/>
+          <w:bCs/>
+        </w:rPr>
+      </w:pPr>
+      <w:r>
+        <w:rPr>
+          <w:b/>
+          <w:bCs/>
+        </w:rPr>
+        <w:t xml:space="preserve">Patient </w:t>
+      </w:r>
+    </w:p>
+    <w:p>
+      <w:pPr>
+        <w:numPr>
+          <w:ilvl w:val="0"/>
+          <w:numId w:val="4"/>
+        </w:numPr>
+        <w:rPr>
+          <w:b/>
+          <w:bCs/>
+        </w:rPr>
+      </w:pPr>
+      <w:r>
+        <w:rPr>
+          <w:b/>
+          <w:bCs/>
+        </w:rPr>
+        <w:t xml:space="preserve">Doctor </w:t>
+      </w:r>
+    </w:p>
+    <w:p>
+      <w:r>
+        <w:t>These become the two primary classes in our healthcare system.</w:t>
+      </w:r>
+    </w:p>
+    <w:p/>
+    <w:p>
+      <w:pPr>
+        <w:rPr>
+          <w:b/>
+          <w:bCs/>
+          <w:u w:val="single"/>
+        </w:rPr>
+      </w:pPr>
+      <w:r>
+        <w:rPr>
+          <w:b/>
+          <w:bCs/>
+          <w:u w:val="single"/>
+        </w:rPr>
+        <w:t>Step 2: Identify the Responsibilities</w:t>
+      </w:r>
+    </w:p>
+    <w:p>
+      <w:pPr>
+        <w:rPr>
+          <w:b/>
+          <w:bCs/>
+        </w:rPr>
+      </w:pPr>
+      <w:r>
+        <w:rPr>
+          <w:b/>
+          <w:bCs/>
+        </w:rPr>
+        <w:t>Patient Class</w:t>
+      </w:r>
+    </w:p>
+    <w:p>
+      <w:r>
+        <w:t xml:space="preserve">The </w:t>
+      </w:r>
+      <w:r>
+        <w:rPr>
+          <w:b/>
+          <w:bCs/>
+        </w:rPr>
+        <w:t>Patient</w:t>
+      </w:r>
+      <w:r>
+        <w:t xml:space="preserve"> class represents a person receiving medical care.</w:t>
+      </w:r>
+    </w:p>
+    <w:p>
+      <w:pPr>
+        <w:rPr>
+          <w:b/>
+          <w:bCs/>
+        </w:rPr>
+      </w:pPr>
+      <w:r>
+        <w:rPr>
+          <w:b/>
+          <w:bCs/>
+        </w:rPr>
+        <w:t>Attributes (Data)</w:t>
+      </w:r>
+    </w:p>
+    <w:p>
+      <w:pPr>
+        <w:numPr>
+          <w:ilvl w:val="0"/>
+          <w:numId w:val="5"/>
+        </w:numPr>
+      </w:pPr>
+      <w:r>
+        <w:t xml:space="preserve">Patient ID </w:t>
+      </w:r>
+    </w:p>
+    <w:p>
+      <w:pPr>
+        <w:numPr>
+          <w:ilvl w:val="0"/>
+          <w:numId w:val="5"/>
+        </w:numPr>
+      </w:pPr>
+      <w:r>
+        <w:t xml:space="preserve">Name </w:t>
+      </w:r>
+    </w:p>
+    <w:p>
+      <w:pPr>
+        <w:numPr>
+          <w:ilvl w:val="0"/>
+          <w:numId w:val="5"/>
+        </w:numPr>
+      </w:pPr>
+      <w:r>
+        <w:t xml:space="preserve">Age </w:t>
+      </w:r>
+    </w:p>
+    <w:p>
+      <w:pPr>
+        <w:numPr>
+          <w:ilvl w:val="0"/>
+          <w:numId w:val="5"/>
+        </w:numPr>
+      </w:pPr>
+      <w:r>
+        <w:t xml:space="preserve">Gender </w:t>
+      </w:r>
+    </w:p>
+    <w:p>
+      <w:pPr>
+        <w:numPr>
+          <w:ilvl w:val="0"/>
+          <w:numId w:val="5"/>
+        </w:numPr>
+      </w:pPr>
+      <w:r>
+        <w:t xml:space="preserve">Phone Number </w:t>
+      </w:r>
+    </w:p>
+    <w:p>
+      <w:pPr>
+        <w:numPr>
+          <w:ilvl w:val="0"/>
+          <w:numId w:val="5"/>
+        </w:numPr>
+      </w:pPr>
+      <w:r>
+        <w:t xml:space="preserve">Disease/Symptoms </w:t>
+      </w:r>
+    </w:p>
+    <w:p>
+      <w:pPr>
+        <w:rPr>
+          <w:b/>
+          <w:bCs/>
+        </w:rPr>
+      </w:pPr>
+      <w:r>
+        <w:rPr>
+          <w:b/>
+          <w:bCs/>
+        </w:rPr>
+        <w:t>Methods (Behavior)</w:t>
+      </w:r>
+    </w:p>
+    <w:p>
+      <w:pPr>
+        <w:numPr>
+          <w:ilvl w:val="0"/>
+          <w:numId w:val="6"/>
+        </w:numPr>
+      </w:pPr>
+      <w:r>
+        <w:t xml:space="preserve">register() </w:t>
+      </w:r>
+    </w:p>
+    <w:p>
+      <w:pPr>
+        <w:numPr>
+          <w:ilvl w:val="0"/>
+          <w:numId w:val="6"/>
+        </w:numPr>
+      </w:pPr>
+      <w:r>
+        <w:t xml:space="preserve">bookAppointment() </w:t>
+      </w:r>
+    </w:p>
+    <w:p>
+      <w:pPr>
+        <w:numPr>
+          <w:ilvl w:val="0"/>
+          <w:numId w:val="6"/>
+        </w:numPr>
+      </w:pPr>
+      <w:r>
+        <w:t xml:space="preserve">cancelAppointment() </w:t>
+      </w:r>
+    </w:p>
+    <w:p>
+      <w:pPr>
+        <w:numPr>
+          <w:ilvl w:val="0"/>
+          <w:numId w:val="6"/>
+        </w:numPr>
+      </w:pPr>
+      <w:r>
+        <w:t xml:space="preserve">viewDoctor() </w:t>
+      </w:r>
+    </w:p>
+    <w:p>
+      <w:pPr>
+        <w:numPr>
+          <w:ilvl w:val="0"/>
+          <w:numId w:val="6"/>
+        </w:numPr>
+      </w:pPr>
+      <w:r>
+        <w:t>viewPrescription()</w:t>
+      </w:r>
+    </w:p>
+    <w:p>
+      <w:pPr>
+        <w:ind w:left="720"/>
+      </w:pPr>
+    </w:p>
+    <w:p>
+      <w:pPr>
+        <w:ind w:left="720"/>
+      </w:pPr>
+    </w:p>
+    <w:p>
+      <w:pPr>
+        <w:ind w:left="720"/>
+      </w:pPr>
+    </w:p>
+    <w:p>
+      <w:pPr>
+        <w:ind w:left="720"/>
+      </w:pPr>
+    </w:p>
+    <w:p>
+      <w:pPr>
+        <w:ind w:left="720"/>
+      </w:pPr>
+    </w:p>
+    <w:p>
+      <w:pPr>
+        <w:ind w:left="720"/>
+        <w:jc w:val="center"/>
+      </w:pPr>
+      <w:r>
+        <w:rPr>
+          <w:noProof/>
+        </w:rPr>
+        <w:lastRenderedPageBreak/>
+        <w:drawing>
+          <wp:inline distT="0" distB="0" distL="0" distR="0" wp14:anchorId="4ABC2709" wp14:editId="6C58CEED">
+            <wp:extent cx="5477510" cy="4191000"/>
+            <wp:effectExtent l="0" t="0" r="8890" b="0"/>
+            <wp:docPr id="1862350604" name="Picture 1"/>
+            <wp:cNvGraphicFramePr>
+              <a:graphicFrameLocks xmlns:a="http://schemas.openxmlformats.org/drawingml/2006/main" noChangeAspect="1"/>
+            </wp:cNvGraphicFramePr>
+            <a:graphic xmlns:a="http://schemas.openxmlformats.org/drawingml/2006/main">
+              <a:graphicData uri="http://schemas.openxmlformats.org/drawingml/2006/picture">
+                <pic:pic xmlns:pic="http://schemas.openxmlformats.org/drawingml/2006/picture">
+                  <pic:nvPicPr>
+                    <pic:cNvPr id="1862350604" name="Picture 1862350604"/>
+                    <pic:cNvPicPr/>
+                  </pic:nvPicPr>
+                  <pic:blipFill>
+                    <a:blip r:embed="rId9">
+                      <a:extLst>
+                        <a:ext uri="{28A0092B-C50C-407E-A947-70E740481C1C}">
+                          <a14:useLocalDpi xmlns:a14="http://schemas.microsoft.com/office/drawing/2010/main" val="0"/>
+                        </a:ext>
+                      </a:extLst>
+                    </a:blip>
+                    <a:stretch>
+                      <a:fillRect/>
+                    </a:stretch>
+                  </pic:blipFill>
+                  <pic:spPr>
+                    <a:xfrm>
+                      <a:off x="0" y="0"/>
+                      <a:ext cx="5523572" cy="4226243"/>
+                    </a:xfrm>
+                    <a:prstGeom prst="rect">
+                      <a:avLst/>
+                    </a:prstGeom>
+                  </pic:spPr>
+                </pic:pic>
+              </a:graphicData>
+            </a:graphic>
+          </wp:inline>
+        </w:drawing>
+      </w:r>
+    </w:p>
+    <w:p/>
+    <w:p>
+      <w:pPr>
+        <w:jc w:val="center"/>
+      </w:pPr>
+      <w:r>
+        <w:rPr>
+          <w:noProof/>
+        </w:rPr>
+        <w:drawing>
+          <wp:inline distT="0" distB="0" distL="0" distR="0" wp14:anchorId="3C4FAFD4" wp14:editId="28F4D2EF">
+            <wp:extent cx="6661150" cy="2861945"/>
+            <wp:effectExtent l="0" t="0" r="6350" b="0"/>
+            <wp:docPr id="333054399" name="Picture 1"/>
+            <wp:cNvGraphicFramePr>
+              <a:graphicFrameLocks xmlns:a="http://schemas.openxmlformats.org/drawingml/2006/main" noChangeAspect="1"/>
+            </wp:cNvGraphicFramePr>
+            <a:graphic xmlns:a="http://schemas.openxmlformats.org/drawingml/2006/main">
+              <a:graphicData uri="http://schemas.openxmlformats.org/drawingml/2006/picture">
+                <pic:pic xmlns:pic="http://schemas.openxmlformats.org/drawingml/2006/picture">
+                  <pic:nvPicPr>
+                    <pic:cNvPr id="333054399" name=""/>
+                    <pic:cNvPicPr/>
+                  </pic:nvPicPr>
+                  <pic:blipFill>
+                    <a:blip r:embed="rId10"/>
+                    <a:stretch>
+                      <a:fillRect/>
+                    </a:stretch>
+                  </pic:blipFill>
+                  <pic:spPr>
+                    <a:xfrm>
+                      <a:off x="0" y="0"/>
+                      <a:ext cx="6661150" cy="2861945"/>
+                    </a:xfrm>
+                    <a:prstGeom prst="rect">
+                      <a:avLst/>
+                    </a:prstGeom>
+                  </pic:spPr>
+                </pic:pic>
+              </a:graphicData>
+            </a:graphic>
+          </wp:inline>
+        </w:drawing>
+      </w:r>
+    </w:p>
+    <w:p>
+      <w:pPr>
+        <w:rPr>
+          <w:b/>
+          <w:bCs/>
+        </w:rPr>
+      </w:pPr>
+    </w:p>
+    <w:p>
+      <w:pPr>
+        <w:rPr>
+          <w:b/>
+          <w:bCs/>
+        </w:rPr>
+      </w:pPr>
+      <w:r>
+        <w:rPr>
+          <w:b/>
+          <w:bCs/>
+        </w:rPr>
+        <w:t>Doctor Class</w:t>
+      </w:r>
+    </w:p>
+    <w:p>
+      <w:r>
+        <w:t xml:space="preserve">The </w:t>
+      </w:r>
+      <w:r>
+        <w:rPr>
+          <w:b/>
+          <w:bCs/>
+        </w:rPr>
+        <w:t>Doctor</w:t>
+      </w:r>
+      <w:r>
+        <w:t xml:space="preserve"> class represents a healthcare professional who treats patients.</w:t>
+      </w:r>
+    </w:p>
+    <w:p>
+      <w:pPr>
+        <w:rPr>
+          <w:b/>
+          <w:bCs/>
+        </w:rPr>
+      </w:pPr>
+      <w:r>
+        <w:rPr>
+          <w:b/>
+          <w:bCs/>
+        </w:rPr>
+        <w:t>Attributes (Data)</w:t>
+      </w:r>
+    </w:p>
+    <w:p>
+      <w:pPr>
+        <w:numPr>
+          <w:ilvl w:val="0"/>
+          <w:numId w:val="7"/>
+        </w:numPr>
+      </w:pPr>
+      <w:r>
+        <w:t xml:space="preserve">Doctor ID </w:t>
+      </w:r>
+    </w:p>
+    <w:p>
+      <w:pPr>
+        <w:numPr>
+          <w:ilvl w:val="0"/>
+          <w:numId w:val="7"/>
+        </w:numPr>
+      </w:pPr>
+      <w:r>
+        <w:t xml:space="preserve">Name </w:t>
+      </w:r>
+    </w:p>
+    <w:p>
+      <w:pPr>
+        <w:numPr>
+          <w:ilvl w:val="0"/>
+          <w:numId w:val="7"/>
+        </w:numPr>
+      </w:pPr>
+      <w:r>
+        <w:t xml:space="preserve">Specialization </w:t>
+      </w:r>
+    </w:p>
+    <w:p>
+      <w:pPr>
+        <w:numPr>
+          <w:ilvl w:val="0"/>
+          <w:numId w:val="7"/>
+        </w:numPr>
+      </w:pPr>
+      <w:r>
+        <w:t xml:space="preserve">Experience </w:t>
+      </w:r>
+    </w:p>
+    <w:p>
+      <w:pPr>
+        <w:numPr>
+          <w:ilvl w:val="0"/>
+          <w:numId w:val="7"/>
+        </w:numPr>
+      </w:pPr>
+      <w:r>
+        <w:lastRenderedPageBreak/>
+        <w:t xml:space="preserve">Availability </w:t>
+      </w:r>
+    </w:p>
+    <w:p>
+      <w:pPr>
+        <w:rPr>
+          <w:b/>
+          <w:bCs/>
+        </w:rPr>
+      </w:pPr>
+      <w:r>
+        <w:rPr>
+          <w:b/>
+          <w:bCs/>
+        </w:rPr>
+        <w:t>Methods (Behavior)</w:t>
+      </w:r>
+    </w:p>
+    <w:p>
+      <w:pPr>
+        <w:numPr>
+          <w:ilvl w:val="0"/>
+          <w:numId w:val="8"/>
+        </w:numPr>
+      </w:pPr>
+      <w:r>
+        <w:t xml:space="preserve">viewPatient() </w:t>
+      </w:r>
+    </w:p>
+    <w:p>
+      <w:pPr>
+        <w:numPr>
+          <w:ilvl w:val="0"/>
+          <w:numId w:val="8"/>
+        </w:numPr>
+      </w:pPr>
+      <w:r>
+        <w:t xml:space="preserve">diagnosePatient() </w:t>
+      </w:r>
+    </w:p>
+    <w:p>
+      <w:pPr>
+        <w:numPr>
+          <w:ilvl w:val="0"/>
+          <w:numId w:val="8"/>
+        </w:numPr>
+      </w:pPr>
+      <w:r>
+        <w:t xml:space="preserve">prescribeMedicine() </w:t>
+      </w:r>
+    </w:p>
+    <w:p>
+      <w:pPr>
+        <w:numPr>
+          <w:ilvl w:val="0"/>
+          <w:numId w:val="8"/>
+        </w:numPr>
+      </w:pPr>
+      <w:r>
+        <w:t>updateAvailability()</w:t>
+      </w:r>
+    </w:p>
+    <w:p>
+      <w:pPr>
+        <w:ind w:left="360"/>
+        <w:jc w:val="center"/>
+      </w:pPr>
+      <w:r>
+        <w:rPr>
+          <w:noProof/>
+        </w:rPr>
+        <w:drawing>
+          <wp:inline distT="0" distB="0" distL="0" distR="0" wp14:anchorId="6BEB6221" wp14:editId="209C48F2">
+            <wp:extent cx="6115050" cy="3114675"/>
+            <wp:effectExtent l="0" t="0" r="0" b="9525"/>
+            <wp:docPr id="584977040" name="Picture 2"/>
+            <wp:cNvGraphicFramePr>
+              <a:graphicFrameLocks xmlns:a="http://schemas.openxmlformats.org/drawingml/2006/main" noChangeAspect="1"/>
+            </wp:cNvGraphicFramePr>
+            <a:graphic xmlns:a="http://schemas.openxmlformats.org/drawingml/2006/main">
+              <a:graphicData uri="http://schemas.openxmlformats.org/drawingml/2006/picture">
+                <pic:pic xmlns:pic="http://schemas.openxmlformats.org/drawingml/2006/picture">
+                  <pic:nvPicPr>
+                    <pic:cNvPr id="584977040" name="Picture 584977040"/>
+                    <pic:cNvPicPr/>
+                  </pic:nvPicPr>
+                  <pic:blipFill>
+                    <a:blip r:embed="rId11">
+                      <a:extLst>
+                        <a:ext uri="{28A0092B-C50C-407E-A947-70E740481C1C}">
+                          <a14:useLocalDpi xmlns:a14="http://schemas.microsoft.com/office/drawing/2010/main" val="0"/>
+                        </a:ext>
+                      </a:extLst>
+                    </a:blip>
+                    <a:stretch>
+                      <a:fillRect/>
+                    </a:stretch>
+                  </pic:blipFill>
+                  <pic:spPr>
+                    <a:xfrm>
+                      <a:off x="0" y="0"/>
+                      <a:ext cx="6128457" cy="3121504"/>
+                    </a:xfrm>
+                    <a:prstGeom prst="rect">
+                      <a:avLst/>
+                    </a:prstGeom>
+                  </pic:spPr>
+                </pic:pic>
+              </a:graphicData>
+            </a:graphic>
+          </wp:inline>
+        </w:drawing>
+      </w:r>
+    </w:p>
+    <w:p/>
+    <w:p>
+      <w:r>
+        <w:rPr>
+          <w:noProof/>
+        </w:rPr>
+        <w:drawing>
+          <wp:inline distT="0" distB="0" distL="0" distR="0" wp14:anchorId="4AE012D1" wp14:editId="021D7B62">
+            <wp:extent cx="6661150" cy="3148330"/>
+            <wp:effectExtent l="0" t="0" r="6350" b="0"/>
+            <wp:docPr id="66325268" name="Picture 1"/>
+            <wp:cNvGraphicFramePr>
+              <a:graphicFrameLocks xmlns:a="http://schemas.openxmlformats.org/drawingml/2006/main" noChangeAspect="1"/>
+            </wp:cNvGraphicFramePr>
+            <a:graphic xmlns:a="http://schemas.openxmlformats.org/drawingml/2006/main">
+              <a:graphicData uri="http://schemas.openxmlformats.org/drawingml/2006/picture">
+                <pic:pic xmlns:pic="http://schemas.openxmlformats.org/drawingml/2006/picture">
+                  <pic:nvPicPr>
+                    <pic:cNvPr id="66325268" name=""/>
+                    <pic:cNvPicPr/>
+                  </pic:nvPicPr>
+                  <pic:blipFill>
+                    <a:blip r:embed="rId12"/>
+                    <a:stretch>
+                      <a:fillRect/>
+                    </a:stretch>
+                  </pic:blipFill>
+                  <pic:spPr>
+                    <a:xfrm>
+                      <a:off x="0" y="0"/>
+                      <a:ext cx="6661150" cy="3148330"/>
+                    </a:xfrm>
+                    <a:prstGeom prst="rect">
+                      <a:avLst/>
+                    </a:prstGeom>
+                  </pic:spPr>
+                </pic:pic>
+              </a:graphicData>
+            </a:graphic>
+          </wp:inline>
+        </w:drawing>
+      </w:r>
+    </w:p>
+    <w:p/>
+    <w:p/>
+    <w:p/>
+    <w:p/>
+    <w:p/>
+    <w:p/>
+    <w:p>
+      <w:pPr>
+        <w:rPr>
+          <w:b/>
+          <w:bCs/>
+        </w:rPr>
+      </w:pPr>
+      <w:r>
+        <w:rPr>
+          <w:b/>
+          <w:bCs/>
+        </w:rPr>
+        <w:t>Step 3: Relationship Between Classes</w:t>
+      </w:r>
+    </w:p>
+    <w:p>
+      <w:r>
+        <w:t>Association ("Uses-a")</w:t>
+      </w:r>
+    </w:p>
+    <w:p>
+      <w:r>
+        <w:t xml:space="preserve">A Patient consults a </w:t>
+      </w:r>
+      <w:r>
+        <w:t>doctor</w:t>
+      </w:r>
+      <w:r>
+        <w:t xml:space="preserve">, and a </w:t>
+      </w:r>
+      <w:r>
+        <w:t>doctor</w:t>
+      </w:r>
+      <w:r>
+        <w:t xml:space="preserve"> treats many Patients.</w:t>
+      </w:r>
+    </w:p>
+    <w:p>
+      <w:pPr>
+        <w:jc w:val="center"/>
+      </w:pPr>
+      <w:r>
+        <w:rPr>
+          <w:noProof/>
+        </w:rPr>
+        <w:drawing>
+          <wp:inline distT="0" distB="0" distL="0" distR="0" wp14:anchorId="4958A6A8" wp14:editId="52D9B29A">
+            <wp:extent cx="6355080" cy="3171825"/>
+            <wp:effectExtent l="0" t="0" r="7620" b="9525"/>
+            <wp:docPr id="1298885292" name="Picture 3"/>
+            <wp:cNvGraphicFramePr>
+              <a:graphicFrameLocks xmlns:a="http://schemas.openxmlformats.org/drawingml/2006/main" noChangeAspect="1"/>
+            </wp:cNvGraphicFramePr>
+            <a:graphic xmlns:a="http://schemas.openxmlformats.org/drawingml/2006/main">
+              <a:graphicData uri="http://schemas.openxmlformats.org/drawingml/2006/picture">
+                <pic:pic xmlns:pic="http://schemas.openxmlformats.org/drawingml/2006/picture">
+                  <pic:nvPicPr>
+                    <pic:cNvPr id="1298885292" name="Picture 1298885292"/>
+                    <pic:cNvPicPr/>
+                  </pic:nvPicPr>
+                  <pic:blipFill>
+                    <a:blip r:embed="rId13">
+                      <a:extLst>
+                        <a:ext uri="{28A0092B-C50C-407E-A947-70E740481C1C}">
+                          <a14:useLocalDpi xmlns:a14="http://schemas.microsoft.com/office/drawing/2010/main" val="0"/>
+                        </a:ext>
+                      </a:extLst>
+                    </a:blip>
+                    <a:stretch>
+                      <a:fillRect/>
+                    </a:stretch>
+                  </pic:blipFill>
+                  <pic:spPr>
+                    <a:xfrm>
+                      <a:off x="0" y="0"/>
+                      <a:ext cx="6372061" cy="3180300"/>
+                    </a:xfrm>
+                    <a:prstGeom prst="rect">
+                      <a:avLst/>
+                    </a:prstGeom>
+                  </pic:spPr>
+                </pic:pic>
+              </a:graphicData>
+            </a:graphic>
+          </wp:inline>
+        </w:drawing>
+      </w:r>
+    </w:p>
+    <w:p>
+      <w:pPr>
+        <w:rPr>
+          <w:b/>
+          <w:bCs/>
+        </w:rPr>
+      </w:pPr>
+      <w:r>
+        <w:rPr>
+          <w:b/>
+          <w:bCs/>
+        </w:rPr>
+        <w:t>How the Relationship is Represented in the Code</w:t>
+      </w:r>
+    </w:p>
+    <w:p>
+      <w:r>
+        <w:t xml:space="preserve">The </w:t>
+      </w:r>
+      <w:r>
+        <w:rPr>
+          <w:b/>
+          <w:bCs/>
+        </w:rPr>
+        <w:t>association relationship</w:t>
+      </w:r>
+      <w:r>
+        <w:t xml:space="preserve"> between the Patient and Doctor classes is represented by passing a Doctor object as a parameter to the consultDoctor() method and a Patient object as a parameter to the diagnosePatient() method. This allows the two independent objects to communicate by calling each other's methods without either object owning the other. Their interaction is established through method calls and object references, which is a common way to represent an association relationship in object-oriented programming.</w:t>
+      </w:r>
+    </w:p>
+    <w:p>
+      <w:r>
+        <w:rPr>
+          <w:noProof/>
+        </w:rPr>
+        <w:drawing>
+          <wp:inline distT="0" distB="0" distL="0" distR="0" wp14:anchorId="58BC107E" wp14:editId="44442350">
+            <wp:extent cx="6661150" cy="1102995"/>
+            <wp:effectExtent l="0" t="0" r="6350" b="1905"/>
+            <wp:docPr id="1431307498" name="Picture 1"/>
+            <wp:cNvGraphicFramePr>
+              <a:graphicFrameLocks xmlns:a="http://schemas.openxmlformats.org/drawingml/2006/main" noChangeAspect="1"/>
+            </wp:cNvGraphicFramePr>
+            <a:graphic xmlns:a="http://schemas.openxmlformats.org/drawingml/2006/main">
+              <a:graphicData uri="http://schemas.openxmlformats.org/drawingml/2006/picture">
+                <pic:pic xmlns:pic="http://schemas.openxmlformats.org/drawingml/2006/picture">
+                  <pic:nvPicPr>
+                    <pic:cNvPr id="1431307498" name=""/>
+                    <pic:cNvPicPr/>
+                  </pic:nvPicPr>
+                  <pic:blipFill>
+                    <a:blip r:embed="rId14"/>
+                    <a:stretch>
+                      <a:fillRect/>
+                    </a:stretch>
+                  </pic:blipFill>
+                  <pic:spPr>
+                    <a:xfrm>
+                      <a:off x="0" y="0"/>
+                      <a:ext cx="6661150" cy="1102995"/>
+                    </a:xfrm>
+                    <a:prstGeom prst="rect">
+                      <a:avLst/>
+                    </a:prstGeom>
+                  </pic:spPr>
+                </pic:pic>
+              </a:graphicData>
+            </a:graphic>
+          </wp:inline>
+        </w:drawing>
+      </w:r>
+    </w:p>
+    <w:p/>
+    <w:p>
+      <w:r>
+        <w:rPr>
+          <w:noProof/>
+        </w:rPr>
+        <w:drawing>
+          <wp:inline distT="0" distB="0" distL="0" distR="0" wp14:anchorId="6E68CEF3" wp14:editId="0AA64616">
+            <wp:extent cx="6661150" cy="1398270"/>
+            <wp:effectExtent l="0" t="0" r="6350" b="0"/>
+            <wp:docPr id="1652935933" name="Picture 1"/>
+            <wp:cNvGraphicFramePr>
+              <a:graphicFrameLocks xmlns:a="http://schemas.openxmlformats.org/drawingml/2006/main" noChangeAspect="1"/>
+            </wp:cNvGraphicFramePr>
+            <a:graphic xmlns:a="http://schemas.openxmlformats.org/drawingml/2006/main">
+              <a:graphicData uri="http://schemas.openxmlformats.org/drawingml/2006/picture">
+                <pic:pic xmlns:pic="http://schemas.openxmlformats.org/drawingml/2006/picture">
+                  <pic:nvPicPr>
+                    <pic:cNvPr id="1652935933" name=""/>
+                    <pic:cNvPicPr/>
+                  </pic:nvPicPr>
+                  <pic:blipFill>
+                    <a:blip r:embed="rId15"/>
+                    <a:stretch>
+                      <a:fillRect/>
+                    </a:stretch>
+                  </pic:blipFill>
+                  <pic:spPr>
+                    <a:xfrm>
+                      <a:off x="0" y="0"/>
+                      <a:ext cx="6661150" cy="1398270"/>
+                    </a:xfrm>
+                    <a:prstGeom prst="rect">
+                      <a:avLst/>
+                    </a:prstGeom>
+                  </pic:spPr>
+                </pic:pic>
+              </a:graphicData>
+            </a:graphic>
+          </wp:inline>
+        </w:drawing>
+      </w:r>
+    </w:p>
+    <w:p>
+      <w:pPr>
+        <w:jc w:val="center"/>
+      </w:pPr>
+    </w:p>
+    <w:p>
+      <w:pPr>
+        <w:jc w:val="center"/>
+      </w:pPr>
+    </w:p>
+    <w:p>
+      <w:pPr>
+        <w:jc w:val="center"/>
+      </w:pPr>
+    </w:p>
+    <w:p>
+      <w:pPr>
+        <w:jc w:val="center"/>
+      </w:pPr>
+    </w:p>
+    <w:p>
+      <w:r>
+        <w:lastRenderedPageBreak/>
+        <w:t xml:space="preserve">Refrying to this Article ( </w:t>
+      </w:r>
+      <w:hyperlink r:id="rId16" w:history="1">
+        <w:r>
+          <w:rPr>
+            <w:rStyle w:val="Hyperlink"/>
+          </w:rPr>
+          <w:t>https://www.linkedin.com/pulse/understanding-java-virtual-machine-jvm-help-you-build-farazdaq-ahmed-wmiof</w:t>
+        </w:r>
+      </w:hyperlink>
+      <w:r>
+        <w:t xml:space="preserve"> </w:t>
+      </w:r>
+      <w:r>
+        <w:t>)  there is import point to digest.</w:t>
+      </w:r>
+    </w:p>
+    <w:p>
+      <w:pPr>
+        <w:rPr>
+          <w:b/>
+          <w:bCs/>
+        </w:rPr>
+      </w:pPr>
+      <w:r>
+        <w:rPr>
+          <w:b/>
+          <w:bCs/>
+        </w:rPr>
+        <w:t>How the Patient and Doctor Classes Are Processed by the JVM</w:t>
+      </w:r>
+    </w:p>
+    <w:p>
+      <w:r>
+        <w:t>When the healthcare program starts, the JVM loads the Patient, Doctor, and Main classes using the Class Loader. The JVM creates class metadata containing the class structure, including instance fields (patientId, name, age, doctorId, specialization), static fields (if defined), constructors, and methods (bookAppointment(), consultDoctor(), diagnosePatient()). During Verification, the JVM checks that the bytecode is valid and safe. In the Preparation phase, memory is allocated for static fields of the classes and they are initialized with default values (for example, an int static field becomes 0 and a reference field becomes null). During Resolution, the JVM converts symbolic references stored in the class file constant pool into direct references to the actual classes, fields, and methods. For example, the reference to Doctor inside Patient's consultDoctor(Doctor doctor) method is resolved so the JVM knows which Doctor class and diagnosePatient() method should be called. During Initialization, static fields receive their assigned values and static initialization blocks are executed. When objects are created using new Patient() and new Doctor(), their instance fields are allocated separately in the Heap and store object-specific data, while the class methods are stored once in the Method Area and shared by all objects of that class. At runtime, the Patient object communicates with the Doctor object through object references, allowing methods such as consultDoctor() and diagnosePatient() to interact.</w:t>
+      </w:r>
+    </w:p>
+    <w:p>
+      <w:pPr>
+        <w:jc w:val="center"/>
+      </w:pPr>
+      <w:r>
+        <w:rPr>
+          <w:noProof/>
+        </w:rPr>
+        <w:drawing>
+          <wp:inline distT="0" distB="0" distL="0" distR="0" wp14:anchorId="51F1C10F" wp14:editId="13F36BBF">
+            <wp:extent cx="6784975" cy="5436870"/>
+            <wp:effectExtent l="0" t="0" r="0" b="0"/>
+            <wp:docPr id="736893014" name="Picture 4"/>
+            <wp:cNvGraphicFramePr>
+              <a:graphicFrameLocks xmlns:a="http://schemas.openxmlformats.org/drawingml/2006/main" noChangeAspect="1"/>
+            </wp:cNvGraphicFramePr>
+            <a:graphic xmlns:a="http://schemas.openxmlformats.org/drawingml/2006/main">
+              <a:graphicData uri="http://schemas.openxmlformats.org/drawingml/2006/picture">
+                <pic:pic xmlns:pic="http://schemas.openxmlformats.org/drawingml/2006/picture">
+                  <pic:nvPicPr>
+                    <pic:cNvPr id="736893014" name="Picture 736893014"/>
+                    <pic:cNvPicPr/>
+                  </pic:nvPicPr>
+                  <pic:blipFill>
+                    <a:blip r:embed="rId17">
+                      <a:extLst>
+                        <a:ext uri="{28A0092B-C50C-407E-A947-70E740481C1C}">
+                          <a14:useLocalDpi xmlns:a14="http://schemas.microsoft.com/office/drawing/2010/main" val="0"/>
+                        </a:ext>
+                      </a:extLst>
+                    </a:blip>
+                    <a:stretch>
+                      <a:fillRect/>
+                    </a:stretch>
+                  </pic:blipFill>
+                  <pic:spPr>
+                    <a:xfrm>
+                      <a:off x="0" y="0"/>
+                      <a:ext cx="6784975" cy="5436870"/>
+                    </a:xfrm>
+                    <a:prstGeom prst="rect">
+                      <a:avLst/>
+                    </a:prstGeom>
+                  </pic:spPr>
+                </pic:pic>
+              </a:graphicData>
+            </a:graphic>
+          </wp:inline>
+        </w:drawing>
+      </w:r>
+    </w:p>
+    <w:p>
+      <w:pPr>
+        <w:jc w:val="center"/>
+      </w:pPr>
+    </w:p>
+    <w:p>
+      <w:pPr>
+        <w:rPr>
+          <w:b/>
+          <w:bCs/>
+        </w:rPr>
+      </w:pPr>
+      <w:r>
+        <w:rPr>
+          <w:b/>
+          <w:bCs/>
+        </w:rPr>
+        <w:t xml:space="preserve"> </w:t>
+      </w:r>
+    </w:p>
+    <w:p>
+      <w:pPr>
+        <w:rPr>
+          <w:b/>
+          <w:bCs/>
+        </w:rPr>
+      </w:pPr>
+    </w:p>
+    <w:p>
+      <w:pPr>
+        <w:rPr>
+          <w:b/>
+          <w:bCs/>
+        </w:rPr>
+      </w:pPr>
+      <w:r>
+        <w:rPr>
+          <w:b/>
+          <w:bCs/>
+        </w:rPr>
+        <w:lastRenderedPageBreak/>
+        <w:t>4.2 Using Predefined Classes</w:t>
+      </w:r>
+    </w:p>
+    <w:p>
+      <w:r>
+        <w:t xml:space="preserve">Java is built around </w:t>
+      </w:r>
+      <w:r>
+        <w:rPr>
+          <w:b/>
+          <w:bCs/>
+        </w:rPr>
+        <w:t>classes and objects</w:t>
+      </w:r>
+      <w:r>
+        <w:t xml:space="preserve">. Instead of creating every feature from scratch, Java provides thousands of </w:t>
+      </w:r>
+      <w:r>
+        <w:rPr>
+          <w:b/>
+          <w:bCs/>
+        </w:rPr>
+        <w:t>predefined classes</w:t>
+      </w:r>
+      <w:r>
+        <w:t xml:space="preserve"> inside its standard libraries. These classes provide ready-to-use functionality while hiding their internal implementation details through </w:t>
+      </w:r>
+      <w:r>
+        <w:rPr>
+          <w:b/>
+          <w:bCs/>
+        </w:rPr>
+        <w:t>encapsulation</w:t>
+      </w:r>
+      <w:r>
+        <w:t>.</w:t>
+      </w:r>
+    </w:p>
+    <w:p/>
+    <w:p>
+      <w:r>
+        <w:t>Examples of predefined Java classes include:</w:t>
+      </w:r>
+    </w:p>
+    <w:p>
+      <w:pPr>
+        <w:numPr>
+          <w:ilvl w:val="0"/>
+          <w:numId w:val="9"/>
+        </w:numPr>
+      </w:pPr>
+      <w:r>
+        <w:t xml:space="preserve">Math → mathematical operations </w:t>
+      </w:r>
+    </w:p>
+    <w:p>
+      <w:pPr>
+        <w:numPr>
+          <w:ilvl w:val="0"/>
+          <w:numId w:val="9"/>
+        </w:numPr>
+      </w:pPr>
+      <w:r>
+        <w:t xml:space="preserve">String → text manipulation </w:t>
+      </w:r>
+    </w:p>
+    <w:p>
+      <w:pPr>
+        <w:numPr>
+          <w:ilvl w:val="0"/>
+          <w:numId w:val="9"/>
+        </w:numPr>
+      </w:pPr>
+      <w:r>
+        <w:t xml:space="preserve">LocalDate → date handling </w:t>
+      </w:r>
+    </w:p>
+    <w:p>
+      <w:pPr>
+        <w:numPr>
+          <w:ilvl w:val="0"/>
+          <w:numId w:val="9"/>
+        </w:numPr>
+      </w:pPr>
+      <w:r>
+        <w:t xml:space="preserve">ArrayList → dynamic collections </w:t>
+      </w:r>
+    </w:p>
+    <w:p>
+      <w:r>
+        <w:t xml:space="preserve">When using these classes, developers do not need to understand how the internal code works. They only need to know the </w:t>
+      </w:r>
+      <w:r>
+        <w:rPr>
+          <w:b/>
+          <w:bCs/>
+        </w:rPr>
+        <w:t>public methods</w:t>
+      </w:r>
+      <w:r>
+        <w:t xml:space="preserve"> provided by the class. This demonstrates one of the main goals of object-oriented programming: </w:t>
+      </w:r>
+      <w:r>
+        <w:rPr>
+          <w:b/>
+          <w:bCs/>
+        </w:rPr>
+        <w:t>using objects through their interfaces without depending on their implementation details</w:t>
+      </w:r>
+      <w:r>
+        <w:t>.</w:t>
+      </w:r>
+    </w:p>
+    <w:p/>
+    <w:p>
+      <w:r>
+        <w:t xml:space="preserve">For example, </w:t>
+      </w:r>
+      <w:r>
+        <w:t>Using the Math Class</w:t>
+      </w:r>
+    </w:p>
+    <w:p>
+      <w:r>
+        <w:rPr>
+          <w:noProof/>
+        </w:rPr>
+        <w:drawing>
+          <wp:inline distT="0" distB="0" distL="0" distR="0" wp14:anchorId="737D0752" wp14:editId="1E8ED452">
+            <wp:extent cx="6315075" cy="1495425"/>
+            <wp:effectExtent l="0" t="0" r="9525" b="9525"/>
+            <wp:docPr id="531431814" name="Picture 1"/>
+            <wp:cNvGraphicFramePr>
+              <a:graphicFrameLocks xmlns:a="http://schemas.openxmlformats.org/drawingml/2006/main" noChangeAspect="1"/>
+            </wp:cNvGraphicFramePr>
+            <a:graphic xmlns:a="http://schemas.openxmlformats.org/drawingml/2006/main">
+              <a:graphicData uri="http://schemas.openxmlformats.org/drawingml/2006/picture">
+                <pic:pic xmlns:pic="http://schemas.openxmlformats.org/drawingml/2006/picture">
+                  <pic:nvPicPr>
+                    <pic:cNvPr id="531431814" name=""/>
+                    <pic:cNvPicPr/>
+                  </pic:nvPicPr>
+                  <pic:blipFill>
+                    <a:blip r:embed="rId18"/>
+                    <a:stretch>
+                      <a:fillRect/>
+                    </a:stretch>
+                  </pic:blipFill>
+                  <pic:spPr>
+                    <a:xfrm>
+                      <a:off x="0" y="0"/>
+                      <a:ext cx="6315075" cy="1495425"/>
+                    </a:xfrm>
+                    <a:prstGeom prst="rect">
+                      <a:avLst/>
+                    </a:prstGeom>
+                  </pic:spPr>
+                </pic:pic>
+              </a:graphicData>
+            </a:graphic>
+          </wp:inline>
+        </w:drawing>
+      </w:r>
+    </w:p>
+    <w:p/>
+    <w:p/>
     <w:sectPr>
       <w:pgSz w:w="11906" w:h="16838"/>
       <w:pgMar w:top="567" w:right="707" w:bottom="709" w:left="709" w:header="708" w:footer="708" w:gutter="0"/>
@@ -88,6 +2628,1379 @@
     </w:sectPr>
   </w:body>
 </w:document>
+</file>
+
+<file path=word/numbering.xml><?xml version="1.0" encoding="utf-8"?>
+<w:numbering xmlns:wpc="http://schemas.microsoft.com/office/word/2010/wordprocessingCanvas" xmlns:cx="http://schemas.microsoft.com/office/drawing/2014/chartex" xmlns:cx1="http://schemas.microsoft.com/office/drawing/2015/9/8/chartex" xmlns:cx2="http://schemas.microsoft.com/office/drawing/2015/10/21/chartex" xmlns:cx3="http://schemas.microsoft.com/office/drawing/2016/5/9/chartex" xmlns:cx4="http://schemas.microsoft.com/office/drawing/2016/5/10/chartex" xmlns:cx5="http://schemas.microsoft.com/office/drawing/2016/5/11/chartex" xmlns:cx6="http://schemas.microsoft.com/office/drawing/2016/5/12/chartex" xmlns:cx7="http://schemas.microsoft.com/office/drawing/2016/5/13/chartex" xmlns:cx8="http://schemas.microsoft.com/office/drawing/2016/5/14/chartex" xmlns:mc="http://schemas.openxmlformats.org/markup-compatibility/2006" xmlns:aink="http://schemas.microsoft.com/office/drawing/2016/ink" xmlns:am3d="http://schemas.microsoft.com/office/drawing/2017/model3d" xmlns:o="urn:schemas-microsoft-com:office:office" xmlns:oel="http://schemas.microsoft.com/office/2019/extlst" xmlns:r="http://schemas.openxmlformats.org/officeDocument/2006/relationships" xmlns:m="http://schemas.openxmlformats.org/officeDocument/2006/math" xmlns:v="urn:schemas-microsoft-com:vml" xmlns:wp14="http://schemas.microsoft.com/office/word/2010/wordprocessingDrawing" xmlns:wp="http://schemas.openxmlformats.org/drawingml/2006/wordprocessingDrawing" xmlns:w10="urn:schemas-microsoft-com:office:word" xmlns:w="http://schemas.openxmlformats.org/wordprocessingml/2006/main" xmlns:w14="http://schemas.microsoft.com/office/word/2010/wordml" xmlns:w15="http://schemas.microsoft.com/office/word/2012/wordml" xmlns:w16cex="http://schemas.microsoft.com/office/word/2018/wordml/cex" xmlns:w16cid="http://schemas.microsoft.com/office/word/2016/wordml/cid" xmlns:w16="http://schemas.microsoft.com/office/word/2018/wordml" xmlns:w16du="http://schemas.microsoft.com/office/word/2023/wordml/word16du" xmlns:w16sdtdh="http://schemas.microsoft.com/office/word/2020/wordml/sdtdatahash" xmlns:w16sdtfl="http://schemas.microsoft.com/office/word/2024/wordml/sdtformatlock" xmlns:w16se="http://schemas.microsoft.com/office/word/2015/wordml/symex" xmlns:wpg="http://schemas.microsoft.com/office/word/2010/wordprocessingGroup" xmlns:wpi="http://schemas.microsoft.com/office/word/2010/wordprocessingInk" xmlns:wne="http://schemas.microsoft.com/office/word/2006/wordml" xmlns:wps="http://schemas.microsoft.com/office/word/2010/wordprocessingShape" mc:Ignorable="w14 w15 w16se w16cid w16 w16cex w16sdtdh w16sdtfl w16du wp14">
+  <w:abstractNum w:abstractNumId="0" w15:restartNumberingAfterBreak="0">
+    <w:nsid w:val="00D47D2A"/>
+    <w:multiLevelType w:val="multilevel"/>
+    <w:tmpl w:val="F948D5DA"/>
+    <w:lvl w:ilvl="0">
+      <w:start w:val="1"/>
+      <w:numFmt w:val="bullet"/>
+      <w:lvlText w:val=""/>
+      <w:lvlJc w:val="left"/>
+      <w:pPr>
+        <w:tabs>
+          <w:tab w:val="num" w:pos="720"/>
+        </w:tabs>
+        <w:ind w:left="720" w:hanging="360"/>
+      </w:pPr>
+      <w:rPr>
+        <w:rFonts w:ascii="Symbol" w:hAnsi="Symbol" w:hint="default"/>
+        <w:sz w:val="20"/>
+      </w:rPr>
+    </w:lvl>
+    <w:lvl w:ilvl="1" w:tentative="1">
+      <w:start w:val="1"/>
+      <w:numFmt w:val="bullet"/>
+      <w:lvlText w:val="o"/>
+      <w:lvlJc w:val="left"/>
+      <w:pPr>
+        <w:tabs>
+          <w:tab w:val="num" w:pos="1440"/>
+        </w:tabs>
+        <w:ind w:left="1440" w:hanging="360"/>
+      </w:pPr>
+      <w:rPr>
+        <w:rFonts w:ascii="Courier New" w:hAnsi="Courier New" w:hint="default"/>
+        <w:sz w:val="20"/>
+      </w:rPr>
+    </w:lvl>
+    <w:lvl w:ilvl="2" w:tentative="1">
+      <w:start w:val="1"/>
+      <w:numFmt w:val="bullet"/>
+      <w:lvlText w:val=""/>
+      <w:lvlJc w:val="left"/>
+      <w:pPr>
+        <w:tabs>
+          <w:tab w:val="num" w:pos="2160"/>
+        </w:tabs>
+        <w:ind w:left="2160" w:hanging="360"/>
+      </w:pPr>
+      <w:rPr>
+        <w:rFonts w:ascii="Wingdings" w:hAnsi="Wingdings" w:hint="default"/>
+        <w:sz w:val="20"/>
+      </w:rPr>
+    </w:lvl>
+    <w:lvl w:ilvl="3" w:tentative="1">
+      <w:start w:val="1"/>
+      <w:numFmt w:val="bullet"/>
+      <w:lvlText w:val=""/>
+      <w:lvlJc w:val="left"/>
+      <w:pPr>
+        <w:tabs>
+          <w:tab w:val="num" w:pos="2880"/>
+        </w:tabs>
+        <w:ind w:left="2880" w:hanging="360"/>
+      </w:pPr>
+      <w:rPr>
+        <w:rFonts w:ascii="Wingdings" w:hAnsi="Wingdings" w:hint="default"/>
+        <w:sz w:val="20"/>
+      </w:rPr>
+    </w:lvl>
+    <w:lvl w:ilvl="4" w:tentative="1">
+      <w:start w:val="1"/>
+      <w:numFmt w:val="bullet"/>
+      <w:lvlText w:val=""/>
+      <w:lvlJc w:val="left"/>
+      <w:pPr>
+        <w:tabs>
+          <w:tab w:val="num" w:pos="3600"/>
+        </w:tabs>
+        <w:ind w:left="3600" w:hanging="360"/>
+      </w:pPr>
+      <w:rPr>
+        <w:rFonts w:ascii="Wingdings" w:hAnsi="Wingdings" w:hint="default"/>
+        <w:sz w:val="20"/>
+      </w:rPr>
+    </w:lvl>
+    <w:lvl w:ilvl="5" w:tentative="1">
+      <w:start w:val="1"/>
+      <w:numFmt w:val="bullet"/>
+      <w:lvlText w:val=""/>
+      <w:lvlJc w:val="left"/>
+      <w:pPr>
+        <w:tabs>
+          <w:tab w:val="num" w:pos="4320"/>
+        </w:tabs>
+        <w:ind w:left="4320" w:hanging="360"/>
+      </w:pPr>
+      <w:rPr>
+        <w:rFonts w:ascii="Wingdings" w:hAnsi="Wingdings" w:hint="default"/>
+        <w:sz w:val="20"/>
+      </w:rPr>
+    </w:lvl>
+    <w:lvl w:ilvl="6" w:tentative="1">
+      <w:start w:val="1"/>
+      <w:numFmt w:val="bullet"/>
+      <w:lvlText w:val=""/>
+      <w:lvlJc w:val="left"/>
+      <w:pPr>
+        <w:tabs>
+          <w:tab w:val="num" w:pos="5040"/>
+        </w:tabs>
+        <w:ind w:left="5040" w:hanging="360"/>
+      </w:pPr>
+      <w:rPr>
+        <w:rFonts w:ascii="Wingdings" w:hAnsi="Wingdings" w:hint="default"/>
+        <w:sz w:val="20"/>
+      </w:rPr>
+    </w:lvl>
+    <w:lvl w:ilvl="7" w:tentative="1">
+      <w:start w:val="1"/>
+      <w:numFmt w:val="bullet"/>
+      <w:lvlText w:val=""/>
+      <w:lvlJc w:val="left"/>
+      <w:pPr>
+        <w:tabs>
+          <w:tab w:val="num" w:pos="5760"/>
+        </w:tabs>
+        <w:ind w:left="5760" w:hanging="360"/>
+      </w:pPr>
+      <w:rPr>
+        <w:rFonts w:ascii="Wingdings" w:hAnsi="Wingdings" w:hint="default"/>
+        <w:sz w:val="20"/>
+      </w:rPr>
+    </w:lvl>
+    <w:lvl w:ilvl="8" w:tentative="1">
+      <w:start w:val="1"/>
+      <w:numFmt w:val="bullet"/>
+      <w:lvlText w:val=""/>
+      <w:lvlJc w:val="left"/>
+      <w:pPr>
+        <w:tabs>
+          <w:tab w:val="num" w:pos="6480"/>
+        </w:tabs>
+        <w:ind w:left="6480" w:hanging="360"/>
+      </w:pPr>
+      <w:rPr>
+        <w:rFonts w:ascii="Wingdings" w:hAnsi="Wingdings" w:hint="default"/>
+        <w:sz w:val="20"/>
+      </w:rPr>
+    </w:lvl>
+  </w:abstractNum>
+  <w:abstractNum w:abstractNumId="1" w15:restartNumberingAfterBreak="0">
+    <w:nsid w:val="0B310977"/>
+    <w:multiLevelType w:val="multilevel"/>
+    <w:tmpl w:val="82AA3120"/>
+    <w:lvl w:ilvl="0">
+      <w:start w:val="1"/>
+      <w:numFmt w:val="bullet"/>
+      <w:lvlText w:val=""/>
+      <w:lvlJc w:val="left"/>
+      <w:pPr>
+        <w:tabs>
+          <w:tab w:val="num" w:pos="720"/>
+        </w:tabs>
+        <w:ind w:left="720" w:hanging="360"/>
+      </w:pPr>
+      <w:rPr>
+        <w:rFonts w:ascii="Symbol" w:hAnsi="Symbol" w:hint="default"/>
+        <w:sz w:val="20"/>
+      </w:rPr>
+    </w:lvl>
+    <w:lvl w:ilvl="1" w:tentative="1">
+      <w:start w:val="1"/>
+      <w:numFmt w:val="bullet"/>
+      <w:lvlText w:val="o"/>
+      <w:lvlJc w:val="left"/>
+      <w:pPr>
+        <w:tabs>
+          <w:tab w:val="num" w:pos="1440"/>
+        </w:tabs>
+        <w:ind w:left="1440" w:hanging="360"/>
+      </w:pPr>
+      <w:rPr>
+        <w:rFonts w:ascii="Courier New" w:hAnsi="Courier New" w:hint="default"/>
+        <w:sz w:val="20"/>
+      </w:rPr>
+    </w:lvl>
+    <w:lvl w:ilvl="2" w:tentative="1">
+      <w:start w:val="1"/>
+      <w:numFmt w:val="bullet"/>
+      <w:lvlText w:val=""/>
+      <w:lvlJc w:val="left"/>
+      <w:pPr>
+        <w:tabs>
+          <w:tab w:val="num" w:pos="2160"/>
+        </w:tabs>
+        <w:ind w:left="2160" w:hanging="360"/>
+      </w:pPr>
+      <w:rPr>
+        <w:rFonts w:ascii="Wingdings" w:hAnsi="Wingdings" w:hint="default"/>
+        <w:sz w:val="20"/>
+      </w:rPr>
+    </w:lvl>
+    <w:lvl w:ilvl="3" w:tentative="1">
+      <w:start w:val="1"/>
+      <w:numFmt w:val="bullet"/>
+      <w:lvlText w:val=""/>
+      <w:lvlJc w:val="left"/>
+      <w:pPr>
+        <w:tabs>
+          <w:tab w:val="num" w:pos="2880"/>
+        </w:tabs>
+        <w:ind w:left="2880" w:hanging="360"/>
+      </w:pPr>
+      <w:rPr>
+        <w:rFonts w:ascii="Wingdings" w:hAnsi="Wingdings" w:hint="default"/>
+        <w:sz w:val="20"/>
+      </w:rPr>
+    </w:lvl>
+    <w:lvl w:ilvl="4" w:tentative="1">
+      <w:start w:val="1"/>
+      <w:numFmt w:val="bullet"/>
+      <w:lvlText w:val=""/>
+      <w:lvlJc w:val="left"/>
+      <w:pPr>
+        <w:tabs>
+          <w:tab w:val="num" w:pos="3600"/>
+        </w:tabs>
+        <w:ind w:left="3600" w:hanging="360"/>
+      </w:pPr>
+      <w:rPr>
+        <w:rFonts w:ascii="Wingdings" w:hAnsi="Wingdings" w:hint="default"/>
+        <w:sz w:val="20"/>
+      </w:rPr>
+    </w:lvl>
+    <w:lvl w:ilvl="5" w:tentative="1">
+      <w:start w:val="1"/>
+      <w:numFmt w:val="bullet"/>
+      <w:lvlText w:val=""/>
+      <w:lvlJc w:val="left"/>
+      <w:pPr>
+        <w:tabs>
+          <w:tab w:val="num" w:pos="4320"/>
+        </w:tabs>
+        <w:ind w:left="4320" w:hanging="360"/>
+      </w:pPr>
+      <w:rPr>
+        <w:rFonts w:ascii="Wingdings" w:hAnsi="Wingdings" w:hint="default"/>
+        <w:sz w:val="20"/>
+      </w:rPr>
+    </w:lvl>
+    <w:lvl w:ilvl="6" w:tentative="1">
+      <w:start w:val="1"/>
+      <w:numFmt w:val="bullet"/>
+      <w:lvlText w:val=""/>
+      <w:lvlJc w:val="left"/>
+      <w:pPr>
+        <w:tabs>
+          <w:tab w:val="num" w:pos="5040"/>
+        </w:tabs>
+        <w:ind w:left="5040" w:hanging="360"/>
+      </w:pPr>
+      <w:rPr>
+        <w:rFonts w:ascii="Wingdings" w:hAnsi="Wingdings" w:hint="default"/>
+        <w:sz w:val="20"/>
+      </w:rPr>
+    </w:lvl>
+    <w:lvl w:ilvl="7" w:tentative="1">
+      <w:start w:val="1"/>
+      <w:numFmt w:val="bullet"/>
+      <w:lvlText w:val=""/>
+      <w:lvlJc w:val="left"/>
+      <w:pPr>
+        <w:tabs>
+          <w:tab w:val="num" w:pos="5760"/>
+        </w:tabs>
+        <w:ind w:left="5760" w:hanging="360"/>
+      </w:pPr>
+      <w:rPr>
+        <w:rFonts w:ascii="Wingdings" w:hAnsi="Wingdings" w:hint="default"/>
+        <w:sz w:val="20"/>
+      </w:rPr>
+    </w:lvl>
+    <w:lvl w:ilvl="8" w:tentative="1">
+      <w:start w:val="1"/>
+      <w:numFmt w:val="bullet"/>
+      <w:lvlText w:val=""/>
+      <w:lvlJc w:val="left"/>
+      <w:pPr>
+        <w:tabs>
+          <w:tab w:val="num" w:pos="6480"/>
+        </w:tabs>
+        <w:ind w:left="6480" w:hanging="360"/>
+      </w:pPr>
+      <w:rPr>
+        <w:rFonts w:ascii="Wingdings" w:hAnsi="Wingdings" w:hint="default"/>
+        <w:sz w:val="20"/>
+      </w:rPr>
+    </w:lvl>
+  </w:abstractNum>
+  <w:abstractNum w:abstractNumId="2" w15:restartNumberingAfterBreak="0">
+    <w:nsid w:val="113959A4"/>
+    <w:multiLevelType w:val="multilevel"/>
+    <w:tmpl w:val="850CC308"/>
+    <w:lvl w:ilvl="0">
+      <w:start w:val="1"/>
+      <w:numFmt w:val="bullet"/>
+      <w:lvlText w:val=""/>
+      <w:lvlJc w:val="left"/>
+      <w:pPr>
+        <w:tabs>
+          <w:tab w:val="num" w:pos="720"/>
+        </w:tabs>
+        <w:ind w:left="720" w:hanging="360"/>
+      </w:pPr>
+      <w:rPr>
+        <w:rFonts w:ascii="Symbol" w:hAnsi="Symbol" w:hint="default"/>
+        <w:sz w:val="20"/>
+      </w:rPr>
+    </w:lvl>
+    <w:lvl w:ilvl="1" w:tentative="1">
+      <w:start w:val="1"/>
+      <w:numFmt w:val="bullet"/>
+      <w:lvlText w:val="o"/>
+      <w:lvlJc w:val="left"/>
+      <w:pPr>
+        <w:tabs>
+          <w:tab w:val="num" w:pos="1440"/>
+        </w:tabs>
+        <w:ind w:left="1440" w:hanging="360"/>
+      </w:pPr>
+      <w:rPr>
+        <w:rFonts w:ascii="Courier New" w:hAnsi="Courier New" w:hint="default"/>
+        <w:sz w:val="20"/>
+      </w:rPr>
+    </w:lvl>
+    <w:lvl w:ilvl="2" w:tentative="1">
+      <w:start w:val="1"/>
+      <w:numFmt w:val="bullet"/>
+      <w:lvlText w:val=""/>
+      <w:lvlJc w:val="left"/>
+      <w:pPr>
+        <w:tabs>
+          <w:tab w:val="num" w:pos="2160"/>
+        </w:tabs>
+        <w:ind w:left="2160" w:hanging="360"/>
+      </w:pPr>
+      <w:rPr>
+        <w:rFonts w:ascii="Wingdings" w:hAnsi="Wingdings" w:hint="default"/>
+        <w:sz w:val="20"/>
+      </w:rPr>
+    </w:lvl>
+    <w:lvl w:ilvl="3" w:tentative="1">
+      <w:start w:val="1"/>
+      <w:numFmt w:val="bullet"/>
+      <w:lvlText w:val=""/>
+      <w:lvlJc w:val="left"/>
+      <w:pPr>
+        <w:tabs>
+          <w:tab w:val="num" w:pos="2880"/>
+        </w:tabs>
+        <w:ind w:left="2880" w:hanging="360"/>
+      </w:pPr>
+      <w:rPr>
+        <w:rFonts w:ascii="Wingdings" w:hAnsi="Wingdings" w:hint="default"/>
+        <w:sz w:val="20"/>
+      </w:rPr>
+    </w:lvl>
+    <w:lvl w:ilvl="4" w:tentative="1">
+      <w:start w:val="1"/>
+      <w:numFmt w:val="bullet"/>
+      <w:lvlText w:val=""/>
+      <w:lvlJc w:val="left"/>
+      <w:pPr>
+        <w:tabs>
+          <w:tab w:val="num" w:pos="3600"/>
+        </w:tabs>
+        <w:ind w:left="3600" w:hanging="360"/>
+      </w:pPr>
+      <w:rPr>
+        <w:rFonts w:ascii="Wingdings" w:hAnsi="Wingdings" w:hint="default"/>
+        <w:sz w:val="20"/>
+      </w:rPr>
+    </w:lvl>
+    <w:lvl w:ilvl="5" w:tentative="1">
+      <w:start w:val="1"/>
+      <w:numFmt w:val="bullet"/>
+      <w:lvlText w:val=""/>
+      <w:lvlJc w:val="left"/>
+      <w:pPr>
+        <w:tabs>
+          <w:tab w:val="num" w:pos="4320"/>
+        </w:tabs>
+        <w:ind w:left="4320" w:hanging="360"/>
+      </w:pPr>
+      <w:rPr>
+        <w:rFonts w:ascii="Wingdings" w:hAnsi="Wingdings" w:hint="default"/>
+        <w:sz w:val="20"/>
+      </w:rPr>
+    </w:lvl>
+    <w:lvl w:ilvl="6" w:tentative="1">
+      <w:start w:val="1"/>
+      <w:numFmt w:val="bullet"/>
+      <w:lvlText w:val=""/>
+      <w:lvlJc w:val="left"/>
+      <w:pPr>
+        <w:tabs>
+          <w:tab w:val="num" w:pos="5040"/>
+        </w:tabs>
+        <w:ind w:left="5040" w:hanging="360"/>
+      </w:pPr>
+      <w:rPr>
+        <w:rFonts w:ascii="Wingdings" w:hAnsi="Wingdings" w:hint="default"/>
+        <w:sz w:val="20"/>
+      </w:rPr>
+    </w:lvl>
+    <w:lvl w:ilvl="7" w:tentative="1">
+      <w:start w:val="1"/>
+      <w:numFmt w:val="bullet"/>
+      <w:lvlText w:val=""/>
+      <w:lvlJc w:val="left"/>
+      <w:pPr>
+        <w:tabs>
+          <w:tab w:val="num" w:pos="5760"/>
+        </w:tabs>
+        <w:ind w:left="5760" w:hanging="360"/>
+      </w:pPr>
+      <w:rPr>
+        <w:rFonts w:ascii="Wingdings" w:hAnsi="Wingdings" w:hint="default"/>
+        <w:sz w:val="20"/>
+      </w:rPr>
+    </w:lvl>
+    <w:lvl w:ilvl="8" w:tentative="1">
+      <w:start w:val="1"/>
+      <w:numFmt w:val="bullet"/>
+      <w:lvlText w:val=""/>
+      <w:lvlJc w:val="left"/>
+      <w:pPr>
+        <w:tabs>
+          <w:tab w:val="num" w:pos="6480"/>
+        </w:tabs>
+        <w:ind w:left="6480" w:hanging="360"/>
+      </w:pPr>
+      <w:rPr>
+        <w:rFonts w:ascii="Wingdings" w:hAnsi="Wingdings" w:hint="default"/>
+        <w:sz w:val="20"/>
+      </w:rPr>
+    </w:lvl>
+  </w:abstractNum>
+  <w:abstractNum w:abstractNumId="3" w15:restartNumberingAfterBreak="0">
+    <w:nsid w:val="2D083C72"/>
+    <w:multiLevelType w:val="multilevel"/>
+    <w:tmpl w:val="4ADAEF00"/>
+    <w:lvl w:ilvl="0">
+      <w:start w:val="1"/>
+      <w:numFmt w:val="bullet"/>
+      <w:lvlText w:val=""/>
+      <w:lvlJc w:val="left"/>
+      <w:pPr>
+        <w:tabs>
+          <w:tab w:val="num" w:pos="720"/>
+        </w:tabs>
+        <w:ind w:left="720" w:hanging="360"/>
+      </w:pPr>
+      <w:rPr>
+        <w:rFonts w:ascii="Symbol" w:hAnsi="Symbol" w:hint="default"/>
+        <w:sz w:val="20"/>
+      </w:rPr>
+    </w:lvl>
+    <w:lvl w:ilvl="1" w:tentative="1">
+      <w:start w:val="1"/>
+      <w:numFmt w:val="bullet"/>
+      <w:lvlText w:val="o"/>
+      <w:lvlJc w:val="left"/>
+      <w:pPr>
+        <w:tabs>
+          <w:tab w:val="num" w:pos="1440"/>
+        </w:tabs>
+        <w:ind w:left="1440" w:hanging="360"/>
+      </w:pPr>
+      <w:rPr>
+        <w:rFonts w:ascii="Courier New" w:hAnsi="Courier New" w:hint="default"/>
+        <w:sz w:val="20"/>
+      </w:rPr>
+    </w:lvl>
+    <w:lvl w:ilvl="2" w:tentative="1">
+      <w:start w:val="1"/>
+      <w:numFmt w:val="bullet"/>
+      <w:lvlText w:val=""/>
+      <w:lvlJc w:val="left"/>
+      <w:pPr>
+        <w:tabs>
+          <w:tab w:val="num" w:pos="2160"/>
+        </w:tabs>
+        <w:ind w:left="2160" w:hanging="360"/>
+      </w:pPr>
+      <w:rPr>
+        <w:rFonts w:ascii="Wingdings" w:hAnsi="Wingdings" w:hint="default"/>
+        <w:sz w:val="20"/>
+      </w:rPr>
+    </w:lvl>
+    <w:lvl w:ilvl="3" w:tentative="1">
+      <w:start w:val="1"/>
+      <w:numFmt w:val="bullet"/>
+      <w:lvlText w:val=""/>
+      <w:lvlJc w:val="left"/>
+      <w:pPr>
+        <w:tabs>
+          <w:tab w:val="num" w:pos="2880"/>
+        </w:tabs>
+        <w:ind w:left="2880" w:hanging="360"/>
+      </w:pPr>
+      <w:rPr>
+        <w:rFonts w:ascii="Wingdings" w:hAnsi="Wingdings" w:hint="default"/>
+        <w:sz w:val="20"/>
+      </w:rPr>
+    </w:lvl>
+    <w:lvl w:ilvl="4" w:tentative="1">
+      <w:start w:val="1"/>
+      <w:numFmt w:val="bullet"/>
+      <w:lvlText w:val=""/>
+      <w:lvlJc w:val="left"/>
+      <w:pPr>
+        <w:tabs>
+          <w:tab w:val="num" w:pos="3600"/>
+        </w:tabs>
+        <w:ind w:left="3600" w:hanging="360"/>
+      </w:pPr>
+      <w:rPr>
+        <w:rFonts w:ascii="Wingdings" w:hAnsi="Wingdings" w:hint="default"/>
+        <w:sz w:val="20"/>
+      </w:rPr>
+    </w:lvl>
+    <w:lvl w:ilvl="5" w:tentative="1">
+      <w:start w:val="1"/>
+      <w:numFmt w:val="bullet"/>
+      <w:lvlText w:val=""/>
+      <w:lvlJc w:val="left"/>
+      <w:pPr>
+        <w:tabs>
+          <w:tab w:val="num" w:pos="4320"/>
+        </w:tabs>
+        <w:ind w:left="4320" w:hanging="360"/>
+      </w:pPr>
+      <w:rPr>
+        <w:rFonts w:ascii="Wingdings" w:hAnsi="Wingdings" w:hint="default"/>
+        <w:sz w:val="20"/>
+      </w:rPr>
+    </w:lvl>
+    <w:lvl w:ilvl="6" w:tentative="1">
+      <w:start w:val="1"/>
+      <w:numFmt w:val="bullet"/>
+      <w:lvlText w:val=""/>
+      <w:lvlJc w:val="left"/>
+      <w:pPr>
+        <w:tabs>
+          <w:tab w:val="num" w:pos="5040"/>
+        </w:tabs>
+        <w:ind w:left="5040" w:hanging="360"/>
+      </w:pPr>
+      <w:rPr>
+        <w:rFonts w:ascii="Wingdings" w:hAnsi="Wingdings" w:hint="default"/>
+        <w:sz w:val="20"/>
+      </w:rPr>
+    </w:lvl>
+    <w:lvl w:ilvl="7" w:tentative="1">
+      <w:start w:val="1"/>
+      <w:numFmt w:val="bullet"/>
+      <w:lvlText w:val=""/>
+      <w:lvlJc w:val="left"/>
+      <w:pPr>
+        <w:tabs>
+          <w:tab w:val="num" w:pos="5760"/>
+        </w:tabs>
+        <w:ind w:left="5760" w:hanging="360"/>
+      </w:pPr>
+      <w:rPr>
+        <w:rFonts w:ascii="Wingdings" w:hAnsi="Wingdings" w:hint="default"/>
+        <w:sz w:val="20"/>
+      </w:rPr>
+    </w:lvl>
+    <w:lvl w:ilvl="8" w:tentative="1">
+      <w:start w:val="1"/>
+      <w:numFmt w:val="bullet"/>
+      <w:lvlText w:val=""/>
+      <w:lvlJc w:val="left"/>
+      <w:pPr>
+        <w:tabs>
+          <w:tab w:val="num" w:pos="6480"/>
+        </w:tabs>
+        <w:ind w:left="6480" w:hanging="360"/>
+      </w:pPr>
+      <w:rPr>
+        <w:rFonts w:ascii="Wingdings" w:hAnsi="Wingdings" w:hint="default"/>
+        <w:sz w:val="20"/>
+      </w:rPr>
+    </w:lvl>
+  </w:abstractNum>
+  <w:abstractNum w:abstractNumId="4" w15:restartNumberingAfterBreak="0">
+    <w:nsid w:val="3F137A4D"/>
+    <w:multiLevelType w:val="multilevel"/>
+    <w:tmpl w:val="7326D258"/>
+    <w:lvl w:ilvl="0">
+      <w:start w:val="1"/>
+      <w:numFmt w:val="bullet"/>
+      <w:lvlText w:val=""/>
+      <w:lvlJc w:val="left"/>
+      <w:pPr>
+        <w:tabs>
+          <w:tab w:val="num" w:pos="720"/>
+        </w:tabs>
+        <w:ind w:left="720" w:hanging="360"/>
+      </w:pPr>
+      <w:rPr>
+        <w:rFonts w:ascii="Symbol" w:hAnsi="Symbol" w:hint="default"/>
+        <w:sz w:val="20"/>
+      </w:rPr>
+    </w:lvl>
+    <w:lvl w:ilvl="1" w:tentative="1">
+      <w:start w:val="1"/>
+      <w:numFmt w:val="bullet"/>
+      <w:lvlText w:val="o"/>
+      <w:lvlJc w:val="left"/>
+      <w:pPr>
+        <w:tabs>
+          <w:tab w:val="num" w:pos="1440"/>
+        </w:tabs>
+        <w:ind w:left="1440" w:hanging="360"/>
+      </w:pPr>
+      <w:rPr>
+        <w:rFonts w:ascii="Courier New" w:hAnsi="Courier New" w:hint="default"/>
+        <w:sz w:val="20"/>
+      </w:rPr>
+    </w:lvl>
+    <w:lvl w:ilvl="2" w:tentative="1">
+      <w:start w:val="1"/>
+      <w:numFmt w:val="bullet"/>
+      <w:lvlText w:val=""/>
+      <w:lvlJc w:val="left"/>
+      <w:pPr>
+        <w:tabs>
+          <w:tab w:val="num" w:pos="2160"/>
+        </w:tabs>
+        <w:ind w:left="2160" w:hanging="360"/>
+      </w:pPr>
+      <w:rPr>
+        <w:rFonts w:ascii="Wingdings" w:hAnsi="Wingdings" w:hint="default"/>
+        <w:sz w:val="20"/>
+      </w:rPr>
+    </w:lvl>
+    <w:lvl w:ilvl="3" w:tentative="1">
+      <w:start w:val="1"/>
+      <w:numFmt w:val="bullet"/>
+      <w:lvlText w:val=""/>
+      <w:lvlJc w:val="left"/>
+      <w:pPr>
+        <w:tabs>
+          <w:tab w:val="num" w:pos="2880"/>
+        </w:tabs>
+        <w:ind w:left="2880" w:hanging="360"/>
+      </w:pPr>
+      <w:rPr>
+        <w:rFonts w:ascii="Wingdings" w:hAnsi="Wingdings" w:hint="default"/>
+        <w:sz w:val="20"/>
+      </w:rPr>
+    </w:lvl>
+    <w:lvl w:ilvl="4" w:tentative="1">
+      <w:start w:val="1"/>
+      <w:numFmt w:val="bullet"/>
+      <w:lvlText w:val=""/>
+      <w:lvlJc w:val="left"/>
+      <w:pPr>
+        <w:tabs>
+          <w:tab w:val="num" w:pos="3600"/>
+        </w:tabs>
+        <w:ind w:left="3600" w:hanging="360"/>
+      </w:pPr>
+      <w:rPr>
+        <w:rFonts w:ascii="Wingdings" w:hAnsi="Wingdings" w:hint="default"/>
+        <w:sz w:val="20"/>
+      </w:rPr>
+    </w:lvl>
+    <w:lvl w:ilvl="5" w:tentative="1">
+      <w:start w:val="1"/>
+      <w:numFmt w:val="bullet"/>
+      <w:lvlText w:val=""/>
+      <w:lvlJc w:val="left"/>
+      <w:pPr>
+        <w:tabs>
+          <w:tab w:val="num" w:pos="4320"/>
+        </w:tabs>
+        <w:ind w:left="4320" w:hanging="360"/>
+      </w:pPr>
+      <w:rPr>
+        <w:rFonts w:ascii="Wingdings" w:hAnsi="Wingdings" w:hint="default"/>
+        <w:sz w:val="20"/>
+      </w:rPr>
+    </w:lvl>
+    <w:lvl w:ilvl="6" w:tentative="1">
+      <w:start w:val="1"/>
+      <w:numFmt w:val="bullet"/>
+      <w:lvlText w:val=""/>
+      <w:lvlJc w:val="left"/>
+      <w:pPr>
+        <w:tabs>
+          <w:tab w:val="num" w:pos="5040"/>
+        </w:tabs>
+        <w:ind w:left="5040" w:hanging="360"/>
+      </w:pPr>
+      <w:rPr>
+        <w:rFonts w:ascii="Wingdings" w:hAnsi="Wingdings" w:hint="default"/>
+        <w:sz w:val="20"/>
+      </w:rPr>
+    </w:lvl>
+    <w:lvl w:ilvl="7" w:tentative="1">
+      <w:start w:val="1"/>
+      <w:numFmt w:val="bullet"/>
+      <w:lvlText w:val=""/>
+      <w:lvlJc w:val="left"/>
+      <w:pPr>
+        <w:tabs>
+          <w:tab w:val="num" w:pos="5760"/>
+        </w:tabs>
+        <w:ind w:left="5760" w:hanging="360"/>
+      </w:pPr>
+      <w:rPr>
+        <w:rFonts w:ascii="Wingdings" w:hAnsi="Wingdings" w:hint="default"/>
+        <w:sz w:val="20"/>
+      </w:rPr>
+    </w:lvl>
+    <w:lvl w:ilvl="8" w:tentative="1">
+      <w:start w:val="1"/>
+      <w:numFmt w:val="bullet"/>
+      <w:lvlText w:val=""/>
+      <w:lvlJc w:val="left"/>
+      <w:pPr>
+        <w:tabs>
+          <w:tab w:val="num" w:pos="6480"/>
+        </w:tabs>
+        <w:ind w:left="6480" w:hanging="360"/>
+      </w:pPr>
+      <w:rPr>
+        <w:rFonts w:ascii="Wingdings" w:hAnsi="Wingdings" w:hint="default"/>
+        <w:sz w:val="20"/>
+      </w:rPr>
+    </w:lvl>
+  </w:abstractNum>
+  <w:abstractNum w:abstractNumId="5" w15:restartNumberingAfterBreak="0">
+    <w:nsid w:val="5804509C"/>
+    <w:multiLevelType w:val="multilevel"/>
+    <w:tmpl w:val="7C5A0912"/>
+    <w:lvl w:ilvl="0">
+      <w:start w:val="1"/>
+      <w:numFmt w:val="bullet"/>
+      <w:lvlText w:val=""/>
+      <w:lvlJc w:val="left"/>
+      <w:pPr>
+        <w:tabs>
+          <w:tab w:val="num" w:pos="720"/>
+        </w:tabs>
+        <w:ind w:left="720" w:hanging="360"/>
+      </w:pPr>
+      <w:rPr>
+        <w:rFonts w:ascii="Symbol" w:hAnsi="Symbol" w:hint="default"/>
+        <w:sz w:val="20"/>
+      </w:rPr>
+    </w:lvl>
+    <w:lvl w:ilvl="1" w:tentative="1">
+      <w:start w:val="1"/>
+      <w:numFmt w:val="bullet"/>
+      <w:lvlText w:val="o"/>
+      <w:lvlJc w:val="left"/>
+      <w:pPr>
+        <w:tabs>
+          <w:tab w:val="num" w:pos="1440"/>
+        </w:tabs>
+        <w:ind w:left="1440" w:hanging="360"/>
+      </w:pPr>
+      <w:rPr>
+        <w:rFonts w:ascii="Courier New" w:hAnsi="Courier New" w:hint="default"/>
+        <w:sz w:val="20"/>
+      </w:rPr>
+    </w:lvl>
+    <w:lvl w:ilvl="2" w:tentative="1">
+      <w:start w:val="1"/>
+      <w:numFmt w:val="bullet"/>
+      <w:lvlText w:val=""/>
+      <w:lvlJc w:val="left"/>
+      <w:pPr>
+        <w:tabs>
+          <w:tab w:val="num" w:pos="2160"/>
+        </w:tabs>
+        <w:ind w:left="2160" w:hanging="360"/>
+      </w:pPr>
+      <w:rPr>
+        <w:rFonts w:ascii="Wingdings" w:hAnsi="Wingdings" w:hint="default"/>
+        <w:sz w:val="20"/>
+      </w:rPr>
+    </w:lvl>
+    <w:lvl w:ilvl="3" w:tentative="1">
+      <w:start w:val="1"/>
+      <w:numFmt w:val="bullet"/>
+      <w:lvlText w:val=""/>
+      <w:lvlJc w:val="left"/>
+      <w:pPr>
+        <w:tabs>
+          <w:tab w:val="num" w:pos="2880"/>
+        </w:tabs>
+        <w:ind w:left="2880" w:hanging="360"/>
+      </w:pPr>
+      <w:rPr>
+        <w:rFonts w:ascii="Wingdings" w:hAnsi="Wingdings" w:hint="default"/>
+        <w:sz w:val="20"/>
+      </w:rPr>
+    </w:lvl>
+    <w:lvl w:ilvl="4" w:tentative="1">
+      <w:start w:val="1"/>
+      <w:numFmt w:val="bullet"/>
+      <w:lvlText w:val=""/>
+      <w:lvlJc w:val="left"/>
+      <w:pPr>
+        <w:tabs>
+          <w:tab w:val="num" w:pos="3600"/>
+        </w:tabs>
+        <w:ind w:left="3600" w:hanging="360"/>
+      </w:pPr>
+      <w:rPr>
+        <w:rFonts w:ascii="Wingdings" w:hAnsi="Wingdings" w:hint="default"/>
+        <w:sz w:val="20"/>
+      </w:rPr>
+    </w:lvl>
+    <w:lvl w:ilvl="5" w:tentative="1">
+      <w:start w:val="1"/>
+      <w:numFmt w:val="bullet"/>
+      <w:lvlText w:val=""/>
+      <w:lvlJc w:val="left"/>
+      <w:pPr>
+        <w:tabs>
+          <w:tab w:val="num" w:pos="4320"/>
+        </w:tabs>
+        <w:ind w:left="4320" w:hanging="360"/>
+      </w:pPr>
+      <w:rPr>
+        <w:rFonts w:ascii="Wingdings" w:hAnsi="Wingdings" w:hint="default"/>
+        <w:sz w:val="20"/>
+      </w:rPr>
+    </w:lvl>
+    <w:lvl w:ilvl="6" w:tentative="1">
+      <w:start w:val="1"/>
+      <w:numFmt w:val="bullet"/>
+      <w:lvlText w:val=""/>
+      <w:lvlJc w:val="left"/>
+      <w:pPr>
+        <w:tabs>
+          <w:tab w:val="num" w:pos="5040"/>
+        </w:tabs>
+        <w:ind w:left="5040" w:hanging="360"/>
+      </w:pPr>
+      <w:rPr>
+        <w:rFonts w:ascii="Wingdings" w:hAnsi="Wingdings" w:hint="default"/>
+        <w:sz w:val="20"/>
+      </w:rPr>
+    </w:lvl>
+    <w:lvl w:ilvl="7" w:tentative="1">
+      <w:start w:val="1"/>
+      <w:numFmt w:val="bullet"/>
+      <w:lvlText w:val=""/>
+      <w:lvlJc w:val="left"/>
+      <w:pPr>
+        <w:tabs>
+          <w:tab w:val="num" w:pos="5760"/>
+        </w:tabs>
+        <w:ind w:left="5760" w:hanging="360"/>
+      </w:pPr>
+      <w:rPr>
+        <w:rFonts w:ascii="Wingdings" w:hAnsi="Wingdings" w:hint="default"/>
+        <w:sz w:val="20"/>
+      </w:rPr>
+    </w:lvl>
+    <w:lvl w:ilvl="8" w:tentative="1">
+      <w:start w:val="1"/>
+      <w:numFmt w:val="bullet"/>
+      <w:lvlText w:val=""/>
+      <w:lvlJc w:val="left"/>
+      <w:pPr>
+        <w:tabs>
+          <w:tab w:val="num" w:pos="6480"/>
+        </w:tabs>
+        <w:ind w:left="6480" w:hanging="360"/>
+      </w:pPr>
+      <w:rPr>
+        <w:rFonts w:ascii="Wingdings" w:hAnsi="Wingdings" w:hint="default"/>
+        <w:sz w:val="20"/>
+      </w:rPr>
+    </w:lvl>
+  </w:abstractNum>
+  <w:abstractNum w:abstractNumId="6" w15:restartNumberingAfterBreak="0">
+    <w:nsid w:val="5AAB25B5"/>
+    <w:multiLevelType w:val="multilevel"/>
+    <w:tmpl w:val="7236F5CA"/>
+    <w:lvl w:ilvl="0">
+      <w:start w:val="1"/>
+      <w:numFmt w:val="bullet"/>
+      <w:lvlText w:val=""/>
+      <w:lvlJc w:val="left"/>
+      <w:pPr>
+        <w:tabs>
+          <w:tab w:val="num" w:pos="720"/>
+        </w:tabs>
+        <w:ind w:left="720" w:hanging="360"/>
+      </w:pPr>
+      <w:rPr>
+        <w:rFonts w:ascii="Symbol" w:hAnsi="Symbol" w:hint="default"/>
+        <w:sz w:val="20"/>
+      </w:rPr>
+    </w:lvl>
+    <w:lvl w:ilvl="1" w:tentative="1">
+      <w:start w:val="1"/>
+      <w:numFmt w:val="bullet"/>
+      <w:lvlText w:val="o"/>
+      <w:lvlJc w:val="left"/>
+      <w:pPr>
+        <w:tabs>
+          <w:tab w:val="num" w:pos="1440"/>
+        </w:tabs>
+        <w:ind w:left="1440" w:hanging="360"/>
+      </w:pPr>
+      <w:rPr>
+        <w:rFonts w:ascii="Courier New" w:hAnsi="Courier New" w:hint="default"/>
+        <w:sz w:val="20"/>
+      </w:rPr>
+    </w:lvl>
+    <w:lvl w:ilvl="2" w:tentative="1">
+      <w:start w:val="1"/>
+      <w:numFmt w:val="bullet"/>
+      <w:lvlText w:val=""/>
+      <w:lvlJc w:val="left"/>
+      <w:pPr>
+        <w:tabs>
+          <w:tab w:val="num" w:pos="2160"/>
+        </w:tabs>
+        <w:ind w:left="2160" w:hanging="360"/>
+      </w:pPr>
+      <w:rPr>
+        <w:rFonts w:ascii="Wingdings" w:hAnsi="Wingdings" w:hint="default"/>
+        <w:sz w:val="20"/>
+      </w:rPr>
+    </w:lvl>
+    <w:lvl w:ilvl="3" w:tentative="1">
+      <w:start w:val="1"/>
+      <w:numFmt w:val="bullet"/>
+      <w:lvlText w:val=""/>
+      <w:lvlJc w:val="left"/>
+      <w:pPr>
+        <w:tabs>
+          <w:tab w:val="num" w:pos="2880"/>
+        </w:tabs>
+        <w:ind w:left="2880" w:hanging="360"/>
+      </w:pPr>
+      <w:rPr>
+        <w:rFonts w:ascii="Wingdings" w:hAnsi="Wingdings" w:hint="default"/>
+        <w:sz w:val="20"/>
+      </w:rPr>
+    </w:lvl>
+    <w:lvl w:ilvl="4" w:tentative="1">
+      <w:start w:val="1"/>
+      <w:numFmt w:val="bullet"/>
+      <w:lvlText w:val=""/>
+      <w:lvlJc w:val="left"/>
+      <w:pPr>
+        <w:tabs>
+          <w:tab w:val="num" w:pos="3600"/>
+        </w:tabs>
+        <w:ind w:left="3600" w:hanging="360"/>
+      </w:pPr>
+      <w:rPr>
+        <w:rFonts w:ascii="Wingdings" w:hAnsi="Wingdings" w:hint="default"/>
+        <w:sz w:val="20"/>
+      </w:rPr>
+    </w:lvl>
+    <w:lvl w:ilvl="5" w:tentative="1">
+      <w:start w:val="1"/>
+      <w:numFmt w:val="bullet"/>
+      <w:lvlText w:val=""/>
+      <w:lvlJc w:val="left"/>
+      <w:pPr>
+        <w:tabs>
+          <w:tab w:val="num" w:pos="4320"/>
+        </w:tabs>
+        <w:ind w:left="4320" w:hanging="360"/>
+      </w:pPr>
+      <w:rPr>
+        <w:rFonts w:ascii="Wingdings" w:hAnsi="Wingdings" w:hint="default"/>
+        <w:sz w:val="20"/>
+      </w:rPr>
+    </w:lvl>
+    <w:lvl w:ilvl="6" w:tentative="1">
+      <w:start w:val="1"/>
+      <w:numFmt w:val="bullet"/>
+      <w:lvlText w:val=""/>
+      <w:lvlJc w:val="left"/>
+      <w:pPr>
+        <w:tabs>
+          <w:tab w:val="num" w:pos="5040"/>
+        </w:tabs>
+        <w:ind w:left="5040" w:hanging="360"/>
+      </w:pPr>
+      <w:rPr>
+        <w:rFonts w:ascii="Wingdings" w:hAnsi="Wingdings" w:hint="default"/>
+        <w:sz w:val="20"/>
+      </w:rPr>
+    </w:lvl>
+    <w:lvl w:ilvl="7" w:tentative="1">
+      <w:start w:val="1"/>
+      <w:numFmt w:val="bullet"/>
+      <w:lvlText w:val=""/>
+      <w:lvlJc w:val="left"/>
+      <w:pPr>
+        <w:tabs>
+          <w:tab w:val="num" w:pos="5760"/>
+        </w:tabs>
+        <w:ind w:left="5760" w:hanging="360"/>
+      </w:pPr>
+      <w:rPr>
+        <w:rFonts w:ascii="Wingdings" w:hAnsi="Wingdings" w:hint="default"/>
+        <w:sz w:val="20"/>
+      </w:rPr>
+    </w:lvl>
+    <w:lvl w:ilvl="8" w:tentative="1">
+      <w:start w:val="1"/>
+      <w:numFmt w:val="bullet"/>
+      <w:lvlText w:val=""/>
+      <w:lvlJc w:val="left"/>
+      <w:pPr>
+        <w:tabs>
+          <w:tab w:val="num" w:pos="6480"/>
+        </w:tabs>
+        <w:ind w:left="6480" w:hanging="360"/>
+      </w:pPr>
+      <w:rPr>
+        <w:rFonts w:ascii="Wingdings" w:hAnsi="Wingdings" w:hint="default"/>
+        <w:sz w:val="20"/>
+      </w:rPr>
+    </w:lvl>
+  </w:abstractNum>
+  <w:abstractNum w:abstractNumId="7" w15:restartNumberingAfterBreak="0">
+    <w:nsid w:val="5F3C5130"/>
+    <w:multiLevelType w:val="multilevel"/>
+    <w:tmpl w:val="DC9AA11C"/>
+    <w:lvl w:ilvl="0">
+      <w:start w:val="1"/>
+      <w:numFmt w:val="bullet"/>
+      <w:lvlText w:val=""/>
+      <w:lvlJc w:val="left"/>
+      <w:pPr>
+        <w:tabs>
+          <w:tab w:val="num" w:pos="720"/>
+        </w:tabs>
+        <w:ind w:left="720" w:hanging="360"/>
+      </w:pPr>
+      <w:rPr>
+        <w:rFonts w:ascii="Symbol" w:hAnsi="Symbol" w:hint="default"/>
+        <w:sz w:val="20"/>
+      </w:rPr>
+    </w:lvl>
+    <w:lvl w:ilvl="1" w:tentative="1">
+      <w:start w:val="1"/>
+      <w:numFmt w:val="bullet"/>
+      <w:lvlText w:val="o"/>
+      <w:lvlJc w:val="left"/>
+      <w:pPr>
+        <w:tabs>
+          <w:tab w:val="num" w:pos="1440"/>
+        </w:tabs>
+        <w:ind w:left="1440" w:hanging="360"/>
+      </w:pPr>
+      <w:rPr>
+        <w:rFonts w:ascii="Courier New" w:hAnsi="Courier New" w:hint="default"/>
+        <w:sz w:val="20"/>
+      </w:rPr>
+    </w:lvl>
+    <w:lvl w:ilvl="2" w:tentative="1">
+      <w:start w:val="1"/>
+      <w:numFmt w:val="bullet"/>
+      <w:lvlText w:val=""/>
+      <w:lvlJc w:val="left"/>
+      <w:pPr>
+        <w:tabs>
+          <w:tab w:val="num" w:pos="2160"/>
+        </w:tabs>
+        <w:ind w:left="2160" w:hanging="360"/>
+      </w:pPr>
+      <w:rPr>
+        <w:rFonts w:ascii="Wingdings" w:hAnsi="Wingdings" w:hint="default"/>
+        <w:sz w:val="20"/>
+      </w:rPr>
+    </w:lvl>
+    <w:lvl w:ilvl="3" w:tentative="1">
+      <w:start w:val="1"/>
+      <w:numFmt w:val="bullet"/>
+      <w:lvlText w:val=""/>
+      <w:lvlJc w:val="left"/>
+      <w:pPr>
+        <w:tabs>
+          <w:tab w:val="num" w:pos="2880"/>
+        </w:tabs>
+        <w:ind w:left="2880" w:hanging="360"/>
+      </w:pPr>
+      <w:rPr>
+        <w:rFonts w:ascii="Wingdings" w:hAnsi="Wingdings" w:hint="default"/>
+        <w:sz w:val="20"/>
+      </w:rPr>
+    </w:lvl>
+    <w:lvl w:ilvl="4" w:tentative="1">
+      <w:start w:val="1"/>
+      <w:numFmt w:val="bullet"/>
+      <w:lvlText w:val=""/>
+      <w:lvlJc w:val="left"/>
+      <w:pPr>
+        <w:tabs>
+          <w:tab w:val="num" w:pos="3600"/>
+        </w:tabs>
+        <w:ind w:left="3600" w:hanging="360"/>
+      </w:pPr>
+      <w:rPr>
+        <w:rFonts w:ascii="Wingdings" w:hAnsi="Wingdings" w:hint="default"/>
+        <w:sz w:val="20"/>
+      </w:rPr>
+    </w:lvl>
+    <w:lvl w:ilvl="5" w:tentative="1">
+      <w:start w:val="1"/>
+      <w:numFmt w:val="bullet"/>
+      <w:lvlText w:val=""/>
+      <w:lvlJc w:val="left"/>
+      <w:pPr>
+        <w:tabs>
+          <w:tab w:val="num" w:pos="4320"/>
+        </w:tabs>
+        <w:ind w:left="4320" w:hanging="360"/>
+      </w:pPr>
+      <w:rPr>
+        <w:rFonts w:ascii="Wingdings" w:hAnsi="Wingdings" w:hint="default"/>
+        <w:sz w:val="20"/>
+      </w:rPr>
+    </w:lvl>
+    <w:lvl w:ilvl="6" w:tentative="1">
+      <w:start w:val="1"/>
+      <w:numFmt w:val="bullet"/>
+      <w:lvlText w:val=""/>
+      <w:lvlJc w:val="left"/>
+      <w:pPr>
+        <w:tabs>
+          <w:tab w:val="num" w:pos="5040"/>
+        </w:tabs>
+        <w:ind w:left="5040" w:hanging="360"/>
+      </w:pPr>
+      <w:rPr>
+        <w:rFonts w:ascii="Wingdings" w:hAnsi="Wingdings" w:hint="default"/>
+        <w:sz w:val="20"/>
+      </w:rPr>
+    </w:lvl>
+    <w:lvl w:ilvl="7" w:tentative="1">
+      <w:start w:val="1"/>
+      <w:numFmt w:val="bullet"/>
+      <w:lvlText w:val=""/>
+      <w:lvlJc w:val="left"/>
+      <w:pPr>
+        <w:tabs>
+          <w:tab w:val="num" w:pos="5760"/>
+        </w:tabs>
+        <w:ind w:left="5760" w:hanging="360"/>
+      </w:pPr>
+      <w:rPr>
+        <w:rFonts w:ascii="Wingdings" w:hAnsi="Wingdings" w:hint="default"/>
+        <w:sz w:val="20"/>
+      </w:rPr>
+    </w:lvl>
+    <w:lvl w:ilvl="8" w:tentative="1">
+      <w:start w:val="1"/>
+      <w:numFmt w:val="bullet"/>
+      <w:lvlText w:val=""/>
+      <w:lvlJc w:val="left"/>
+      <w:pPr>
+        <w:tabs>
+          <w:tab w:val="num" w:pos="6480"/>
+        </w:tabs>
+        <w:ind w:left="6480" w:hanging="360"/>
+      </w:pPr>
+      <w:rPr>
+        <w:rFonts w:ascii="Wingdings" w:hAnsi="Wingdings" w:hint="default"/>
+        <w:sz w:val="20"/>
+      </w:rPr>
+    </w:lvl>
+  </w:abstractNum>
+  <w:abstractNum w:abstractNumId="8" w15:restartNumberingAfterBreak="0">
+    <w:nsid w:val="72B12E7D"/>
+    <w:multiLevelType w:val="multilevel"/>
+    <w:tmpl w:val="55BEC34C"/>
+    <w:lvl w:ilvl="0">
+      <w:start w:val="1"/>
+      <w:numFmt w:val="bullet"/>
+      <w:lvlText w:val=""/>
+      <w:lvlJc w:val="left"/>
+      <w:pPr>
+        <w:tabs>
+          <w:tab w:val="num" w:pos="720"/>
+        </w:tabs>
+        <w:ind w:left="720" w:hanging="360"/>
+      </w:pPr>
+      <w:rPr>
+        <w:rFonts w:ascii="Symbol" w:hAnsi="Symbol" w:hint="default"/>
+        <w:sz w:val="20"/>
+      </w:rPr>
+    </w:lvl>
+    <w:lvl w:ilvl="1" w:tentative="1">
+      <w:start w:val="1"/>
+      <w:numFmt w:val="bullet"/>
+      <w:lvlText w:val="o"/>
+      <w:lvlJc w:val="left"/>
+      <w:pPr>
+        <w:tabs>
+          <w:tab w:val="num" w:pos="1440"/>
+        </w:tabs>
+        <w:ind w:left="1440" w:hanging="360"/>
+      </w:pPr>
+      <w:rPr>
+        <w:rFonts w:ascii="Courier New" w:hAnsi="Courier New" w:hint="default"/>
+        <w:sz w:val="20"/>
+      </w:rPr>
+    </w:lvl>
+    <w:lvl w:ilvl="2" w:tentative="1">
+      <w:start w:val="1"/>
+      <w:numFmt w:val="bullet"/>
+      <w:lvlText w:val=""/>
+      <w:lvlJc w:val="left"/>
+      <w:pPr>
+        <w:tabs>
+          <w:tab w:val="num" w:pos="2160"/>
+        </w:tabs>
+        <w:ind w:left="2160" w:hanging="360"/>
+      </w:pPr>
+      <w:rPr>
+        <w:rFonts w:ascii="Wingdings" w:hAnsi="Wingdings" w:hint="default"/>
+        <w:sz w:val="20"/>
+      </w:rPr>
+    </w:lvl>
+    <w:lvl w:ilvl="3" w:tentative="1">
+      <w:start w:val="1"/>
+      <w:numFmt w:val="bullet"/>
+      <w:lvlText w:val=""/>
+      <w:lvlJc w:val="left"/>
+      <w:pPr>
+        <w:tabs>
+          <w:tab w:val="num" w:pos="2880"/>
+        </w:tabs>
+        <w:ind w:left="2880" w:hanging="360"/>
+      </w:pPr>
+      <w:rPr>
+        <w:rFonts w:ascii="Wingdings" w:hAnsi="Wingdings" w:hint="default"/>
+        <w:sz w:val="20"/>
+      </w:rPr>
+    </w:lvl>
+    <w:lvl w:ilvl="4" w:tentative="1">
+      <w:start w:val="1"/>
+      <w:numFmt w:val="bullet"/>
+      <w:lvlText w:val=""/>
+      <w:lvlJc w:val="left"/>
+      <w:pPr>
+        <w:tabs>
+          <w:tab w:val="num" w:pos="3600"/>
+        </w:tabs>
+        <w:ind w:left="3600" w:hanging="360"/>
+      </w:pPr>
+      <w:rPr>
+        <w:rFonts w:ascii="Wingdings" w:hAnsi="Wingdings" w:hint="default"/>
+        <w:sz w:val="20"/>
+      </w:rPr>
+    </w:lvl>
+    <w:lvl w:ilvl="5" w:tentative="1">
+      <w:start w:val="1"/>
+      <w:numFmt w:val="bullet"/>
+      <w:lvlText w:val=""/>
+      <w:lvlJc w:val="left"/>
+      <w:pPr>
+        <w:tabs>
+          <w:tab w:val="num" w:pos="4320"/>
+        </w:tabs>
+        <w:ind w:left="4320" w:hanging="360"/>
+      </w:pPr>
+      <w:rPr>
+        <w:rFonts w:ascii="Wingdings" w:hAnsi="Wingdings" w:hint="default"/>
+        <w:sz w:val="20"/>
+      </w:rPr>
+    </w:lvl>
+    <w:lvl w:ilvl="6" w:tentative="1">
+      <w:start w:val="1"/>
+      <w:numFmt w:val="bullet"/>
+      <w:lvlText w:val=""/>
+      <w:lvlJc w:val="left"/>
+      <w:pPr>
+        <w:tabs>
+          <w:tab w:val="num" w:pos="5040"/>
+        </w:tabs>
+        <w:ind w:left="5040" w:hanging="360"/>
+      </w:pPr>
+      <w:rPr>
+        <w:rFonts w:ascii="Wingdings" w:hAnsi="Wingdings" w:hint="default"/>
+        <w:sz w:val="20"/>
+      </w:rPr>
+    </w:lvl>
+    <w:lvl w:ilvl="7" w:tentative="1">
+      <w:start w:val="1"/>
+      <w:numFmt w:val="bullet"/>
+      <w:lvlText w:val=""/>
+      <w:lvlJc w:val="left"/>
+      <w:pPr>
+        <w:tabs>
+          <w:tab w:val="num" w:pos="5760"/>
+        </w:tabs>
+        <w:ind w:left="5760" w:hanging="360"/>
+      </w:pPr>
+      <w:rPr>
+        <w:rFonts w:ascii="Wingdings" w:hAnsi="Wingdings" w:hint="default"/>
+        <w:sz w:val="20"/>
+      </w:rPr>
+    </w:lvl>
+    <w:lvl w:ilvl="8" w:tentative="1">
+      <w:start w:val="1"/>
+      <w:numFmt w:val="bullet"/>
+      <w:lvlText w:val=""/>
+      <w:lvlJc w:val="left"/>
+      <w:pPr>
+        <w:tabs>
+          <w:tab w:val="num" w:pos="6480"/>
+        </w:tabs>
+        <w:ind w:left="6480" w:hanging="360"/>
+      </w:pPr>
+      <w:rPr>
+        <w:rFonts w:ascii="Wingdings" w:hAnsi="Wingdings" w:hint="default"/>
+        <w:sz w:val="20"/>
+      </w:rPr>
+    </w:lvl>
+  </w:abstractNum>
+  <w:num w:numId="1" w16cid:durableId="1978945811">
+    <w:abstractNumId w:val="6"/>
+  </w:num>
+  <w:num w:numId="2" w16cid:durableId="1238049275">
+    <w:abstractNumId w:val="0"/>
+  </w:num>
+  <w:num w:numId="3" w16cid:durableId="1085492691">
+    <w:abstractNumId w:val="2"/>
+  </w:num>
+  <w:num w:numId="4" w16cid:durableId="776372018">
+    <w:abstractNumId w:val="5"/>
+  </w:num>
+  <w:num w:numId="5" w16cid:durableId="739668218">
+    <w:abstractNumId w:val="7"/>
+  </w:num>
+  <w:num w:numId="6" w16cid:durableId="1484850568">
+    <w:abstractNumId w:val="8"/>
+  </w:num>
+  <w:num w:numId="7" w16cid:durableId="316498941">
+    <w:abstractNumId w:val="4"/>
+  </w:num>
+  <w:num w:numId="8" w16cid:durableId="699165677">
+    <w:abstractNumId w:val="3"/>
+  </w:num>
+  <w:num w:numId="9" w16cid:durableId="2016688739">
+    <w:abstractNumId w:val="1"/>
+  </w:num>
+</w:numbering>
 </file>
 
 <file path=word/styles.xml><?xml version="1.0" encoding="utf-8"?>
@@ -490,6 +4403,7 @@
   <w:style w:type="paragraph" w:default="1" w:styleId="Normal">
     <w:name w:val="Normal"/>
     <w:qFormat/>
+    <w:rsid w:val="00BC1381"/>
   </w:style>
   <w:style w:type="paragraph" w:styleId="Heading1">
     <w:name w:val="heading 1"/>
@@ -1006,6 +4920,29 @@
       <w:spacing w:val="5"/>
     </w:rPr>
   </w:style>
+  <w:style w:type="character" w:styleId="Hyperlink">
+    <w:name w:val="Hyperlink"/>
+    <w:basedOn w:val="DefaultParagraphFont"/>
+    <w:uiPriority w:val="99"/>
+    <w:unhideWhenUsed/>
+    <w:rsid w:val="00F93DE6"/>
+    <w:rPr>
+      <w:color w:val="0563C1" w:themeColor="hyperlink"/>
+      <w:u w:val="single"/>
+    </w:rPr>
+  </w:style>
+  <w:style w:type="character" w:styleId="UnresolvedMention">
+    <w:name w:val="Unresolved Mention"/>
+    <w:basedOn w:val="DefaultParagraphFont"/>
+    <w:uiPriority w:val="99"/>
+    <w:semiHidden/>
+    <w:unhideWhenUsed/>
+    <w:rsid w:val="00F93DE6"/>
+    <w:rPr>
+      <w:color w:val="605E5C"/>
+      <w:shd w:val="clear" w:color="auto" w:fill="E1DFDD"/>
+    </w:rPr>
+  </w:style>
 </w:styles>
 </file>
 

--- a/out/production/core-java-training/Chapter4/Chapter4.docx
+++ b/out/production/core-java-training/Chapter4/Chapter4.docx
@@ -1346,8 +1346,13 @@
         </w:rPr>
         <w:t xml:space="preserve"> </w:t>
       </w:r>
-      <w:r>
-        <w:t>sl is an</w:t>
+      <w:proofErr w:type="spellStart"/>
+      <w:r>
+        <w:t>sl</w:t>
+      </w:r>
+      <w:proofErr w:type="spellEnd"/>
+      <w:r>
+        <w:t xml:space="preserve"> is an</w:t>
       </w:r>
       <w:r>
         <w:rPr>
@@ -1648,7 +1653,23 @@
           <w:b/>
           <w:bCs/>
         </w:rPr>
-        <w:t>Methods (Behavior)</w:t>
+        <w:t>Methods (</w:t>
+      </w:r>
+      <w:proofErr w:type="spellStart"/>
+      <w:r>
+        <w:rPr>
+          <w:b/>
+          <w:bCs/>
+        </w:rPr>
+        <w:t>Behavior</w:t>
+      </w:r>
+      <w:proofErr w:type="spellEnd"/>
+      <w:r>
+        <w:rPr>
+          <w:b/>
+          <w:bCs/>
+        </w:rPr>
+        <w:t>)</w:t>
       </w:r>
     </w:p>
     <w:p>
@@ -1669,8 +1690,13 @@
           <w:numId w:val="6"/>
         </w:numPr>
       </w:pPr>
-      <w:r>
-        <w:t xml:space="preserve">bookAppointment() </w:t>
+      <w:proofErr w:type="spellStart"/>
+      <w:r>
+        <w:t>bookAppointment</w:t>
+      </w:r>
+      <w:proofErr w:type="spellEnd"/>
+      <w:r>
+        <w:t xml:space="preserve">() </w:t>
       </w:r>
     </w:p>
     <w:p>
@@ -1680,8 +1706,13 @@
           <w:numId w:val="6"/>
         </w:numPr>
       </w:pPr>
-      <w:r>
-        <w:t xml:space="preserve">cancelAppointment() </w:t>
+      <w:proofErr w:type="spellStart"/>
+      <w:r>
+        <w:t>cancelAppointment</w:t>
+      </w:r>
+      <w:proofErr w:type="spellEnd"/>
+      <w:r>
+        <w:t xml:space="preserve">() </w:t>
       </w:r>
     </w:p>
     <w:p>
@@ -1691,8 +1722,13 @@
           <w:numId w:val="6"/>
         </w:numPr>
       </w:pPr>
-      <w:r>
-        <w:t xml:space="preserve">viewDoctor() </w:t>
+      <w:proofErr w:type="spellStart"/>
+      <w:r>
+        <w:t>viewDoctor</w:t>
+      </w:r>
+      <w:proofErr w:type="spellEnd"/>
+      <w:r>
+        <w:t xml:space="preserve">() </w:t>
       </w:r>
     </w:p>
     <w:p>
@@ -1702,8 +1738,13 @@
           <w:numId w:val="6"/>
         </w:numPr>
       </w:pPr>
-      <w:r>
-        <w:t>viewPrescription()</w:t>
+      <w:proofErr w:type="spellStart"/>
+      <w:r>
+        <w:t>viewPrescription</w:t>
+      </w:r>
+      <w:proofErr w:type="spellEnd"/>
+      <w:r>
+        <w:t>()</w:t>
       </w:r>
     </w:p>
     <w:p>
@@ -1951,7 +1992,23 @@
           <w:b/>
           <w:bCs/>
         </w:rPr>
-        <w:t>Methods (Behavior)</w:t>
+        <w:t>Methods (</w:t>
+      </w:r>
+      <w:proofErr w:type="spellStart"/>
+      <w:r>
+        <w:rPr>
+          <w:b/>
+          <w:bCs/>
+        </w:rPr>
+        <w:t>Behavior</w:t>
+      </w:r>
+      <w:proofErr w:type="spellEnd"/>
+      <w:r>
+        <w:rPr>
+          <w:b/>
+          <w:bCs/>
+        </w:rPr>
+        <w:t>)</w:t>
       </w:r>
     </w:p>
     <w:p>
@@ -1961,8 +2018,13 @@
           <w:numId w:val="8"/>
         </w:numPr>
       </w:pPr>
-      <w:r>
-        <w:t xml:space="preserve">viewPatient() </w:t>
+      <w:proofErr w:type="spellStart"/>
+      <w:r>
+        <w:t>viewPatient</w:t>
+      </w:r>
+      <w:proofErr w:type="spellEnd"/>
+      <w:r>
+        <w:t xml:space="preserve">() </w:t>
       </w:r>
     </w:p>
     <w:p>
@@ -1972,8 +2034,13 @@
           <w:numId w:val="8"/>
         </w:numPr>
       </w:pPr>
-      <w:r>
-        <w:t xml:space="preserve">diagnosePatient() </w:t>
+      <w:proofErr w:type="spellStart"/>
+      <w:r>
+        <w:t>diagnosePatient</w:t>
+      </w:r>
+      <w:proofErr w:type="spellEnd"/>
+      <w:r>
+        <w:t xml:space="preserve">() </w:t>
       </w:r>
     </w:p>
     <w:p>
@@ -1983,8 +2050,13 @@
           <w:numId w:val="8"/>
         </w:numPr>
       </w:pPr>
-      <w:r>
-        <w:t xml:space="preserve">prescribeMedicine() </w:t>
+      <w:proofErr w:type="spellStart"/>
+      <w:r>
+        <w:t>prescribeMedicine</w:t>
+      </w:r>
+      <w:proofErr w:type="spellEnd"/>
+      <w:r>
+        <w:t xml:space="preserve">() </w:t>
       </w:r>
     </w:p>
     <w:p>
@@ -1994,8 +2066,13 @@
           <w:numId w:val="8"/>
         </w:numPr>
       </w:pPr>
-      <w:r>
-        <w:t>updateAvailability()</w:t>
+      <w:proofErr w:type="spellStart"/>
+      <w:r>
+        <w:t>updateAvailability</w:t>
+      </w:r>
+      <w:proofErr w:type="spellEnd"/>
+      <w:r>
+        <w:t>()</w:t>
       </w:r>
     </w:p>
     <w:p>
@@ -2214,7 +2291,23 @@
         <w:t>association relationship</w:t>
       </w:r>
       <w:r>
-        <w:t xml:space="preserve"> between the Patient and Doctor classes is represented by passing a Doctor object as a parameter to the consultDoctor() method and a Patient object as a parameter to the diagnosePatient() method. This allows the two independent objects to communicate by calling each other's methods without either object owning the other. Their interaction is established through method calls and object references, which is a common way to represent an association relationship in object-oriented programming.</w:t>
+        <w:t xml:space="preserve"> between the Patient and Doctor classes is represented by passing a Doctor object as a parameter to the </w:t>
+      </w:r>
+      <w:proofErr w:type="spellStart"/>
+      <w:r>
+        <w:t>consultDoctor</w:t>
+      </w:r>
+      <w:proofErr w:type="spellEnd"/>
+      <w:r>
+        <w:t xml:space="preserve">() method and a Patient object as a parameter to the </w:t>
+      </w:r>
+      <w:proofErr w:type="spellStart"/>
+      <w:r>
+        <w:t>diagnosePatient</w:t>
+      </w:r>
+      <w:proofErr w:type="spellEnd"/>
+      <w:r>
+        <w:t>() method. This allows the two independent objects to communicate by calling each other's methods without either object owning the other. Their interaction is established through method calls and object references, which is a common way to represent an association relationship in object-oriented programming.</w:t>
       </w:r>
     </w:p>
     <w:p>
@@ -2359,7 +2452,79 @@
     </w:p>
     <w:p>
       <w:r>
-        <w:t>When the healthcare program starts, the JVM loads the Patient, Doctor, and Main classes using the Class Loader. The JVM creates class metadata containing the class structure, including instance fields (patientId, name, age, doctorId, specialization), static fields (if defined), constructors, and methods (bookAppointment(), consultDoctor(), diagnosePatient()). During Verification, the JVM checks that the bytecode is valid and safe. In the Preparation phase, memory is allocated for static fields of the classes and they are initialized with default values (for example, an int static field becomes 0 and a reference field becomes null). During Resolution, the JVM converts symbolic references stored in the class file constant pool into direct references to the actual classes, fields, and methods. For example, the reference to Doctor inside Patient's consultDoctor(Doctor doctor) method is resolved so the JVM knows which Doctor class and diagnosePatient() method should be called. During Initialization, static fields receive their assigned values and static initialization blocks are executed. When objects are created using new Patient() and new Doctor(), their instance fields are allocated separately in the Heap and store object-specific data, while the class methods are stored once in the Method Area and shared by all objects of that class. At runtime, the Patient object communicates with the Doctor object through object references, allowing methods such as consultDoctor() and diagnosePatient() to interact.</w:t>
+        <w:t>When the healthcare program starts, the JVM loads the Patient, Doctor, and Main classes using the Class Loader. The JVM creates class metadata containing the class structure, including instance fields (</w:t>
+      </w:r>
+      <w:proofErr w:type="spellStart"/>
+      <w:r>
+        <w:t>patientId</w:t>
+      </w:r>
+      <w:proofErr w:type="spellEnd"/>
+      <w:r>
+        <w:t xml:space="preserve">, name, age, </w:t>
+      </w:r>
+      <w:proofErr w:type="spellStart"/>
+      <w:r>
+        <w:t>doctorId</w:t>
+      </w:r>
+      <w:proofErr w:type="spellEnd"/>
+      <w:r>
+        <w:t>, specialization), static fields (if defined), constructors, and methods (</w:t>
+      </w:r>
+      <w:proofErr w:type="spellStart"/>
+      <w:r>
+        <w:t>bookAppointment</w:t>
+      </w:r>
+      <w:proofErr w:type="spellEnd"/>
+      <w:r>
+        <w:t xml:space="preserve">(), </w:t>
+      </w:r>
+      <w:proofErr w:type="spellStart"/>
+      <w:r>
+        <w:t>consultDoctor</w:t>
+      </w:r>
+      <w:proofErr w:type="spellEnd"/>
+      <w:r>
+        <w:t xml:space="preserve">(), </w:t>
+      </w:r>
+      <w:proofErr w:type="spellStart"/>
+      <w:r>
+        <w:t>diagnosePatient</w:t>
+      </w:r>
+      <w:proofErr w:type="spellEnd"/>
+      <w:r>
+        <w:t xml:space="preserve">()). During Verification, the JVM checks that the bytecode is valid and safe. In the Preparation phase, memory is allocated for static fields of the classes and they are initialized with default values (for example, an int static field becomes 0 and a reference field becomes null). During Resolution, the JVM converts symbolic references stored in the class file constant pool into direct references to the actual classes, fields, and methods. For example, the reference to Doctor inside Patient's </w:t>
+      </w:r>
+      <w:proofErr w:type="spellStart"/>
+      <w:r>
+        <w:t>consultDoctor</w:t>
+      </w:r>
+      <w:proofErr w:type="spellEnd"/>
+      <w:r>
+        <w:t xml:space="preserve">(Doctor doctor) method is resolved so the JVM knows which Doctor class and </w:t>
+      </w:r>
+      <w:proofErr w:type="spellStart"/>
+      <w:r>
+        <w:t>diagnosePatient</w:t>
+      </w:r>
+      <w:proofErr w:type="spellEnd"/>
+      <w:r>
+        <w:t xml:space="preserve">() method should be called. During Initialization, static fields receive their assigned values and static initialization blocks are executed. When objects are created using new Patient() and new Doctor(), their instance fields are allocated separately in the Heap and store object-specific data, while the class methods are stored once in the Method Area and shared by all objects of that class. At runtime, the Patient object communicates with the Doctor object through object references, allowing methods such as </w:t>
+      </w:r>
+      <w:proofErr w:type="spellStart"/>
+      <w:r>
+        <w:t>consultDoctor</w:t>
+      </w:r>
+      <w:proofErr w:type="spellEnd"/>
+      <w:r>
+        <w:t xml:space="preserve">() and </w:t>
+      </w:r>
+      <w:proofErr w:type="spellStart"/>
+      <w:r>
+        <w:t>diagnosePatient</w:t>
+      </w:r>
+      <w:proofErr w:type="spellEnd"/>
+      <w:r>
+        <w:t>() to interact.</w:t>
       </w:r>
     </w:p>
     <w:p>
@@ -2527,8 +2692,13 @@
           <w:numId w:val="9"/>
         </w:numPr>
       </w:pPr>
-      <w:r>
-        <w:t xml:space="preserve">LocalDate → date handling </w:t>
+      <w:proofErr w:type="spellStart"/>
+      <w:r>
+        <w:t>LocalDate</w:t>
+      </w:r>
+      <w:proofErr w:type="spellEnd"/>
+      <w:r>
+        <w:t xml:space="preserve"> → date handling </w:t>
       </w:r>
     </w:p>
     <w:p>
@@ -2538,8 +2708,13 @@
           <w:numId w:val="9"/>
         </w:numPr>
       </w:pPr>
-      <w:r>
-        <w:t xml:space="preserve">ArrayList → dynamic collections </w:t>
+      <w:proofErr w:type="spellStart"/>
+      <w:r>
+        <w:t>ArrayList</w:t>
+      </w:r>
+      <w:proofErr w:type="spellEnd"/>
+      <w:r>
+        <w:t xml:space="preserve"> → dynamic collections </w:t>
       </w:r>
     </w:p>
     <w:p>
@@ -2618,7 +2793,753 @@
         </w:drawing>
       </w:r>
     </w:p>
+    <w:p>
+      <w:pPr>
+        <w:rPr>
+          <w:b/>
+          <w:bCs/>
+        </w:rPr>
+      </w:pPr>
+      <w:r>
+        <w:rPr>
+          <w:b/>
+          <w:bCs/>
+        </w:rPr>
+        <w:t>Creating Objects from Predefined Classes</w:t>
+      </w:r>
+    </w:p>
+    <w:p>
+      <w:r>
+        <w:t>Most Java classes represent objects that have:</w:t>
+      </w:r>
+    </w:p>
+    <w:p>
+      <w:pPr>
+        <w:numPr>
+          <w:ilvl w:val="0"/>
+          <w:numId w:val="10"/>
+        </w:numPr>
+      </w:pPr>
+      <w:r>
+        <w:rPr>
+          <w:b/>
+          <w:bCs/>
+        </w:rPr>
+        <w:t>State</w:t>
+      </w:r>
+      <w:r>
+        <w:t>:</w:t>
+      </w:r>
+      <w:r>
+        <w:t xml:space="preserve"> data stored inside the object. </w:t>
+      </w:r>
+    </w:p>
+    <w:p>
+      <w:pPr>
+        <w:numPr>
+          <w:ilvl w:val="0"/>
+          <w:numId w:val="10"/>
+        </w:numPr>
+      </w:pPr>
+      <w:r>
+        <w:rPr>
+          <w:b/>
+          <w:bCs/>
+        </w:rPr>
+        <w:t>Behaviour</w:t>
+      </w:r>
+      <w:r>
+        <w:t>:</w:t>
+      </w:r>
+      <w:r>
+        <w:t xml:space="preserve"> methods that operate on that data. </w:t>
+      </w:r>
+    </w:p>
+    <w:p>
+      <w:r>
+        <w:t>To use these classes, we usually:</w:t>
+      </w:r>
+    </w:p>
+    <w:p>
+      <w:pPr>
+        <w:numPr>
+          <w:ilvl w:val="0"/>
+          <w:numId w:val="11"/>
+        </w:numPr>
+      </w:pPr>
+      <w:r>
+        <w:t xml:space="preserve">Create an object. </w:t>
+      </w:r>
+    </w:p>
+    <w:p>
+      <w:pPr>
+        <w:numPr>
+          <w:ilvl w:val="0"/>
+          <w:numId w:val="11"/>
+        </w:numPr>
+      </w:pPr>
+      <w:r>
+        <w:t xml:space="preserve">Store its reference. </w:t>
+      </w:r>
+    </w:p>
+    <w:p>
+      <w:pPr>
+        <w:numPr>
+          <w:ilvl w:val="0"/>
+          <w:numId w:val="11"/>
+        </w:numPr>
+      </w:pPr>
+      <w:r>
+        <w:t>Call methods on that object.</w:t>
+      </w:r>
+    </w:p>
+    <w:p>
+      <w:pPr>
+        <w:spacing w:before="100" w:beforeAutospacing="1" w:after="100" w:afterAutospacing="1" w:line="240" w:lineRule="auto"/>
+        <w:ind w:left="360"/>
+        <w:rPr>
+          <w:rFonts w:ascii="Times New Roman" w:eastAsia="Times New Roman" w:hAnsi="Times New Roman" w:cs="Times New Roman"/>
+          <w:kern w:val="0"/>
+          <w:lang w:eastAsia="en-AE"/>
+          <w14:ligatures w14:val="none"/>
+        </w:rPr>
+      </w:pPr>
+      <w:r>
+        <w:rPr>
+          <w:rFonts w:ascii="Times New Roman" w:eastAsia="Times New Roman" w:hAnsi="Times New Roman" w:cs="Times New Roman"/>
+          <w:kern w:val="0"/>
+          <w:lang w:eastAsia="en-AE"/>
+          <w14:ligatures w14:val="none"/>
+        </w:rPr>
+        <w:t xml:space="preserve">For example: Date object: </w:t>
+      </w:r>
+      <w:r>
+        <w:rPr>
+          <w:rFonts w:ascii="Times New Roman" w:eastAsia="Times New Roman" w:hAnsi="Times New Roman" w:cs="Times New Roman"/>
+          <w:kern w:val="0"/>
+          <w:lang w:eastAsia="en-AE"/>
+          <w14:ligatures w14:val="none"/>
+        </w:rPr>
+        <w:t>Java provides classes for working with dates</w:t>
+      </w:r>
+    </w:p>
+    <w:p>
+      <w:pPr>
+        <w:spacing w:before="100" w:beforeAutospacing="1" w:after="100" w:afterAutospacing="1" w:line="240" w:lineRule="auto"/>
+        <w:ind w:left="360"/>
+        <w:jc w:val="center"/>
+        <w:rPr>
+          <w:rFonts w:ascii="Times New Roman" w:eastAsia="Times New Roman" w:hAnsi="Times New Roman" w:cs="Times New Roman"/>
+          <w:kern w:val="0"/>
+          <w:lang w:eastAsia="en-AE"/>
+          <w14:ligatures w14:val="none"/>
+        </w:rPr>
+      </w:pPr>
+      <w:r>
+        <w:rPr>
+          <w:noProof/>
+        </w:rPr>
+        <w:drawing>
+          <wp:inline distT="0" distB="0" distL="0" distR="0" wp14:anchorId="7760412A" wp14:editId="0FCF79B4">
+            <wp:extent cx="6150634" cy="978535"/>
+            <wp:effectExtent l="0" t="0" r="2540" b="0"/>
+            <wp:docPr id="1902994101" name="Picture 1"/>
+            <wp:cNvGraphicFramePr>
+              <a:graphicFrameLocks xmlns:a="http://schemas.openxmlformats.org/drawingml/2006/main" noChangeAspect="1"/>
+            </wp:cNvGraphicFramePr>
+            <a:graphic xmlns:a="http://schemas.openxmlformats.org/drawingml/2006/main">
+              <a:graphicData uri="http://schemas.openxmlformats.org/drawingml/2006/picture">
+                <pic:pic xmlns:pic="http://schemas.openxmlformats.org/drawingml/2006/picture">
+                  <pic:nvPicPr>
+                    <pic:cNvPr id="1902994101" name=""/>
+                    <pic:cNvPicPr/>
+                  </pic:nvPicPr>
+                  <pic:blipFill>
+                    <a:blip r:embed="rId19"/>
+                    <a:stretch>
+                      <a:fillRect/>
+                    </a:stretch>
+                  </pic:blipFill>
+                  <pic:spPr>
+                    <a:xfrm>
+                      <a:off x="0" y="0"/>
+                      <a:ext cx="6152444" cy="978823"/>
+                    </a:xfrm>
+                    <a:prstGeom prst="rect">
+                      <a:avLst/>
+                    </a:prstGeom>
+                  </pic:spPr>
+                </pic:pic>
+              </a:graphicData>
+            </a:graphic>
+          </wp:inline>
+        </w:drawing>
+      </w:r>
+    </w:p>
     <w:p/>
+    <w:p/>
+    <w:p>
+      <w:r>
+        <w:rPr>
+          <w:noProof/>
+        </w:rPr>
+        <w:lastRenderedPageBreak/>
+        <w:drawing>
+          <wp:inline distT="0" distB="0" distL="0" distR="0" wp14:anchorId="657EB690" wp14:editId="34FBE3D9">
+            <wp:extent cx="6556075" cy="523875"/>
+            <wp:effectExtent l="0" t="0" r="0" b="0"/>
+            <wp:docPr id="773657617" name="Picture 1"/>
+            <wp:cNvGraphicFramePr>
+              <a:graphicFrameLocks xmlns:a="http://schemas.openxmlformats.org/drawingml/2006/main" noChangeAspect="1"/>
+            </wp:cNvGraphicFramePr>
+            <a:graphic xmlns:a="http://schemas.openxmlformats.org/drawingml/2006/main">
+              <a:graphicData uri="http://schemas.openxmlformats.org/drawingml/2006/picture">
+                <pic:pic xmlns:pic="http://schemas.openxmlformats.org/drawingml/2006/picture">
+                  <pic:nvPicPr>
+                    <pic:cNvPr id="773657617" name=""/>
+                    <pic:cNvPicPr/>
+                  </pic:nvPicPr>
+                  <pic:blipFill>
+                    <a:blip r:embed="rId20"/>
+                    <a:stretch>
+                      <a:fillRect/>
+                    </a:stretch>
+                  </pic:blipFill>
+                  <pic:spPr>
+                    <a:xfrm>
+                      <a:off x="0" y="0"/>
+                      <a:ext cx="6558253" cy="524049"/>
+                    </a:xfrm>
+                    <a:prstGeom prst="rect">
+                      <a:avLst/>
+                    </a:prstGeom>
+                  </pic:spPr>
+                </pic:pic>
+              </a:graphicData>
+            </a:graphic>
+          </wp:inline>
+        </w:drawing>
+      </w:r>
+    </w:p>
+    <w:p>
+      <w:r>
+        <w:t xml:space="preserve">In Java, an object variable does not store the object itself; it stores a </w:t>
+      </w:r>
+      <w:r>
+        <w:rPr>
+          <w:b/>
+          <w:bCs/>
+        </w:rPr>
+        <w:t>reference</w:t>
+      </w:r>
+      <w:r>
+        <w:t xml:space="preserve"> that points to an object in memory. Declaring a variable like Date </w:t>
+      </w:r>
+      <w:proofErr w:type="spellStart"/>
+      <w:r>
+        <w:t>startTime</w:t>
+      </w:r>
+      <w:proofErr w:type="spellEnd"/>
+      <w:r>
+        <w:t xml:space="preserve">; only creates a reference variable with no object assigned, so its value is null. An object is created only when using the new keyword, such as </w:t>
+      </w:r>
+      <w:proofErr w:type="spellStart"/>
+      <w:r>
+        <w:t>startTime</w:t>
+      </w:r>
+      <w:proofErr w:type="spellEnd"/>
+      <w:r>
+        <w:t xml:space="preserve"> = new Date();, which creates the object in the heap and stores its reference inside </w:t>
+      </w:r>
+      <w:proofErr w:type="spellStart"/>
+      <w:r>
+        <w:t>startTime</w:t>
+      </w:r>
+      <w:proofErr w:type="spellEnd"/>
+      <w:r>
+        <w:t>. Therefore, methods can only be called when the variable points to a valid object.</w:t>
+      </w:r>
+    </w:p>
+    <w:p/>
+    <w:p>
+      <w:pPr>
+        <w:rPr>
+          <w:b/>
+          <w:bCs/>
+        </w:rPr>
+      </w:pPr>
+      <w:r>
+        <w:rPr>
+          <w:b/>
+          <w:bCs/>
+        </w:rPr>
+        <w:t>Multiple Variables Can Reference the Same Object</w:t>
+      </w:r>
+    </w:p>
+    <w:p>
+      <w:r>
+        <w:t xml:space="preserve">In Java, multiple object variables can point to the same object in the </w:t>
+      </w:r>
+      <w:r>
+        <w:rPr>
+          <w:b/>
+          <w:bCs/>
+        </w:rPr>
+        <w:t>heap</w:t>
+      </w:r>
+      <w:r>
+        <w:t>. Assigning one object variable to another does not create a new object; it only copies the reference. Therefore, both variables access and modify the same object.</w:t>
+      </w:r>
+    </w:p>
+    <w:p/>
+    <w:p>
+      <w:pPr>
+        <w:rPr>
+          <w:b/>
+          <w:bCs/>
+        </w:rPr>
+      </w:pPr>
+      <w:r>
+        <w:rPr>
+          <w:b/>
+          <w:bCs/>
+        </w:rPr>
+        <w:t>The null Reference</w:t>
+      </w:r>
+    </w:p>
+    <w:p>
+      <w:r>
+        <w:t>Java allows an object variable to exist without referring to any object by assigning it the value null. A null reference means that no object is currently connected to the variable.</w:t>
+      </w:r>
+    </w:p>
+    <w:p/>
+    <w:p>
+      <w:pPr>
+        <w:rPr>
+          <w:b/>
+          <w:bCs/>
+        </w:rPr>
+      </w:pPr>
+      <w:r>
+        <w:rPr>
+          <w:b/>
+          <w:bCs/>
+        </w:rPr>
+        <w:t xml:space="preserve">The </w:t>
+      </w:r>
+      <w:proofErr w:type="spellStart"/>
+      <w:r>
+        <w:rPr>
+          <w:b/>
+          <w:bCs/>
+        </w:rPr>
+        <w:t>LocalDate</w:t>
+      </w:r>
+      <w:proofErr w:type="spellEnd"/>
+      <w:r>
+        <w:rPr>
+          <w:b/>
+          <w:bCs/>
+        </w:rPr>
+        <w:t xml:space="preserve"> Class</w:t>
+      </w:r>
+    </w:p>
+    <w:p>
+      <w:proofErr w:type="spellStart"/>
+      <w:r>
+        <w:t>LocalDate</w:t>
+      </w:r>
+      <w:proofErr w:type="spellEnd"/>
+      <w:r>
+        <w:t xml:space="preserve"> is a predefined Java class used to represent calendar dates. It allows developers to create and manipulate dates without knowing how dates are stored internally. The class uses static factory methods such as now() and of() to create objects. </w:t>
+      </w:r>
+      <w:proofErr w:type="spellStart"/>
+      <w:r>
+        <w:t>LocalDate</w:t>
+      </w:r>
+      <w:proofErr w:type="spellEnd"/>
+      <w:r>
+        <w:t xml:space="preserve"> is immutable, meaning its objects cannot be changed after creation. </w:t>
+      </w:r>
+    </w:p>
+    <w:p/>
+    <w:p>
+      <w:pPr>
+        <w:rPr>
+          <w:b/>
+          <w:bCs/>
+        </w:rPr>
+      </w:pPr>
+      <w:r>
+        <w:rPr>
+          <w:b/>
+          <w:bCs/>
+        </w:rPr>
+        <w:t>Accessor Methods</w:t>
+      </w:r>
+    </w:p>
+    <w:p>
+      <w:r>
+        <w:t xml:space="preserve">Accessor methods are methods used to </w:t>
+      </w:r>
+      <w:r>
+        <w:rPr>
+          <w:b/>
+          <w:bCs/>
+        </w:rPr>
+        <w:t>read information from an object without changing its state</w:t>
+      </w:r>
+      <w:r>
+        <w:t>. They allow controlled access to private data while maintaining encapsulation.</w:t>
+      </w:r>
+    </w:p>
+    <w:p/>
+    <w:p>
+      <w:pPr>
+        <w:rPr>
+          <w:b/>
+          <w:bCs/>
+        </w:rPr>
+      </w:pPr>
+      <w:r>
+        <w:rPr>
+          <w:b/>
+          <w:bCs/>
+        </w:rPr>
+        <w:t>Mutator Methods</w:t>
+      </w:r>
+    </w:p>
+    <w:p>
+      <w:r>
+        <w:t xml:space="preserve">Mutator methods are methods that </w:t>
+      </w:r>
+      <w:r>
+        <w:rPr>
+          <w:b/>
+          <w:bCs/>
+        </w:rPr>
+        <w:t>change the internal state of an object</w:t>
+      </w:r>
+      <w:r>
+        <w:t>. When a mutator method is called, the object's stored data is modified.</w:t>
+      </w:r>
+    </w:p>
+    <w:p/>
+    <w:p>
+      <w:pPr>
+        <w:rPr>
+          <w:b/>
+          <w:bCs/>
+        </w:rPr>
+      </w:pPr>
+      <w:r>
+        <w:rPr>
+          <w:b/>
+          <w:bCs/>
+        </w:rPr>
+        <w:t>Immutable Objects</w:t>
+      </w:r>
+    </w:p>
+    <w:p>
+      <w:r>
+        <w:t>An immutable object is an object whose state cannot be changed after it is created. Instead of modifying the existing object, methods create and return a new object with the updated value.</w:t>
+      </w:r>
+    </w:p>
+    <w:p/>
+    <w:p>
+      <w:pPr>
+        <w:rPr>
+          <w:b/>
+          <w:bCs/>
+        </w:rPr>
+      </w:pPr>
+      <w:r>
+        <w:rPr>
+          <w:b/>
+          <w:bCs/>
+        </w:rPr>
+        <w:t>I</w:t>
+      </w:r>
+      <w:r>
+        <w:rPr>
+          <w:b/>
+          <w:bCs/>
+        </w:rPr>
+        <w:t>mplicit and Explicit Parameters</w:t>
+      </w:r>
+    </w:p>
+    <w:p>
+      <w:r>
+        <w:t xml:space="preserve">In Java, every instance method works with two types of parameters: an </w:t>
+      </w:r>
+      <w:r>
+        <w:rPr>
+          <w:b/>
+          <w:bCs/>
+        </w:rPr>
+        <w:t>implicit parameter</w:t>
+      </w:r>
+      <w:r>
+        <w:t xml:space="preserve"> and </w:t>
+      </w:r>
+      <w:r>
+        <w:rPr>
+          <w:b/>
+          <w:bCs/>
+        </w:rPr>
+        <w:t>explicit parameters</w:t>
+      </w:r>
+      <w:r>
+        <w:t>. The implicit parameter is the object that calls the method and is automatically provided by Java, while explicit parameters are values passed inside the method parentheses. The keyword this refers to the implicit parameter.</w:t>
+      </w:r>
+    </w:p>
+    <w:p/>
+    <w:p>
+      <w:pPr>
+        <w:rPr>
+          <w:b/>
+          <w:bCs/>
+        </w:rPr>
+      </w:pPr>
+      <w:r>
+        <w:rPr>
+          <w:b/>
+          <w:bCs/>
+        </w:rPr>
+        <w:lastRenderedPageBreak/>
+        <w:t>Class-Based Access Privileges</w:t>
+      </w:r>
+    </w:p>
+    <w:p>
+      <w:r>
+        <w:t xml:space="preserve">In Java, objects of the same class can access each other's private fields. Private access does not mean "only this object"; it means "only code inside this class." </w:t>
+      </w:r>
+    </w:p>
+    <w:p/>
+    <w:p>
+      <w:pPr>
+        <w:rPr>
+          <w:b/>
+          <w:bCs/>
+        </w:rPr>
+      </w:pPr>
+      <w:r>
+        <w:rPr>
+          <w:b/>
+          <w:bCs/>
+        </w:rPr>
+        <w:t>Private Methods</w:t>
+      </w:r>
+    </w:p>
+    <w:p>
+      <w:r>
+        <w:t>A private method is a method that can only be called inside the same class. It hides internal operations from other classes and helps maintain encapsulation.</w:t>
+      </w:r>
+    </w:p>
+    <w:p/>
+    <w:p>
+      <w:pPr>
+        <w:rPr>
+          <w:b/>
+          <w:bCs/>
+        </w:rPr>
+      </w:pPr>
+      <w:r>
+        <w:rPr>
+          <w:b/>
+          <w:bCs/>
+        </w:rPr>
+        <w:t>F</w:t>
+      </w:r>
+      <w:r>
+        <w:rPr>
+          <w:b/>
+          <w:bCs/>
+        </w:rPr>
+        <w:t>inal Instance Fields</w:t>
+      </w:r>
+    </w:p>
+    <w:p>
+      <w:r>
+        <w:t>A final instance field is a field whose value can be assigned only once. After initialization, its reference or value cannot be changed. A final instance field must be initialized during declaration, an initializer block, or inside the constructor.</w:t>
+      </w:r>
+    </w:p>
+    <w:p/>
+    <w:p>
+      <w:pPr>
+        <w:rPr>
+          <w:b/>
+          <w:bCs/>
+        </w:rPr>
+      </w:pPr>
+      <w:r>
+        <w:rPr>
+          <w:b/>
+          <w:bCs/>
+        </w:rPr>
+        <w:t>Static Fields</w:t>
+      </w:r>
+    </w:p>
+    <w:p>
+      <w:r>
+        <w:t xml:space="preserve">A </w:t>
+      </w:r>
+      <w:r>
+        <w:rPr>
+          <w:b/>
+          <w:bCs/>
+        </w:rPr>
+        <w:t>static field</w:t>
+      </w:r>
+      <w:r>
+        <w:t xml:space="preserve"> is a variable that belongs to the </w:t>
+      </w:r>
+      <w:r>
+        <w:rPr>
+          <w:b/>
+          <w:bCs/>
+        </w:rPr>
+        <w:t>class itself</w:t>
+      </w:r>
+      <w:r>
+        <w:t>, not to individual objects. Only one copy of a static field exists, and all objects created from that class share the same value. Static fields are stored once and are useful for data that should be common across all instances</w:t>
+      </w:r>
+    </w:p>
+    <w:p/>
+    <w:p>
+      <w:pPr>
+        <w:rPr>
+          <w:b/>
+          <w:bCs/>
+        </w:rPr>
+      </w:pPr>
+      <w:r>
+        <w:rPr>
+          <w:b/>
+          <w:bCs/>
+        </w:rPr>
+        <w:t>Static Constants</w:t>
+      </w:r>
+    </w:p>
+    <w:p>
+      <w:r>
+        <w:t xml:space="preserve">A </w:t>
+      </w:r>
+      <w:r>
+        <w:rPr>
+          <w:b/>
+          <w:bCs/>
+        </w:rPr>
+        <w:t>static constant</w:t>
+      </w:r>
+      <w:r>
+        <w:t xml:space="preserve"> is a field that belongs to the class and cannot be changed after initialization. It is created using both static and final. The static keyword makes it shared, while final prevents modification.</w:t>
+      </w:r>
+    </w:p>
+    <w:p/>
+    <w:p>
+      <w:pPr>
+        <w:rPr>
+          <w:b/>
+          <w:bCs/>
+        </w:rPr>
+      </w:pPr>
+      <w:r>
+        <w:rPr>
+          <w:b/>
+          <w:bCs/>
+        </w:rPr>
+        <w:t>Static Methods</w:t>
+      </w:r>
+    </w:p>
+    <w:p>
+      <w:r>
+        <w:t xml:space="preserve">A </w:t>
+      </w:r>
+      <w:r>
+        <w:rPr>
+          <w:b/>
+          <w:bCs/>
+        </w:rPr>
+        <w:t>static method</w:t>
+      </w:r>
+      <w:r>
+        <w:t xml:space="preserve"> is a method that belongs to the class instead of a specific object. It can be called directly using the class name without creating an object. Static methods cannot directly access instance fields because they do not have an object (this) associated with them. </w:t>
+      </w:r>
+    </w:p>
+    <w:p/>
+    <w:p>
+      <w:pPr>
+        <w:rPr>
+          <w:b/>
+          <w:bCs/>
+        </w:rPr>
+      </w:pPr>
+      <w:r>
+        <w:rPr>
+          <w:b/>
+          <w:bCs/>
+        </w:rPr>
+        <w:t>Factory Methods</w:t>
+      </w:r>
+    </w:p>
+    <w:p>
+      <w:r>
+        <w:t xml:space="preserve">A </w:t>
+      </w:r>
+      <w:r>
+        <w:rPr>
+          <w:b/>
+          <w:bCs/>
+        </w:rPr>
+        <w:t>factory method</w:t>
+      </w:r>
+      <w:r>
+        <w:t xml:space="preserve"> is a method that creates and returns objects instead of using the constructor directly. In Java, factory methods are often declared as static because they create objects without requiring an existing object. They provide a controlled way to create instances.</w:t>
+      </w:r>
+    </w:p>
+    <w:p>
+      <w:r>
+        <w:rPr>
+          <w:noProof/>
+        </w:rPr>
+        <w:drawing>
+          <wp:inline distT="0" distB="0" distL="0" distR="0" wp14:anchorId="3A00D273" wp14:editId="7A296112">
+            <wp:extent cx="6661150" cy="2311880"/>
+            <wp:effectExtent l="0" t="0" r="6350" b="0"/>
+            <wp:docPr id="872432819" name="Picture 1"/>
+            <wp:cNvGraphicFramePr>
+              <a:graphicFrameLocks xmlns:a="http://schemas.openxmlformats.org/drawingml/2006/main" noChangeAspect="1"/>
+            </wp:cNvGraphicFramePr>
+            <a:graphic xmlns:a="http://schemas.openxmlformats.org/drawingml/2006/main">
+              <a:graphicData uri="http://schemas.openxmlformats.org/drawingml/2006/picture">
+                <pic:pic xmlns:pic="http://schemas.openxmlformats.org/drawingml/2006/picture">
+                  <pic:nvPicPr>
+                    <pic:cNvPr id="872432819" name=""/>
+                    <pic:cNvPicPr/>
+                  </pic:nvPicPr>
+                  <pic:blipFill>
+                    <a:blip r:embed="rId21"/>
+                    <a:stretch>
+                      <a:fillRect/>
+                    </a:stretch>
+                  </pic:blipFill>
+                  <pic:spPr>
+                    <a:xfrm>
+                      <a:off x="0" y="0"/>
+                      <a:ext cx="6686090" cy="2320536"/>
+                    </a:xfrm>
+                    <a:prstGeom prst="rect">
+                      <a:avLst/>
+                    </a:prstGeom>
+                  </pic:spPr>
+                </pic:pic>
+              </a:graphicData>
+            </a:graphic>
+          </wp:inline>
+        </w:drawing>
+      </w:r>
+    </w:p>
     <w:p/>
     <w:sectPr>
       <w:pgSz w:w="11906" w:h="16838"/>
@@ -3229,6 +4150,119 @@
     </w:lvl>
   </w:abstractNum>
   <w:abstractNum w:abstractNumId="4" w15:restartNumberingAfterBreak="0">
+    <w:nsid w:val="38BE17C3"/>
+    <w:multiLevelType w:val="multilevel"/>
+    <w:tmpl w:val="9312B01A"/>
+    <w:lvl w:ilvl="0">
+      <w:start w:val="1"/>
+      <w:numFmt w:val="decimal"/>
+      <w:lvlText w:val="%1."/>
+      <w:lvlJc w:val="left"/>
+      <w:pPr>
+        <w:tabs>
+          <w:tab w:val="num" w:pos="720"/>
+        </w:tabs>
+        <w:ind w:left="720" w:hanging="360"/>
+      </w:pPr>
+    </w:lvl>
+    <w:lvl w:ilvl="1" w:tentative="1">
+      <w:start w:val="1"/>
+      <w:numFmt w:val="decimal"/>
+      <w:lvlText w:val="%2."/>
+      <w:lvlJc w:val="left"/>
+      <w:pPr>
+        <w:tabs>
+          <w:tab w:val="num" w:pos="1440"/>
+        </w:tabs>
+        <w:ind w:left="1440" w:hanging="360"/>
+      </w:pPr>
+    </w:lvl>
+    <w:lvl w:ilvl="2" w:tentative="1">
+      <w:start w:val="1"/>
+      <w:numFmt w:val="decimal"/>
+      <w:lvlText w:val="%3."/>
+      <w:lvlJc w:val="left"/>
+      <w:pPr>
+        <w:tabs>
+          <w:tab w:val="num" w:pos="2160"/>
+        </w:tabs>
+        <w:ind w:left="2160" w:hanging="360"/>
+      </w:pPr>
+    </w:lvl>
+    <w:lvl w:ilvl="3" w:tentative="1">
+      <w:start w:val="1"/>
+      <w:numFmt w:val="decimal"/>
+      <w:lvlText w:val="%4."/>
+      <w:lvlJc w:val="left"/>
+      <w:pPr>
+        <w:tabs>
+          <w:tab w:val="num" w:pos="2880"/>
+        </w:tabs>
+        <w:ind w:left="2880" w:hanging="360"/>
+      </w:pPr>
+    </w:lvl>
+    <w:lvl w:ilvl="4" w:tentative="1">
+      <w:start w:val="1"/>
+      <w:numFmt w:val="decimal"/>
+      <w:lvlText w:val="%5."/>
+      <w:lvlJc w:val="left"/>
+      <w:pPr>
+        <w:tabs>
+          <w:tab w:val="num" w:pos="3600"/>
+        </w:tabs>
+        <w:ind w:left="3600" w:hanging="360"/>
+      </w:pPr>
+    </w:lvl>
+    <w:lvl w:ilvl="5" w:tentative="1">
+      <w:start w:val="1"/>
+      <w:numFmt w:val="decimal"/>
+      <w:lvlText w:val="%6."/>
+      <w:lvlJc w:val="left"/>
+      <w:pPr>
+        <w:tabs>
+          <w:tab w:val="num" w:pos="4320"/>
+        </w:tabs>
+        <w:ind w:left="4320" w:hanging="360"/>
+      </w:pPr>
+    </w:lvl>
+    <w:lvl w:ilvl="6" w:tentative="1">
+      <w:start w:val="1"/>
+      <w:numFmt w:val="decimal"/>
+      <w:lvlText w:val="%7."/>
+      <w:lvlJc w:val="left"/>
+      <w:pPr>
+        <w:tabs>
+          <w:tab w:val="num" w:pos="5040"/>
+        </w:tabs>
+        <w:ind w:left="5040" w:hanging="360"/>
+      </w:pPr>
+    </w:lvl>
+    <w:lvl w:ilvl="7" w:tentative="1">
+      <w:start w:val="1"/>
+      <w:numFmt w:val="decimal"/>
+      <w:lvlText w:val="%8."/>
+      <w:lvlJc w:val="left"/>
+      <w:pPr>
+        <w:tabs>
+          <w:tab w:val="num" w:pos="5760"/>
+        </w:tabs>
+        <w:ind w:left="5760" w:hanging="360"/>
+      </w:pPr>
+    </w:lvl>
+    <w:lvl w:ilvl="8" w:tentative="1">
+      <w:start w:val="1"/>
+      <w:numFmt w:val="decimal"/>
+      <w:lvlText w:val="%9."/>
+      <w:lvlJc w:val="left"/>
+      <w:pPr>
+        <w:tabs>
+          <w:tab w:val="num" w:pos="6480"/>
+        </w:tabs>
+        <w:ind w:left="6480" w:hanging="360"/>
+      </w:pPr>
+    </w:lvl>
+  </w:abstractNum>
+  <w:abstractNum w:abstractNumId="5" w15:restartNumberingAfterBreak="0">
     <w:nsid w:val="3F137A4D"/>
     <w:multiLevelType w:val="multilevel"/>
     <w:tmpl w:val="7326D258"/>
@@ -3377,7 +4411,7 @@
       </w:rPr>
     </w:lvl>
   </w:abstractNum>
-  <w:abstractNum w:abstractNumId="5" w15:restartNumberingAfterBreak="0">
+  <w:abstractNum w:abstractNumId="6" w15:restartNumberingAfterBreak="0">
     <w:nsid w:val="5804509C"/>
     <w:multiLevelType w:val="multilevel"/>
     <w:tmpl w:val="7C5A0912"/>
@@ -3526,7 +4560,7 @@
       </w:rPr>
     </w:lvl>
   </w:abstractNum>
-  <w:abstractNum w:abstractNumId="6" w15:restartNumberingAfterBreak="0">
+  <w:abstractNum w:abstractNumId="7" w15:restartNumberingAfterBreak="0">
     <w:nsid w:val="5AAB25B5"/>
     <w:multiLevelType w:val="multilevel"/>
     <w:tmpl w:val="7236F5CA"/>
@@ -3675,7 +4709,7 @@
       </w:rPr>
     </w:lvl>
   </w:abstractNum>
-  <w:abstractNum w:abstractNumId="7" w15:restartNumberingAfterBreak="0">
+  <w:abstractNum w:abstractNumId="8" w15:restartNumberingAfterBreak="0">
     <w:nsid w:val="5F3C5130"/>
     <w:multiLevelType w:val="multilevel"/>
     <w:tmpl w:val="DC9AA11C"/>
@@ -3824,7 +4858,156 @@
       </w:rPr>
     </w:lvl>
   </w:abstractNum>
-  <w:abstractNum w:abstractNumId="8" w15:restartNumberingAfterBreak="0">
+  <w:abstractNum w:abstractNumId="9" w15:restartNumberingAfterBreak="0">
+    <w:nsid w:val="6DB757D9"/>
+    <w:multiLevelType w:val="multilevel"/>
+    <w:tmpl w:val="EB68BC68"/>
+    <w:lvl w:ilvl="0">
+      <w:start w:val="1"/>
+      <w:numFmt w:val="bullet"/>
+      <w:lvlText w:val=""/>
+      <w:lvlJc w:val="left"/>
+      <w:pPr>
+        <w:tabs>
+          <w:tab w:val="num" w:pos="720"/>
+        </w:tabs>
+        <w:ind w:left="720" w:hanging="360"/>
+      </w:pPr>
+      <w:rPr>
+        <w:rFonts w:ascii="Symbol" w:hAnsi="Symbol" w:hint="default"/>
+        <w:sz w:val="20"/>
+      </w:rPr>
+    </w:lvl>
+    <w:lvl w:ilvl="1" w:tentative="1">
+      <w:start w:val="1"/>
+      <w:numFmt w:val="bullet"/>
+      <w:lvlText w:val="o"/>
+      <w:lvlJc w:val="left"/>
+      <w:pPr>
+        <w:tabs>
+          <w:tab w:val="num" w:pos="1440"/>
+        </w:tabs>
+        <w:ind w:left="1440" w:hanging="360"/>
+      </w:pPr>
+      <w:rPr>
+        <w:rFonts w:ascii="Courier New" w:hAnsi="Courier New" w:hint="default"/>
+        <w:sz w:val="20"/>
+      </w:rPr>
+    </w:lvl>
+    <w:lvl w:ilvl="2" w:tentative="1">
+      <w:start w:val="1"/>
+      <w:numFmt w:val="bullet"/>
+      <w:lvlText w:val=""/>
+      <w:lvlJc w:val="left"/>
+      <w:pPr>
+        <w:tabs>
+          <w:tab w:val="num" w:pos="2160"/>
+        </w:tabs>
+        <w:ind w:left="2160" w:hanging="360"/>
+      </w:pPr>
+      <w:rPr>
+        <w:rFonts w:ascii="Wingdings" w:hAnsi="Wingdings" w:hint="default"/>
+        <w:sz w:val="20"/>
+      </w:rPr>
+    </w:lvl>
+    <w:lvl w:ilvl="3" w:tentative="1">
+      <w:start w:val="1"/>
+      <w:numFmt w:val="bullet"/>
+      <w:lvlText w:val=""/>
+      <w:lvlJc w:val="left"/>
+      <w:pPr>
+        <w:tabs>
+          <w:tab w:val="num" w:pos="2880"/>
+        </w:tabs>
+        <w:ind w:left="2880" w:hanging="360"/>
+      </w:pPr>
+      <w:rPr>
+        <w:rFonts w:ascii="Wingdings" w:hAnsi="Wingdings" w:hint="default"/>
+        <w:sz w:val="20"/>
+      </w:rPr>
+    </w:lvl>
+    <w:lvl w:ilvl="4" w:tentative="1">
+      <w:start w:val="1"/>
+      <w:numFmt w:val="bullet"/>
+      <w:lvlText w:val=""/>
+      <w:lvlJc w:val="left"/>
+      <w:pPr>
+        <w:tabs>
+          <w:tab w:val="num" w:pos="3600"/>
+        </w:tabs>
+        <w:ind w:left="3600" w:hanging="360"/>
+      </w:pPr>
+      <w:rPr>
+        <w:rFonts w:ascii="Wingdings" w:hAnsi="Wingdings" w:hint="default"/>
+        <w:sz w:val="20"/>
+      </w:rPr>
+    </w:lvl>
+    <w:lvl w:ilvl="5" w:tentative="1">
+      <w:start w:val="1"/>
+      <w:numFmt w:val="bullet"/>
+      <w:lvlText w:val=""/>
+      <w:lvlJc w:val="left"/>
+      <w:pPr>
+        <w:tabs>
+          <w:tab w:val="num" w:pos="4320"/>
+        </w:tabs>
+        <w:ind w:left="4320" w:hanging="360"/>
+      </w:pPr>
+      <w:rPr>
+        <w:rFonts w:ascii="Wingdings" w:hAnsi="Wingdings" w:hint="default"/>
+        <w:sz w:val="20"/>
+      </w:rPr>
+    </w:lvl>
+    <w:lvl w:ilvl="6" w:tentative="1">
+      <w:start w:val="1"/>
+      <w:numFmt w:val="bullet"/>
+      <w:lvlText w:val=""/>
+      <w:lvlJc w:val="left"/>
+      <w:pPr>
+        <w:tabs>
+          <w:tab w:val="num" w:pos="5040"/>
+        </w:tabs>
+        <w:ind w:left="5040" w:hanging="360"/>
+      </w:pPr>
+      <w:rPr>
+        <w:rFonts w:ascii="Wingdings" w:hAnsi="Wingdings" w:hint="default"/>
+        <w:sz w:val="20"/>
+      </w:rPr>
+    </w:lvl>
+    <w:lvl w:ilvl="7" w:tentative="1">
+      <w:start w:val="1"/>
+      <w:numFmt w:val="bullet"/>
+      <w:lvlText w:val=""/>
+      <w:lvlJc w:val="left"/>
+      <w:pPr>
+        <w:tabs>
+          <w:tab w:val="num" w:pos="5760"/>
+        </w:tabs>
+        <w:ind w:left="5760" w:hanging="360"/>
+      </w:pPr>
+      <w:rPr>
+        <w:rFonts w:ascii="Wingdings" w:hAnsi="Wingdings" w:hint="default"/>
+        <w:sz w:val="20"/>
+      </w:rPr>
+    </w:lvl>
+    <w:lvl w:ilvl="8" w:tentative="1">
+      <w:start w:val="1"/>
+      <w:numFmt w:val="bullet"/>
+      <w:lvlText w:val=""/>
+      <w:lvlJc w:val="left"/>
+      <w:pPr>
+        <w:tabs>
+          <w:tab w:val="num" w:pos="6480"/>
+        </w:tabs>
+        <w:ind w:left="6480" w:hanging="360"/>
+      </w:pPr>
+      <w:rPr>
+        <w:rFonts w:ascii="Wingdings" w:hAnsi="Wingdings" w:hint="default"/>
+        <w:sz w:val="20"/>
+      </w:rPr>
+    </w:lvl>
+  </w:abstractNum>
+  <w:abstractNum w:abstractNumId="10" w15:restartNumberingAfterBreak="0">
     <w:nsid w:val="72B12E7D"/>
     <w:multiLevelType w:val="multilevel"/>
     <w:tmpl w:val="55BEC34C"/>
@@ -3974,7 +5157,7 @@
     </w:lvl>
   </w:abstractNum>
   <w:num w:numId="1" w16cid:durableId="1978945811">
-    <w:abstractNumId w:val="6"/>
+    <w:abstractNumId w:val="7"/>
   </w:num>
   <w:num w:numId="2" w16cid:durableId="1238049275">
     <w:abstractNumId w:val="0"/>
@@ -3983,22 +5166,28 @@
     <w:abstractNumId w:val="2"/>
   </w:num>
   <w:num w:numId="4" w16cid:durableId="776372018">
-    <w:abstractNumId w:val="5"/>
+    <w:abstractNumId w:val="6"/>
   </w:num>
   <w:num w:numId="5" w16cid:durableId="739668218">
-    <w:abstractNumId w:val="7"/>
+    <w:abstractNumId w:val="8"/>
   </w:num>
   <w:num w:numId="6" w16cid:durableId="1484850568">
-    <w:abstractNumId w:val="8"/>
+    <w:abstractNumId w:val="10"/>
   </w:num>
   <w:num w:numId="7" w16cid:durableId="316498941">
-    <w:abstractNumId w:val="4"/>
+    <w:abstractNumId w:val="5"/>
   </w:num>
   <w:num w:numId="8" w16cid:durableId="699165677">
     <w:abstractNumId w:val="3"/>
   </w:num>
   <w:num w:numId="9" w16cid:durableId="2016688739">
     <w:abstractNumId w:val="1"/>
+  </w:num>
+  <w:num w:numId="10" w16cid:durableId="1198927766">
+    <w:abstractNumId w:val="9"/>
+  </w:num>
+  <w:num w:numId="11" w16cid:durableId="694581721">
+    <w:abstractNumId w:val="4"/>
   </w:num>
 </w:numbering>
 </file>
@@ -4432,7 +5621,6 @@
     <w:next w:val="Normal"/>
     <w:link w:val="Heading2Char"/>
     <w:uiPriority w:val="9"/>
-    <w:semiHidden/>
     <w:unhideWhenUsed/>
     <w:qFormat/>
     <w:rsid w:val="005665FC"/>
@@ -4648,7 +5836,6 @@
     <w:basedOn w:val="DefaultParagraphFont"/>
     <w:link w:val="Heading2"/>
     <w:uiPriority w:val="9"/>
-    <w:semiHidden/>
     <w:rsid w:val="005665FC"/>
     <w:rPr>
       <w:rFonts w:asciiTheme="majorHAnsi" w:eastAsiaTheme="majorEastAsia" w:hAnsiTheme="majorHAnsi" w:cstheme="majorBidi"/>
@@ -4941,6 +6128,25 @@
     <w:rPr>
       <w:color w:val="605E5C"/>
       <w:shd w:val="clear" w:color="auto" w:fill="E1DFDD"/>
+    </w:rPr>
+  </w:style>
+  <w:style w:type="paragraph" w:styleId="NormalWeb">
+    <w:name w:val="Normal (Web)"/>
+    <w:basedOn w:val="Normal"/>
+    <w:uiPriority w:val="99"/>
+    <w:semiHidden/>
+    <w:unhideWhenUsed/>
+    <w:rsid w:val="00687D48"/>
+    <w:pPr>
+      <w:spacing w:before="100" w:beforeAutospacing="1" w:after="100" w:afterAutospacing="1" w:line="240" w:lineRule="auto"/>
+    </w:pPr>
+    <w:rPr>
+      <w:rFonts w:ascii="Times New Roman" w:eastAsia="Times New Roman" w:hAnsi="Times New Roman" w:cs="Times New Roman"/>
+      <w:kern w:val="0"/>
+      <w:sz w:val="24"/>
+      <w:szCs w:val="24"/>
+      <w:lang w:eastAsia="en-AE"/>
+      <w14:ligatures w14:val="none"/>
     </w:rPr>
   </w:style>
 </w:styles>

--- a/out/production/core-java-training/Chapter4/Chapter4.docx
+++ b/out/production/core-java-training/Chapter4/Chapter4.docx
@@ -372,13 +372,7 @@
         <w:t>class</w:t>
       </w:r>
       <w:r>
-        <w:t xml:space="preserve"> is a blueprint or template used to create objects. It defines the properties (fields) and </w:t>
-      </w:r>
-      <w:r>
-        <w:t>behaviours</w:t>
-      </w:r>
-      <w:r>
-        <w:t xml:space="preserve"> (methods) that objects created from the class will have.</w:t>
+        <w:t xml:space="preserve"> is a blueprint or template used to create objects. It defines the properties (fields) and behaviours (methods) that objects created from the class will have.</w:t>
       </w:r>
     </w:p>
     <w:p>
@@ -414,7 +408,7 @@
           <w:iCs/>
           <w:u w:val="single"/>
         </w:rPr>
-        <w:t xml:space="preserve">Nouns </w:t>
+        <w:t>Nouns (are) Classes</w:t>
       </w:r>
       <w:r>
         <w:rPr>
@@ -422,136 +416,24 @@
           <w:iCs/>
           <w:u w:val="single"/>
         </w:rPr>
-        <w:t>(are)</w:t>
-      </w:r>
-      <w:r>
+        <w:t xml:space="preserve"> like Student, Teacher or Book</w:t>
+      </w:r>
+    </w:p>
+    <w:p>
+      <w:pPr>
         <w:rPr>
           <w:i/>
           <w:iCs/>
           <w:u w:val="single"/>
         </w:rPr>
-        <w:t xml:space="preserve"> Classes</w:t>
-      </w:r>
+      </w:pPr>
       <w:r>
         <w:rPr>
           <w:i/>
           <w:iCs/>
           <w:u w:val="single"/>
         </w:rPr>
-        <w:t xml:space="preserve"> like </w:t>
-      </w:r>
-      <w:r>
-        <w:rPr>
-          <w:i/>
-          <w:iCs/>
-          <w:u w:val="single"/>
-        </w:rPr>
-        <w:t>Student</w:t>
-      </w:r>
-      <w:r>
-        <w:rPr>
-          <w:i/>
-          <w:iCs/>
-          <w:u w:val="single"/>
-        </w:rPr>
-        <w:t xml:space="preserve">, </w:t>
-      </w:r>
-      <w:r>
-        <w:rPr>
-          <w:i/>
-          <w:iCs/>
-          <w:u w:val="single"/>
-        </w:rPr>
-        <w:t>Teacher</w:t>
-      </w:r>
-      <w:r>
-        <w:rPr>
-          <w:i/>
-          <w:iCs/>
-          <w:u w:val="single"/>
-        </w:rPr>
-        <w:t xml:space="preserve"> or </w:t>
-      </w:r>
-      <w:r>
-        <w:rPr>
-          <w:i/>
-          <w:iCs/>
-          <w:u w:val="single"/>
-        </w:rPr>
-        <w:t>Book</w:t>
-      </w:r>
-    </w:p>
-    <w:p>
-      <w:pPr>
-        <w:rPr>
-          <w:i/>
-          <w:iCs/>
-          <w:u w:val="single"/>
-        </w:rPr>
-      </w:pPr>
-      <w:r>
-        <w:rPr>
-          <w:i/>
-          <w:iCs/>
-          <w:u w:val="single"/>
-        </w:rPr>
-        <w:t xml:space="preserve">Verbs </w:t>
-      </w:r>
-      <w:r>
-        <w:rPr>
-          <w:i/>
-          <w:iCs/>
-          <w:u w:val="single"/>
-        </w:rPr>
-        <w:t>(are)</w:t>
-      </w:r>
-      <w:r>
-        <w:rPr>
-          <w:i/>
-          <w:iCs/>
-          <w:u w:val="single"/>
-        </w:rPr>
-        <w:t xml:space="preserve"> Methods</w:t>
-      </w:r>
-      <w:r>
-        <w:rPr>
-          <w:i/>
-          <w:iCs/>
-          <w:u w:val="single"/>
-        </w:rPr>
-        <w:t xml:space="preserve"> like </w:t>
-      </w:r>
-      <w:r>
-        <w:rPr>
-          <w:i/>
-          <w:iCs/>
-          <w:u w:val="single"/>
-        </w:rPr>
-        <w:t>Add</w:t>
-      </w:r>
-      <w:r>
-        <w:rPr>
-          <w:i/>
-          <w:iCs/>
-          <w:u w:val="single"/>
-        </w:rPr>
-        <w:t xml:space="preserve">, </w:t>
-      </w:r>
-      <w:r>
-        <w:rPr>
-          <w:i/>
-          <w:iCs/>
-          <w:u w:val="single"/>
-        </w:rPr>
-        <w:t>Delete</w:t>
-      </w:r>
-      <w:r>
-        <w:rPr>
-          <w:i/>
-          <w:iCs/>
-          <w:u w:val="single"/>
-        </w:rPr>
-        <w:t xml:space="preserve"> </w:t>
+        <w:t xml:space="preserve">Verbs (are) Methods like Add, Delete </w:t>
       </w:r>
       <w:r>
         <w:rPr>
@@ -637,343 +519,282 @@
           <w:bCs/>
           <w:u w:val="single"/>
         </w:rPr>
-        <w:t>Dependency ("Uses-a")</w:t>
-      </w:r>
+        <w:t>Dependency ("Uses-a"):</w:t>
+      </w:r>
+      <w:r>
+        <w:t xml:space="preserve"> </w:t>
+      </w:r>
+      <w:r>
+        <w:t>One class depends on another if it uses its objects.</w:t>
+      </w:r>
+      <w:r>
+        <w:t xml:space="preserve"> For example, </w:t>
+      </w:r>
+      <w:r>
+        <w:t>The Order class uses the Payment class to complete transactions.</w:t>
+      </w:r>
+      <w:r>
+        <w:t xml:space="preserve"> It is </w:t>
+      </w:r>
+      <w:r>
+        <w:t>Temporary relationship</w:t>
+      </w:r>
+      <w:r>
+        <w:t xml:space="preserve">, </w:t>
+      </w:r>
+      <w:r>
+        <w:t>Loose coupling</w:t>
+      </w:r>
+      <w:r>
+        <w:t xml:space="preserve"> and </w:t>
+      </w:r>
+      <w:r>
+        <w:t>One class calls another</w:t>
+      </w:r>
+      <w:r>
+        <w:t>.</w:t>
+      </w:r>
+    </w:p>
+    <w:p/>
+    <w:p>
       <w:r>
         <w:rPr>
           <w:b/>
           <w:bCs/>
           <w:u w:val="single"/>
         </w:rPr>
+        <w:t>Aggregation ("Has-a"):</w:t>
+      </w:r>
+      <w:r>
+        <w:t xml:space="preserve"> </w:t>
+      </w:r>
+      <w:r>
+        <w:t>Aggregation means one object contains another object.</w:t>
+      </w:r>
+      <w:r>
+        <w:t xml:space="preserve"> For example, the </w:t>
+      </w:r>
+      <w:r>
+        <w:t>Department</w:t>
+      </w:r>
+      <w:r>
+        <w:t xml:space="preserve"> </w:t>
+      </w:r>
+      <w:r>
+        <w:t>contains</w:t>
+      </w:r>
+      <w:r>
+        <w:t xml:space="preserve"> </w:t>
+      </w:r>
+      <w:r>
+        <w:t>Employees</w:t>
+      </w:r>
+      <w:r>
+        <w:t xml:space="preserve"> </w:t>
+      </w:r>
+    </w:p>
+    <w:p/>
+    <w:p>
+      <w:r>
+        <w:rPr>
+          <w:b/>
+          <w:bCs/>
+          <w:u w:val="single"/>
+        </w:rPr>
+        <w:t>Inheritance ("Is-a"):</w:t>
+      </w:r>
+      <w:r>
+        <w:t xml:space="preserve">  </w:t>
+      </w:r>
+      <w:r>
+        <w:t>It is a mechanism that allows a new class (called the child class or subclass) to acquire the properties (fields) and behaviours (methods) of an existing class (called the parent class or superclass).</w:t>
+      </w:r>
+      <w:r>
+        <w:t xml:space="preserve"> For </w:t>
+      </w:r>
+      <w:r>
+        <w:t>example,</w:t>
+      </w:r>
+      <w:r>
+        <w:t xml:space="preserve"> </w:t>
+      </w:r>
+      <w:r>
+        <w:t>Dog inherits Animal's features and adds its own.</w:t>
+      </w:r>
+    </w:p>
+    <w:p/>
+    <w:p>
+      <w:pPr>
+        <w:rPr>
+          <w:b/>
+          <w:bCs/>
+          <w:u w:val="single"/>
+        </w:rPr>
+      </w:pPr>
+      <w:r>
+        <w:rPr>
+          <w:b/>
+          <w:bCs/>
+          <w:u w:val="single"/>
+        </w:rPr>
+        <w:t>Objects</w:t>
+      </w:r>
+    </w:p>
+    <w:p>
+      <w:r>
+        <w:t xml:space="preserve">An </w:t>
+      </w:r>
+      <w:r>
+        <w:rPr>
+          <w:b/>
+          <w:bCs/>
+        </w:rPr>
+        <w:t>object</w:t>
+      </w:r>
+      <w:r>
+        <w:t xml:space="preserve"> is an instance of a class.</w:t>
+      </w:r>
+      <w:r>
+        <w:t xml:space="preserve"> </w:t>
+      </w:r>
+      <w:r>
+        <w:t>It contains:</w:t>
+      </w:r>
+      <w:r>
+        <w:t xml:space="preserve"> </w:t>
+      </w:r>
+      <w:r>
+        <w:t>Data (state)</w:t>
+      </w:r>
+      <w:r>
+        <w:t xml:space="preserve">, </w:t>
+      </w:r>
+      <w:r>
+        <w:t>Methods (behaviour)</w:t>
+      </w:r>
+      <w:r>
+        <w:t xml:space="preserve"> and </w:t>
+      </w:r>
+      <w:r>
+        <w:t>Identity</w:t>
+      </w:r>
+    </w:p>
+    <w:p>
+      <w:r>
+        <w:t>Every object has three important characteristics</w:t>
+      </w:r>
+      <w:r>
         <w:t>:</w:t>
       </w:r>
+    </w:p>
+    <w:p>
+      <w:r>
+        <w:rPr>
+          <w:b/>
+          <w:bCs/>
+        </w:rPr>
+        <w:t>State:</w:t>
+      </w:r>
       <w:r>
         <w:t xml:space="preserve"> </w:t>
       </w:r>
       <w:r>
-        <w:t>One class depends on another if it uses its objects.</w:t>
-      </w:r>
-      <w:r>
-        <w:t xml:space="preserve"> For example, </w:t>
-      </w:r>
-      <w:r>
-        <w:t>The Order class uses the Payment class to complete transactions.</w:t>
-      </w:r>
-      <w:r>
-        <w:t xml:space="preserve"> It is </w:t>
-      </w:r>
-      <w:r>
-        <w:t>Temporary relationship</w:t>
+        <w:t xml:space="preserve">The </w:t>
+      </w:r>
+      <w:r>
+        <w:rPr>
+          <w:b/>
+          <w:bCs/>
+        </w:rPr>
+        <w:t>state</w:t>
+      </w:r>
+      <w:r>
+        <w:t xml:space="preserve"> of an object represents the current values of its attributes.</w:t>
+      </w:r>
+    </w:p>
+    <w:p>
+      <w:r>
+        <w:rPr>
+          <w:b/>
+          <w:bCs/>
+        </w:rPr>
+        <w:t>Behaviour:</w:t>
+      </w:r>
+      <w:r>
+        <w:t xml:space="preserve"> </w:t>
+      </w:r>
+      <w:r>
+        <w:t>Behaviour describes what an object can do</w:t>
+      </w:r>
+      <w:r>
+        <w:t xml:space="preserve"> and they are </w:t>
+      </w:r>
+      <w:r>
+        <w:t>represented by methods.</w:t>
+      </w:r>
+    </w:p>
+    <w:p>
+      <w:r>
+        <w:rPr>
+          <w:b/>
+          <w:bCs/>
+        </w:rPr>
+        <w:lastRenderedPageBreak/>
+        <w:t>Identity:</w:t>
+      </w:r>
+      <w:r>
+        <w:t xml:space="preserve"> </w:t>
+      </w:r>
+      <w:r>
+        <w:t>Identity makes one object different from another even if both have the same state.</w:t>
+      </w:r>
+      <w:r>
+        <w:t xml:space="preserve"> For </w:t>
+      </w:r>
+      <w:r>
+        <w:t>Example</w:t>
       </w:r>
       <w:r>
         <w:t xml:space="preserve">, </w:t>
       </w:r>
       <w:r>
-        <w:t>Loose coupling</w:t>
-      </w:r>
-      <w:r>
-        <w:t xml:space="preserve"> and </w:t>
-      </w:r>
-      <w:r>
-        <w:t>One class calls another</w:t>
-      </w:r>
-      <w:r>
-        <w:t>.</w:t>
-      </w:r>
-    </w:p>
-    <w:p/>
-    <w:p>
-      <w:r>
-        <w:rPr>
-          <w:b/>
-          <w:bCs/>
+        <w:t>two students may have</w:t>
+      </w:r>
+      <w:r>
+        <w:t xml:space="preserve"> </w:t>
+      </w:r>
+      <w:r>
+        <w:rPr>
           <w:u w:val="single"/>
         </w:rPr>
-        <w:t>Aggregation ("Has-a")</w:t>
-      </w:r>
-      <w:r>
-        <w:rPr>
-          <w:b/>
-          <w:bCs/>
+        <w:t>Same name</w:t>
+      </w:r>
+      <w:r>
+        <w:rPr>
           <w:u w:val="single"/>
         </w:rPr>
-        <w:t>:</w:t>
-      </w:r>
-      <w:r>
         <w:t xml:space="preserve"> </w:t>
       </w:r>
       <w:r>
-        <w:t>Aggregation means one object contains another object.</w:t>
-      </w:r>
-      <w:r>
-        <w:t xml:space="preserve"> For example, the </w:t>
-      </w:r>
-      <w:r>
-        <w:t>Department</w:t>
-      </w:r>
-      <w:r>
+        <w:t xml:space="preserve">and </w:t>
+      </w:r>
+      <w:r>
+        <w:rPr>
+          <w:u w:val="single"/>
+        </w:rPr>
+        <w:t>Same age</w:t>
+      </w:r>
+      <w:r>
+        <w:rPr>
+          <w:u w:val="single"/>
+        </w:rPr>
         <w:t xml:space="preserve"> </w:t>
       </w:r>
       <w:r>
-        <w:t>contains</w:t>
-      </w:r>
-      <w:r>
-        <w:t xml:space="preserve"> </w:t>
-      </w:r>
-      <w:r>
-        <w:t>Employees</w:t>
-      </w:r>
-      <w:r>
-        <w:t xml:space="preserve"> </w:t>
-      </w:r>
-    </w:p>
-    <w:p/>
-    <w:p>
-      <w:r>
-        <w:rPr>
-          <w:b/>
-          <w:bCs/>
+        <w:rPr>
           <w:u w:val="single"/>
         </w:rPr>
-        <w:t>Inheritance ("Is-a")</w:t>
-      </w:r>
-      <w:r>
-        <w:rPr>
-          <w:b/>
-          <w:bCs/>
-          <w:u w:val="single"/>
-        </w:rPr>
-        <w:t>:</w:t>
-      </w:r>
-      <w:r>
-        <w:t xml:space="preserve">  </w:t>
-      </w:r>
-      <w:r>
-        <w:t xml:space="preserve">It is a mechanism that allows a new class (called the child class or subclass) to acquire the properties (fields) and </w:t>
-      </w:r>
-      <w:r>
-        <w:t>behaviours</w:t>
-      </w:r>
-      <w:r>
-        <w:t xml:space="preserve"> (methods) of an existing class (called the parent class or superclass).</w:t>
-      </w:r>
-      <w:r>
-        <w:t xml:space="preserve"> For </w:t>
-      </w:r>
-      <w:r>
-        <w:t>example,</w:t>
-      </w:r>
-      <w:r>
-        <w:t xml:space="preserve"> </w:t>
-      </w:r>
-      <w:r>
-        <w:t>Dog inherits Animal's features and adds its own.</w:t>
-      </w:r>
-    </w:p>
-    <w:p/>
-    <w:p>
-      <w:pPr>
-        <w:rPr>
-          <w:b/>
-          <w:bCs/>
-          <w:u w:val="single"/>
-        </w:rPr>
-      </w:pPr>
-      <w:r>
-        <w:rPr>
-          <w:b/>
-          <w:bCs/>
-          <w:u w:val="single"/>
-        </w:rPr>
-        <w:t>Objects</w:t>
-      </w:r>
-    </w:p>
-    <w:p>
-      <w:r>
-        <w:t xml:space="preserve">An </w:t>
-      </w:r>
-      <w:r>
-        <w:rPr>
-          <w:b/>
-          <w:bCs/>
-        </w:rPr>
-        <w:t>object</w:t>
-      </w:r>
-      <w:r>
-        <w:t xml:space="preserve"> is an instance of a class.</w:t>
-      </w:r>
-      <w:r>
-        <w:t xml:space="preserve"> </w:t>
-      </w:r>
-      <w:r>
-        <w:t>It contains:</w:t>
-      </w:r>
-      <w:r>
-        <w:t xml:space="preserve"> </w:t>
-      </w:r>
-      <w:r>
-        <w:t>Data (state)</w:t>
-      </w:r>
-      <w:r>
-        <w:t xml:space="preserve">, </w:t>
-      </w:r>
-      <w:r>
-        <w:t>Methods (</w:t>
-      </w:r>
-      <w:r>
-        <w:t>behaviour</w:t>
-      </w:r>
-      <w:r>
-        <w:t>)</w:t>
-      </w:r>
-      <w:r>
-        <w:t xml:space="preserve"> and </w:t>
-      </w:r>
-      <w:r>
-        <w:t>Identity</w:t>
-      </w:r>
-    </w:p>
-    <w:p>
-      <w:r>
-        <w:t>Every object has three important characteristics</w:t>
-      </w:r>
-      <w:r>
-        <w:t>:</w:t>
-      </w:r>
-    </w:p>
-    <w:p>
-      <w:r>
-        <w:rPr>
-          <w:b/>
-          <w:bCs/>
-        </w:rPr>
-        <w:t>State:</w:t>
-      </w:r>
-      <w:r>
-        <w:t xml:space="preserve"> </w:t>
-      </w:r>
-      <w:r>
-        <w:t xml:space="preserve">The </w:t>
-      </w:r>
-      <w:r>
-        <w:rPr>
-          <w:b/>
-          <w:bCs/>
-        </w:rPr>
-        <w:t>state</w:t>
-      </w:r>
-      <w:r>
-        <w:t xml:space="preserve"> of an object represents the current values of its attributes.</w:t>
-      </w:r>
-    </w:p>
-    <w:p>
-      <w:r>
-        <w:rPr>
-          <w:b/>
-          <w:bCs/>
-        </w:rPr>
-        <w:t>Behaviour:</w:t>
-      </w:r>
-      <w:r>
-        <w:t xml:space="preserve"> </w:t>
-      </w:r>
-      <w:r>
-        <w:t>Behaviour</w:t>
-      </w:r>
-      <w:r>
-        <w:t xml:space="preserve"> describes what an object can do</w:t>
-      </w:r>
-      <w:r>
-        <w:t xml:space="preserve"> and they are </w:t>
-      </w:r>
-      <w:r>
-        <w:t>represented by methods.</w:t>
-      </w:r>
-    </w:p>
-    <w:p>
-      <w:r>
-        <w:rPr>
-          <w:b/>
-          <w:bCs/>
-        </w:rPr>
-        <w:lastRenderedPageBreak/>
-        <w:t>Identity</w:t>
-      </w:r>
-      <w:r>
-        <w:rPr>
-          <w:b/>
-          <w:bCs/>
-        </w:rPr>
-        <w:t>:</w:t>
-      </w:r>
-      <w:r>
-        <w:t xml:space="preserve"> </w:t>
-      </w:r>
-      <w:r>
-        <w:t>Identity makes one object different from another even if both have the same state.</w:t>
-      </w:r>
-      <w:r>
-        <w:t xml:space="preserve"> For </w:t>
-      </w:r>
-      <w:r>
-        <w:t>Example</w:t>
-      </w:r>
-      <w:r>
-        <w:t xml:space="preserve">, </w:t>
-      </w:r>
-      <w:r>
-        <w:t>two</w:t>
-      </w:r>
-      <w:r>
-        <w:t xml:space="preserve"> students may have</w:t>
-      </w:r>
-      <w:r>
-        <w:t xml:space="preserve"> </w:t>
-      </w:r>
-      <w:r>
-        <w:rPr>
-          <w:u w:val="single"/>
-        </w:rPr>
-        <w:t>Same name</w:t>
-      </w:r>
-      <w:r>
-        <w:rPr>
-          <w:u w:val="single"/>
-        </w:rPr>
-        <w:t xml:space="preserve"> </w:t>
-      </w:r>
-      <w:r>
-        <w:t xml:space="preserve">and </w:t>
-      </w:r>
-      <w:r>
-        <w:rPr>
-          <w:u w:val="single"/>
-        </w:rPr>
-        <w:t xml:space="preserve">Same </w:t>
-      </w:r>
-      <w:r>
-        <w:rPr>
-          <w:u w:val="single"/>
-        </w:rPr>
-        <w:t>age</w:t>
-      </w:r>
-      <w:r>
-        <w:rPr>
-          <w:u w:val="single"/>
-        </w:rPr>
-        <w:t xml:space="preserve"> </w:t>
-      </w:r>
-      <w:r>
-        <w:rPr>
-          <w:u w:val="single"/>
-        </w:rPr>
-        <w:t>but</w:t>
-      </w:r>
-      <w:r>
-        <w:rPr>
-          <w:u w:val="single"/>
-        </w:rPr>
-        <w:t xml:space="preserve"> </w:t>
+        <w:t xml:space="preserve">but </w:t>
       </w:r>
       <w:r>
         <w:t>they are still different students because each has a unique identity (such as a student ID).</w:t>
@@ -991,28 +812,7 @@
           <w:b/>
           <w:bCs/>
         </w:rPr>
-        <w:t>key concept in</w:t>
-      </w:r>
-      <w:r>
-        <w:rPr>
-          <w:b/>
-          <w:bCs/>
-        </w:rPr>
-        <w:t xml:space="preserve"> </w:t>
-      </w:r>
-      <w:r>
-        <w:rPr>
-          <w:b/>
-          <w:bCs/>
-        </w:rPr>
-        <w:t xml:space="preserve">working with </w:t>
-      </w:r>
-      <w:r>
-        <w:rPr>
-          <w:b/>
-          <w:bCs/>
-        </w:rPr>
-        <w:t>objects</w:t>
+        <w:t>key concept in working with objects</w:t>
       </w:r>
       <w:r>
         <w:rPr>
@@ -1084,14 +884,7 @@
           <w:b/>
           <w:bCs/>
         </w:rPr>
-        <w:t>Information Hiding</w:t>
-      </w:r>
-      <w:r>
-        <w:rPr>
-          <w:b/>
-          <w:bCs/>
-        </w:rPr>
-        <w:t>:</w:t>
+        <w:t>Information Hiding:</w:t>
       </w:r>
       <w:r>
         <w:t xml:space="preserve"> </w:t>
@@ -1153,14 +946,7 @@
           <w:b/>
           <w:bCs/>
         </w:rPr>
-        <w:t>Instance Fields</w:t>
-      </w:r>
-      <w:r>
-        <w:rPr>
-          <w:b/>
-          <w:bCs/>
-        </w:rPr>
-        <w:t>:</w:t>
+        <w:t>Instance Fields:</w:t>
       </w:r>
       <w:r>
         <w:t xml:space="preserve"> </w:t>
@@ -1232,23 +1018,10 @@
           <w:b/>
           <w:bCs/>
         </w:rPr>
-        <w:t>Methods</w:t>
-      </w:r>
-      <w:r>
-        <w:rPr>
-          <w:b/>
-          <w:bCs/>
-        </w:rPr>
-        <w:t xml:space="preserve">: </w:t>
-      </w:r>
-      <w:r>
-        <w:t xml:space="preserve">are functions inside a class that define the </w:t>
-      </w:r>
-      <w:r>
-        <w:t>behaviour</w:t>
-      </w:r>
-      <w:r>
-        <w:t xml:space="preserve"> of objects.</w:t>
+        <w:t xml:space="preserve">Methods: </w:t>
+      </w:r>
+      <w:r>
+        <w:t>are functions inside a class that define the behaviour of objects.</w:t>
       </w:r>
     </w:p>
     <w:p>
@@ -1330,14 +1103,7 @@
           <w:b/>
           <w:bCs/>
         </w:rPr>
-        <w:t xml:space="preserve">Student s1 = new </w:t>
-      </w:r>
-      <w:r>
-        <w:rPr>
-          <w:b/>
-          <w:bCs/>
-        </w:rPr>
-        <w:t>Student ();</w:t>
+        <w:t>Student s1 = new Student ();</w:t>
       </w:r>
       <w:r>
         <w:rPr>
@@ -1679,8 +1445,13 @@
           <w:numId w:val="6"/>
         </w:numPr>
       </w:pPr>
-      <w:r>
-        <w:t xml:space="preserve">register() </w:t>
+      <w:proofErr w:type="gramStart"/>
+      <w:r>
+        <w:t>register(</w:t>
+      </w:r>
+      <w:proofErr w:type="gramEnd"/>
+      <w:r>
+        <w:t xml:space="preserve">) </w:t>
       </w:r>
     </w:p>
     <w:p>
@@ -1691,12 +1462,17 @@
         </w:numPr>
       </w:pPr>
       <w:proofErr w:type="spellStart"/>
+      <w:proofErr w:type="gramStart"/>
       <w:r>
         <w:t>bookAppointment</w:t>
       </w:r>
       <w:proofErr w:type="spellEnd"/>
       <w:r>
-        <w:t xml:space="preserve">() </w:t>
+        <w:t>(</w:t>
+      </w:r>
+      <w:proofErr w:type="gramEnd"/>
+      <w:r>
+        <w:t xml:space="preserve">) </w:t>
       </w:r>
     </w:p>
     <w:p>
@@ -1707,12 +1483,17 @@
         </w:numPr>
       </w:pPr>
       <w:proofErr w:type="spellStart"/>
+      <w:proofErr w:type="gramStart"/>
       <w:r>
         <w:t>cancelAppointment</w:t>
       </w:r>
       <w:proofErr w:type="spellEnd"/>
       <w:r>
-        <w:t xml:space="preserve">() </w:t>
+        <w:t>(</w:t>
+      </w:r>
+      <w:proofErr w:type="gramEnd"/>
+      <w:r>
+        <w:t xml:space="preserve">) </w:t>
       </w:r>
     </w:p>
     <w:p>
@@ -1723,12 +1504,17 @@
         </w:numPr>
       </w:pPr>
       <w:proofErr w:type="spellStart"/>
+      <w:proofErr w:type="gramStart"/>
       <w:r>
         <w:t>viewDoctor</w:t>
       </w:r>
       <w:proofErr w:type="spellEnd"/>
       <w:r>
-        <w:t xml:space="preserve">() </w:t>
+        <w:t>(</w:t>
+      </w:r>
+      <w:proofErr w:type="gramEnd"/>
+      <w:r>
+        <w:t xml:space="preserve">) </w:t>
       </w:r>
     </w:p>
     <w:p>
@@ -1739,12 +1525,17 @@
         </w:numPr>
       </w:pPr>
       <w:proofErr w:type="spellStart"/>
+      <w:proofErr w:type="gramStart"/>
       <w:r>
         <w:t>viewPrescription</w:t>
       </w:r>
       <w:proofErr w:type="spellEnd"/>
       <w:r>
-        <w:t>()</w:t>
+        <w:t>(</w:t>
+      </w:r>
+      <w:proofErr w:type="gramEnd"/>
+      <w:r>
+        <w:t>)</w:t>
       </w:r>
     </w:p>
     <w:p>
@@ -2019,12 +1810,17 @@
         </w:numPr>
       </w:pPr>
       <w:proofErr w:type="spellStart"/>
+      <w:proofErr w:type="gramStart"/>
       <w:r>
         <w:t>viewPatient</w:t>
       </w:r>
       <w:proofErr w:type="spellEnd"/>
       <w:r>
-        <w:t xml:space="preserve">() </w:t>
+        <w:t>(</w:t>
+      </w:r>
+      <w:proofErr w:type="gramEnd"/>
+      <w:r>
+        <w:t xml:space="preserve">) </w:t>
       </w:r>
     </w:p>
     <w:p>
@@ -2035,12 +1831,17 @@
         </w:numPr>
       </w:pPr>
       <w:proofErr w:type="spellStart"/>
+      <w:proofErr w:type="gramStart"/>
       <w:r>
         <w:t>diagnosePatient</w:t>
       </w:r>
       <w:proofErr w:type="spellEnd"/>
       <w:r>
-        <w:t xml:space="preserve">() </w:t>
+        <w:t>(</w:t>
+      </w:r>
+      <w:proofErr w:type="gramEnd"/>
+      <w:r>
+        <w:t xml:space="preserve">) </w:t>
       </w:r>
     </w:p>
     <w:p>
@@ -2051,12 +1852,17 @@
         </w:numPr>
       </w:pPr>
       <w:proofErr w:type="spellStart"/>
+      <w:proofErr w:type="gramStart"/>
       <w:r>
         <w:t>prescribeMedicine</w:t>
       </w:r>
       <w:proofErr w:type="spellEnd"/>
       <w:r>
-        <w:t xml:space="preserve">() </w:t>
+        <w:t>(</w:t>
+      </w:r>
+      <w:proofErr w:type="gramEnd"/>
+      <w:r>
+        <w:t xml:space="preserve">) </w:t>
       </w:r>
     </w:p>
     <w:p>
@@ -2067,12 +1873,17 @@
         </w:numPr>
       </w:pPr>
       <w:proofErr w:type="spellStart"/>
+      <w:proofErr w:type="gramStart"/>
       <w:r>
         <w:t>updateAvailability</w:t>
       </w:r>
       <w:proofErr w:type="spellEnd"/>
       <w:r>
-        <w:t>()</w:t>
+        <w:t>(</w:t>
+      </w:r>
+      <w:proofErr w:type="gramEnd"/>
+      <w:r>
+        <w:t>)</w:t>
       </w:r>
     </w:p>
     <w:p>
@@ -2198,19 +2009,7 @@
     </w:p>
     <w:p>
       <w:r>
-        <w:t xml:space="preserve">A Patient consults a </w:t>
-      </w:r>
-      <w:r>
-        <w:t>doctor</w:t>
-      </w:r>
-      <w:r>
-        <w:t xml:space="preserve">, and a </w:t>
-      </w:r>
-      <w:r>
-        <w:t>doctor</w:t>
-      </w:r>
-      <w:r>
-        <w:t xml:space="preserve"> treats many Patients.</w:t>
+        <w:t>A Patient consults a doctor, and a doctor treats many Patients.</w:t>
       </w:r>
     </w:p>
     <w:p>
@@ -2291,23 +2090,41 @@
         <w:t>association relationship</w:t>
       </w:r>
       <w:r>
-        <w:t xml:space="preserve"> between the Patient and Doctor classes is represented by passing a Doctor object as a parameter to the </w:t>
+        <w:t xml:space="preserve"> between the Patient and Doctor classes is represented by passing a </w:t>
+      </w:r>
+      <w:proofErr w:type="gramStart"/>
+      <w:r>
+        <w:t>Doctor</w:t>
+      </w:r>
+      <w:proofErr w:type="gramEnd"/>
+      <w:r>
+        <w:t xml:space="preserve"> object as a parameter to the </w:t>
       </w:r>
       <w:proofErr w:type="spellStart"/>
+      <w:proofErr w:type="gramStart"/>
       <w:r>
         <w:t>consultDoctor</w:t>
       </w:r>
       <w:proofErr w:type="spellEnd"/>
       <w:r>
-        <w:t xml:space="preserve">() method and a Patient object as a parameter to the </w:t>
+        <w:t>(</w:t>
+      </w:r>
+      <w:proofErr w:type="gramEnd"/>
+      <w:r>
+        <w:t xml:space="preserve">) method and a Patient object as a parameter to the </w:t>
       </w:r>
       <w:proofErr w:type="spellStart"/>
+      <w:proofErr w:type="gramStart"/>
       <w:r>
         <w:t>diagnosePatient</w:t>
       </w:r>
       <w:proofErr w:type="spellEnd"/>
       <w:r>
-        <w:t>() method. This allows the two independent objects to communicate by calling each other's methods without either object owning the other. Their interaction is established through method calls and object references, which is a common way to represent an association relationship in object-oriented programming.</w:t>
+        <w:t>(</w:t>
+      </w:r>
+      <w:proofErr w:type="gramEnd"/>
+      <w:r>
+        <w:t>) method. This allows the two independent objects to communicate by calling each other's methods without either object owning the other. Their interaction is established through method calls and object references, which is a common way to represent an association relationship in object-oriented programming.</w:t>
       </w:r>
     </w:p>
     <w:p>
@@ -2471,60 +2288,111 @@
         <w:t>, specialization), static fields (if defined), constructors, and methods (</w:t>
       </w:r>
       <w:proofErr w:type="spellStart"/>
+      <w:proofErr w:type="gramStart"/>
       <w:r>
         <w:t>bookAppointment</w:t>
       </w:r>
       <w:proofErr w:type="spellEnd"/>
       <w:r>
-        <w:t xml:space="preserve">(), </w:t>
+        <w:t>(</w:t>
+      </w:r>
+      <w:proofErr w:type="gramEnd"/>
+      <w:r>
+        <w:t xml:space="preserve">), </w:t>
       </w:r>
       <w:proofErr w:type="spellStart"/>
+      <w:proofErr w:type="gramStart"/>
       <w:r>
         <w:t>consultDoctor</w:t>
       </w:r>
       <w:proofErr w:type="spellEnd"/>
       <w:r>
-        <w:t xml:space="preserve">(), </w:t>
+        <w:t>(</w:t>
+      </w:r>
+      <w:proofErr w:type="gramEnd"/>
+      <w:r>
+        <w:t xml:space="preserve">), </w:t>
       </w:r>
       <w:proofErr w:type="spellStart"/>
+      <w:proofErr w:type="gramStart"/>
       <w:r>
         <w:t>diagnosePatient</w:t>
       </w:r>
       <w:proofErr w:type="spellEnd"/>
       <w:r>
-        <w:t xml:space="preserve">()). During Verification, the JVM checks that the bytecode is valid and safe. In the Preparation phase, memory is allocated for static fields of the classes and they are initialized with default values (for example, an int static field becomes 0 and a reference field becomes null). During Resolution, the JVM converts symbolic references stored in the class file constant pool into direct references to the actual classes, fields, and methods. For example, the reference to Doctor inside Patient's </w:t>
+        <w:t>(</w:t>
+      </w:r>
+      <w:proofErr w:type="gramEnd"/>
+      <w:r>
+        <w:t xml:space="preserve">)). During Verification, the JVM checks that the bytecode is valid and safe. In the Preparation phase, memory is allocated for static fields of the classes and they are initialized with default values (for example, an int static field becomes 0 and a reference field becomes null). During Resolution, the JVM converts symbolic references stored in the class file constant pool into direct references to the actual classes, fields, and methods. For example, the reference to Doctor inside Patient's </w:t>
       </w:r>
       <w:proofErr w:type="spellStart"/>
+      <w:proofErr w:type="gramStart"/>
       <w:r>
         <w:t>consultDoctor</w:t>
       </w:r>
       <w:proofErr w:type="spellEnd"/>
       <w:r>
-        <w:t xml:space="preserve">(Doctor doctor) method is resolved so the JVM knows which Doctor class and </w:t>
+        <w:t>(</w:t>
+      </w:r>
+      <w:proofErr w:type="gramEnd"/>
+      <w:r>
+        <w:t xml:space="preserve">Doctor doctor) method is resolved so the JVM knows which Doctor class and </w:t>
       </w:r>
       <w:proofErr w:type="spellStart"/>
+      <w:proofErr w:type="gramStart"/>
       <w:r>
         <w:t>diagnosePatient</w:t>
       </w:r>
       <w:proofErr w:type="spellEnd"/>
       <w:r>
-        <w:t xml:space="preserve">() method should be called. During Initialization, static fields receive their assigned values and static initialization blocks are executed. When objects are created using new Patient() and new Doctor(), their instance fields are allocated separately in the Heap and store object-specific data, while the class methods are stored once in the Method Area and shared by all objects of that class. At runtime, the Patient object communicates with the Doctor object through object references, allowing methods such as </w:t>
+        <w:t>(</w:t>
+      </w:r>
+      <w:proofErr w:type="gramEnd"/>
+      <w:r>
+        <w:t xml:space="preserve">) method should be called. During Initialization, static fields receive their assigned values and static initialization blocks are executed. When objects are created using new </w:t>
+      </w:r>
+      <w:proofErr w:type="gramStart"/>
+      <w:r>
+        <w:t>Patient(</w:t>
+      </w:r>
+      <w:proofErr w:type="gramEnd"/>
+      <w:r>
+        <w:t xml:space="preserve">) and new </w:t>
+      </w:r>
+      <w:proofErr w:type="gramStart"/>
+      <w:r>
+        <w:t>Doctor(</w:t>
+      </w:r>
+      <w:proofErr w:type="gramEnd"/>
+      <w:r>
+        <w:t xml:space="preserve">), their instance fields are allocated separately in the Heap and store object-specific data, while the class methods are stored once in the Method Area and shared by all objects of that class. At runtime, the Patient object communicates with the Doctor object through object references, allowing methods such as </w:t>
       </w:r>
       <w:proofErr w:type="spellStart"/>
+      <w:proofErr w:type="gramStart"/>
       <w:r>
         <w:t>consultDoctor</w:t>
       </w:r>
       <w:proofErr w:type="spellEnd"/>
       <w:r>
-        <w:t xml:space="preserve">() and </w:t>
+        <w:t>(</w:t>
+      </w:r>
+      <w:proofErr w:type="gramEnd"/>
+      <w:r>
+        <w:t xml:space="preserve">) and </w:t>
       </w:r>
       <w:proofErr w:type="spellStart"/>
+      <w:proofErr w:type="gramStart"/>
       <w:r>
         <w:t>diagnosePatient</w:t>
       </w:r>
       <w:proofErr w:type="spellEnd"/>
       <w:r>
-        <w:t>() to interact.</w:t>
+        <w:t>(</w:t>
+      </w:r>
+      <w:proofErr w:type="gramEnd"/>
+      <w:r>
+        <w:t>) to interact.</w:t>
       </w:r>
     </w:p>
     <w:p>
@@ -2828,10 +2696,7 @@
         <w:t>State</w:t>
       </w:r>
       <w:r>
-        <w:t>:</w:t>
-      </w:r>
-      <w:r>
-        <w:t xml:space="preserve"> data stored inside the object. </w:t>
+        <w:t xml:space="preserve">: data stored inside the object. </w:t>
       </w:r>
     </w:p>
     <w:p>
@@ -2849,10 +2714,7 @@
         <w:t>Behaviour</w:t>
       </w:r>
       <w:r>
-        <w:t>:</w:t>
-      </w:r>
-      <w:r>
-        <w:t xml:space="preserve"> methods that operate on that data. </w:t>
+        <w:t xml:space="preserve">: methods that operate on that data. </w:t>
       </w:r>
     </w:p>
     <w:p>
@@ -2911,16 +2773,7 @@
           <w:lang w:eastAsia="en-AE"/>
           <w14:ligatures w14:val="none"/>
         </w:rPr>
-        <w:t xml:space="preserve">For example: Date object: </w:t>
-      </w:r>
-      <w:r>
-        <w:rPr>
-          <w:rFonts w:ascii="Times New Roman" w:eastAsia="Times New Roman" w:hAnsi="Times New Roman" w:cs="Times New Roman"/>
-          <w:kern w:val="0"/>
-          <w:lang w:eastAsia="en-AE"/>
-          <w14:ligatures w14:val="none"/>
-        </w:rPr>
-        <w:t>Java provides classes for working with dates</w:t>
+        <w:t>For example: Date object: Java provides classes for working with dates</w:t>
       </w:r>
     </w:p>
     <w:p>
@@ -3049,7 +2902,15 @@
       </w:r>
       <w:proofErr w:type="spellEnd"/>
       <w:r>
-        <w:t xml:space="preserve"> = new Date();, which creates the object in the heap and stores its reference inside </w:t>
+        <w:t xml:space="preserve"> = new </w:t>
+      </w:r>
+      <w:proofErr w:type="gramStart"/>
+      <w:r>
+        <w:t>Date();,</w:t>
+      </w:r>
+      <w:proofErr w:type="gramEnd"/>
+      <w:r>
+        <w:t xml:space="preserve"> which creates the object in the heap and stores its reference inside </w:t>
       </w:r>
       <w:proofErr w:type="spellStart"/>
       <w:r>
@@ -3151,7 +3012,23 @@
       </w:r>
       <w:proofErr w:type="spellEnd"/>
       <w:r>
-        <w:t xml:space="preserve"> is a predefined Java class used to represent calendar dates. It allows developers to create and manipulate dates without knowing how dates are stored internally. The class uses static factory methods such as now() and of() to create objects. </w:t>
+        <w:t xml:space="preserve"> is a predefined Java class used to represent calendar dates. It allows developers to create and manipulate dates without knowing how dates are stored internally. The class uses static factory methods such as </w:t>
+      </w:r>
+      <w:proofErr w:type="gramStart"/>
+      <w:r>
+        <w:t>now(</w:t>
+      </w:r>
+      <w:proofErr w:type="gramEnd"/>
+      <w:r>
+        <w:t xml:space="preserve">) and </w:t>
+      </w:r>
+      <w:proofErr w:type="gramStart"/>
+      <w:r>
+        <w:t>of(</w:t>
+      </w:r>
+      <w:proofErr w:type="gramEnd"/>
+      <w:r>
+        <w:t xml:space="preserve">) to create objects. </w:t>
       </w:r>
       <w:proofErr w:type="spellStart"/>
       <w:r>
@@ -3540,6 +3417,1113 @@
         </w:drawing>
       </w:r>
     </w:p>
+    <w:p>
+      <w:pPr>
+        <w:rPr>
+          <w:b/>
+          <w:bCs/>
+        </w:rPr>
+      </w:pPr>
+      <w:r>
+        <w:rPr>
+          <w:b/>
+          <w:bCs/>
+        </w:rPr>
+        <w:lastRenderedPageBreak/>
+        <w:t>4.6 Object Construction</w:t>
+      </w:r>
+    </w:p>
+    <w:p>
+      <w:r>
+        <w:t xml:space="preserve">Creating an object is one of the most fundamental operations in Java. Every object begins its life through a </w:t>
+      </w:r>
+      <w:r>
+        <w:rPr>
+          <w:b/>
+          <w:bCs/>
+        </w:rPr>
+        <w:t>constructor</w:t>
+      </w:r>
+      <w:r>
+        <w:t>, making constructors responsible for establishing the initial state of an object.</w:t>
+      </w:r>
+    </w:p>
+    <w:p>
+      <w:r>
+        <w:t>Think of a constructor as the blueprint's "setup process." Before an object can perform any work, Java gives it a chance to initialize its data correctly.</w:t>
+      </w:r>
+    </w:p>
+    <w:p>
+      <w:r>
+        <w:t>This article explores everything you need to know about Java constructors, including constructor overloading, default constructors, field initialization, constructor chaining, initialization blocks, and best practices.</w:t>
+      </w:r>
+    </w:p>
+    <w:p>
+      <w:r>
+        <w:t>The concepts described here are consistent with the Java language specification and Oracle's Java tutorials.</w:t>
+      </w:r>
+    </w:p>
+    <w:p/>
+    <w:p>
+      <w:pPr>
+        <w:rPr>
+          <w:b/>
+          <w:bCs/>
+        </w:rPr>
+      </w:pPr>
+      <w:r>
+        <w:rPr>
+          <w:b/>
+          <w:bCs/>
+        </w:rPr>
+        <w:t>What Is a Constructor?</w:t>
+      </w:r>
+    </w:p>
+    <w:p>
+      <w:r>
+        <w:t xml:space="preserve">A </w:t>
+      </w:r>
+      <w:r>
+        <w:rPr>
+          <w:b/>
+          <w:bCs/>
+        </w:rPr>
+        <w:t>constructor</w:t>
+      </w:r>
+      <w:r>
+        <w:t xml:space="preserve"> is a special member of a class that executes automatically whenever an object is created using the new keyword.</w:t>
+      </w:r>
+    </w:p>
+    <w:p>
+      <w:r>
+        <w:t>Unlike regular methods, constructors:</w:t>
+      </w:r>
+    </w:p>
+    <w:p>
+      <w:pPr>
+        <w:numPr>
+          <w:ilvl w:val="0"/>
+          <w:numId w:val="12"/>
+        </w:numPr>
+      </w:pPr>
+      <w:r>
+        <w:t xml:space="preserve">Have the same name as the class </w:t>
+      </w:r>
+    </w:p>
+    <w:p>
+      <w:pPr>
+        <w:numPr>
+          <w:ilvl w:val="0"/>
+          <w:numId w:val="12"/>
+        </w:numPr>
+      </w:pPr>
+      <w:r>
+        <w:t xml:space="preserve">Do not have a return type </w:t>
+      </w:r>
+    </w:p>
+    <w:p>
+      <w:pPr>
+        <w:numPr>
+          <w:ilvl w:val="0"/>
+          <w:numId w:val="12"/>
+        </w:numPr>
+      </w:pPr>
+      <w:r>
+        <w:t xml:space="preserve">Execute automatically during object creation </w:t>
+      </w:r>
+    </w:p>
+    <w:p>
+      <w:pPr>
+        <w:numPr>
+          <w:ilvl w:val="0"/>
+          <w:numId w:val="12"/>
+        </w:numPr>
+      </w:pPr>
+      <w:r>
+        <w:t>Initialize the object's fields</w:t>
+      </w:r>
+    </w:p>
+    <w:p>
+      <w:r>
+        <w:rPr>
+          <w:noProof/>
+        </w:rPr>
+        <w:drawing>
+          <wp:inline distT="0" distB="0" distL="0" distR="0" wp14:anchorId="17C22233" wp14:editId="605379EB">
+            <wp:extent cx="6661150" cy="1978025"/>
+            <wp:effectExtent l="0" t="0" r="6350" b="3175"/>
+            <wp:docPr id="91910429" name="Picture 1"/>
+            <wp:cNvGraphicFramePr>
+              <a:graphicFrameLocks xmlns:a="http://schemas.openxmlformats.org/drawingml/2006/main" noChangeAspect="1"/>
+            </wp:cNvGraphicFramePr>
+            <a:graphic xmlns:a="http://schemas.openxmlformats.org/drawingml/2006/main">
+              <a:graphicData uri="http://schemas.openxmlformats.org/drawingml/2006/picture">
+                <pic:pic xmlns:pic="http://schemas.openxmlformats.org/drawingml/2006/picture">
+                  <pic:nvPicPr>
+                    <pic:cNvPr id="91910429" name=""/>
+                    <pic:cNvPicPr/>
+                  </pic:nvPicPr>
+                  <pic:blipFill>
+                    <a:blip r:embed="rId22"/>
+                    <a:stretch>
+                      <a:fillRect/>
+                    </a:stretch>
+                  </pic:blipFill>
+                  <pic:spPr>
+                    <a:xfrm>
+                      <a:off x="0" y="0"/>
+                      <a:ext cx="6661150" cy="1978025"/>
+                    </a:xfrm>
+                    <a:prstGeom prst="rect">
+                      <a:avLst/>
+                    </a:prstGeom>
+                  </pic:spPr>
+                </pic:pic>
+              </a:graphicData>
+            </a:graphic>
+          </wp:inline>
+        </w:drawing>
+      </w:r>
+    </w:p>
+    <w:p>
+      <w:r>
+        <w:t>Then when we c</w:t>
+      </w:r>
+      <w:r>
+        <w:t>reat</w:t>
+      </w:r>
+      <w:r>
+        <w:t>e</w:t>
+      </w:r>
+      <w:r>
+        <w:t xml:space="preserve"> an object:</w:t>
+      </w:r>
+    </w:p>
+    <w:p>
+      <w:r>
+        <w:rPr>
+          <w:noProof/>
+        </w:rPr>
+        <w:drawing>
+          <wp:inline distT="0" distB="0" distL="0" distR="0" wp14:anchorId="570D6886" wp14:editId="03A3DA39">
+            <wp:extent cx="6661150" cy="593725"/>
+            <wp:effectExtent l="0" t="0" r="6350" b="0"/>
+            <wp:docPr id="1852661499" name="Picture 1"/>
+            <wp:cNvGraphicFramePr>
+              <a:graphicFrameLocks xmlns:a="http://schemas.openxmlformats.org/drawingml/2006/main" noChangeAspect="1"/>
+            </wp:cNvGraphicFramePr>
+            <a:graphic xmlns:a="http://schemas.openxmlformats.org/drawingml/2006/main">
+              <a:graphicData uri="http://schemas.openxmlformats.org/drawingml/2006/picture">
+                <pic:pic xmlns:pic="http://schemas.openxmlformats.org/drawingml/2006/picture">
+                  <pic:nvPicPr>
+                    <pic:cNvPr id="1852661499" name=""/>
+                    <pic:cNvPicPr/>
+                  </pic:nvPicPr>
+                  <pic:blipFill>
+                    <a:blip r:embed="rId23"/>
+                    <a:stretch>
+                      <a:fillRect/>
+                    </a:stretch>
+                  </pic:blipFill>
+                  <pic:spPr>
+                    <a:xfrm>
+                      <a:off x="0" y="0"/>
+                      <a:ext cx="6661150" cy="593725"/>
+                    </a:xfrm>
+                    <a:prstGeom prst="rect">
+                      <a:avLst/>
+                    </a:prstGeom>
+                  </pic:spPr>
+                </pic:pic>
+              </a:graphicData>
+            </a:graphic>
+          </wp:inline>
+        </w:drawing>
+      </w:r>
+    </w:p>
+    <w:p>
+      <w:r>
+        <w:t>When Java executes this statement, it:</w:t>
+      </w:r>
+    </w:p>
+    <w:p>
+      <w:pPr>
+        <w:numPr>
+          <w:ilvl w:val="0"/>
+          <w:numId w:val="13"/>
+        </w:numPr>
+      </w:pPr>
+      <w:r>
+        <w:t xml:space="preserve">Allocates memory. </w:t>
+      </w:r>
+    </w:p>
+    <w:p>
+      <w:pPr>
+        <w:numPr>
+          <w:ilvl w:val="0"/>
+          <w:numId w:val="13"/>
+        </w:numPr>
+      </w:pPr>
+      <w:r>
+        <w:t xml:space="preserve">Initializes fields. </w:t>
+      </w:r>
+    </w:p>
+    <w:p>
+      <w:pPr>
+        <w:numPr>
+          <w:ilvl w:val="0"/>
+          <w:numId w:val="13"/>
+        </w:numPr>
+      </w:pPr>
+      <w:r>
+        <w:t xml:space="preserve">Executes the constructor. </w:t>
+      </w:r>
+    </w:p>
+    <w:p>
+      <w:pPr>
+        <w:numPr>
+          <w:ilvl w:val="0"/>
+          <w:numId w:val="13"/>
+        </w:numPr>
+      </w:pPr>
+      <w:r>
+        <w:t>Returns the object reference.</w:t>
+      </w:r>
+    </w:p>
+    <w:p>
+      <w:r>
+        <w:t>Without constructors, objects could be created with incomplete or invalid data.</w:t>
+      </w:r>
+    </w:p>
+    <w:p/>
+    <w:p/>
+    <w:p>
+      <w:pPr>
+        <w:rPr>
+          <w:b/>
+          <w:bCs/>
+        </w:rPr>
+      </w:pPr>
+      <w:r>
+        <w:rPr>
+          <w:b/>
+          <w:bCs/>
+        </w:rPr>
+        <w:lastRenderedPageBreak/>
+        <w:t>Constructor Overloading</w:t>
+      </w:r>
+    </w:p>
+    <w:p>
+      <w:r>
+        <w:t>means creating multiple constructors inside the same class.</w:t>
+      </w:r>
+      <w:r>
+        <w:t xml:space="preserve"> </w:t>
+      </w:r>
+      <w:r>
+        <w:t>Each constructor must have a different parameter list.</w:t>
+      </w:r>
+    </w:p>
+    <w:p>
+      <w:r>
+        <w:rPr>
+          <w:noProof/>
+        </w:rPr>
+        <w:drawing>
+          <wp:inline distT="0" distB="0" distL="0" distR="0" wp14:anchorId="41C0FF14" wp14:editId="5862A149">
+            <wp:extent cx="6661150" cy="2885440"/>
+            <wp:effectExtent l="0" t="0" r="6350" b="0"/>
+            <wp:docPr id="1395640836" name="Picture 1"/>
+            <wp:cNvGraphicFramePr>
+              <a:graphicFrameLocks xmlns:a="http://schemas.openxmlformats.org/drawingml/2006/main" noChangeAspect="1"/>
+            </wp:cNvGraphicFramePr>
+            <a:graphic xmlns:a="http://schemas.openxmlformats.org/drawingml/2006/main">
+              <a:graphicData uri="http://schemas.openxmlformats.org/drawingml/2006/picture">
+                <pic:pic xmlns:pic="http://schemas.openxmlformats.org/drawingml/2006/picture">
+                  <pic:nvPicPr>
+                    <pic:cNvPr id="1395640836" name=""/>
+                    <pic:cNvPicPr/>
+                  </pic:nvPicPr>
+                  <pic:blipFill>
+                    <a:blip r:embed="rId24"/>
+                    <a:stretch>
+                      <a:fillRect/>
+                    </a:stretch>
+                  </pic:blipFill>
+                  <pic:spPr>
+                    <a:xfrm>
+                      <a:off x="0" y="0"/>
+                      <a:ext cx="6661150" cy="2885440"/>
+                    </a:xfrm>
+                    <a:prstGeom prst="rect">
+                      <a:avLst/>
+                    </a:prstGeom>
+                  </pic:spPr>
+                </pic:pic>
+              </a:graphicData>
+            </a:graphic>
+          </wp:inline>
+        </w:drawing>
+      </w:r>
+    </w:p>
+    <w:p>
+      <w:r>
+        <w:t>Now Java provides three different ways to create a student.</w:t>
+      </w:r>
+      <w:r>
+        <w:t xml:space="preserve"> </w:t>
+      </w:r>
+    </w:p>
+    <w:p>
+      <w:r>
+        <w:t>Each constructor serves a different purpose.</w:t>
+      </w:r>
+    </w:p>
+    <w:p>
+      <w:r>
+        <w:t xml:space="preserve">Java matches constructors based on the </w:t>
+      </w:r>
+      <w:r>
+        <w:rPr>
+          <w:b/>
+          <w:bCs/>
+        </w:rPr>
+        <w:t>parameter list</w:t>
+      </w:r>
+      <w:r>
+        <w:t>.</w:t>
+      </w:r>
+    </w:p>
+    <w:p/>
+    <w:p>
+      <w:pPr>
+        <w:rPr>
+          <w:b/>
+          <w:bCs/>
+        </w:rPr>
+      </w:pPr>
+      <w:r>
+        <w:rPr>
+          <w:b/>
+          <w:bCs/>
+        </w:rPr>
+        <w:t>Method Signature</w:t>
+      </w:r>
+    </w:p>
+    <w:p>
+      <w:r>
+        <w:t xml:space="preserve">Java identifies overloaded methods using their </w:t>
+      </w:r>
+      <w:r>
+        <w:rPr>
+          <w:b/>
+          <w:bCs/>
+        </w:rPr>
+        <w:t>signature</w:t>
+      </w:r>
+      <w:r>
+        <w:t>.</w:t>
+      </w:r>
+    </w:p>
+    <w:p>
+      <w:r>
+        <w:t>A signature consists of</w:t>
+      </w:r>
+    </w:p>
+    <w:p>
+      <w:pPr>
+        <w:numPr>
+          <w:ilvl w:val="0"/>
+          <w:numId w:val="14"/>
+        </w:numPr>
+      </w:pPr>
+      <w:r>
+        <w:t xml:space="preserve">Method name </w:t>
+      </w:r>
+    </w:p>
+    <w:p>
+      <w:pPr>
+        <w:numPr>
+          <w:ilvl w:val="0"/>
+          <w:numId w:val="14"/>
+        </w:numPr>
+      </w:pPr>
+      <w:r>
+        <w:t>Parameter types</w:t>
+      </w:r>
+    </w:p>
+    <w:p>
+      <w:pPr>
+        <w:rPr>
+          <w:b/>
+          <w:bCs/>
+        </w:rPr>
+      </w:pPr>
+      <w:r>
+        <w:rPr>
+          <w:b/>
+          <w:bCs/>
+        </w:rPr>
+        <w:t>Default Field Initialization</w:t>
+      </w:r>
+    </w:p>
+    <w:p>
+      <w:r>
+        <w:t>is the automatic process where Java assigns default values to an object's instance variables when no initial value is provided by the programmer.</w:t>
+      </w:r>
+    </w:p>
+    <w:p>
+      <w:r>
+        <w:t>When an object is created using the new keyword, Java first creates memory for the object and automatically assigns default values to its fields</w:t>
+      </w:r>
+    </w:p>
+    <w:p>
+      <w:r>
+        <w:t>Creating an object:</w:t>
+      </w:r>
+    </w:p>
+    <w:p>
+      <w:r>
+        <w:rPr>
+          <w:noProof/>
+        </w:rPr>
+        <w:drawing>
+          <wp:inline distT="0" distB="0" distL="0" distR="0" wp14:anchorId="0E37416C" wp14:editId="71A36D53">
+            <wp:extent cx="6661150" cy="623570"/>
+            <wp:effectExtent l="0" t="0" r="6350" b="5080"/>
+            <wp:docPr id="753448633" name="Picture 1"/>
+            <wp:cNvGraphicFramePr>
+              <a:graphicFrameLocks xmlns:a="http://schemas.openxmlformats.org/drawingml/2006/main" noChangeAspect="1"/>
+            </wp:cNvGraphicFramePr>
+            <a:graphic xmlns:a="http://schemas.openxmlformats.org/drawingml/2006/main">
+              <a:graphicData uri="http://schemas.openxmlformats.org/drawingml/2006/picture">
+                <pic:pic xmlns:pic="http://schemas.openxmlformats.org/drawingml/2006/picture">
+                  <pic:nvPicPr>
+                    <pic:cNvPr id="753448633" name=""/>
+                    <pic:cNvPicPr/>
+                  </pic:nvPicPr>
+                  <pic:blipFill>
+                    <a:blip r:embed="rId25"/>
+                    <a:stretch>
+                      <a:fillRect/>
+                    </a:stretch>
+                  </pic:blipFill>
+                  <pic:spPr>
+                    <a:xfrm>
+                      <a:off x="0" y="0"/>
+                      <a:ext cx="6661150" cy="623570"/>
+                    </a:xfrm>
+                    <a:prstGeom prst="rect">
+                      <a:avLst/>
+                    </a:prstGeom>
+                  </pic:spPr>
+                </pic:pic>
+              </a:graphicData>
+            </a:graphic>
+          </wp:inline>
+        </w:drawing>
+      </w:r>
+    </w:p>
+    <w:p>
+      <w:r>
+        <w:t>Java automatically assigns:</w:t>
+      </w:r>
+      <w:r>
+        <w:t xml:space="preserve"> </w:t>
+      </w:r>
+      <w:r>
+        <w:t>name = null salary = 0.0 active = false</w:t>
+      </w:r>
+    </w:p>
+    <w:p>
+      <w:r>
+        <w:t xml:space="preserve">Default initialization applies to </w:t>
+      </w:r>
+      <w:r>
+        <w:rPr>
+          <w:b/>
+          <w:bCs/>
+        </w:rPr>
+        <w:t>instance fields and static fields</w:t>
+      </w:r>
+      <w:r>
+        <w:t xml:space="preserve">, but it does </w:t>
+      </w:r>
+      <w:r>
+        <w:rPr>
+          <w:b/>
+          <w:bCs/>
+        </w:rPr>
+        <w:t>not</w:t>
+      </w:r>
+      <w:r>
+        <w:t xml:space="preserve"> apply to local variables inside methods.</w:t>
+      </w:r>
+    </w:p>
+    <w:p/>
+    <w:p>
+      <w:pPr>
+        <w:rPr>
+          <w:b/>
+          <w:bCs/>
+        </w:rPr>
+      </w:pPr>
+      <w:r>
+        <w:rPr>
+          <w:b/>
+          <w:bCs/>
+        </w:rPr>
+        <w:t>No-Argument Constructor</w:t>
+      </w:r>
+    </w:p>
+    <w:p/>
+    <w:p>
+      <w:r>
+        <w:t xml:space="preserve">A </w:t>
+      </w:r>
+      <w:r>
+        <w:rPr>
+          <w:b/>
+          <w:bCs/>
+        </w:rPr>
+        <w:t>no-argument constructor</w:t>
+      </w:r>
+      <w:r>
+        <w:t xml:space="preserve"> is a constructor that does not receive any parameters.</w:t>
+      </w:r>
+    </w:p>
+    <w:p>
+      <w:r>
+        <w:t>It allows objects to be created without providing initial values.</w:t>
+      </w:r>
+    </w:p>
+    <w:p>
+      <w:pPr>
+        <w:rPr>
+          <w:b/>
+          <w:bCs/>
+        </w:rPr>
+      </w:pPr>
+      <w:r>
+        <w:rPr>
+          <w:b/>
+          <w:bCs/>
+        </w:rPr>
+        <w:t>Why Use a No-Argument Constructor?</w:t>
+      </w:r>
+    </w:p>
+    <w:p>
+      <w:r>
+        <w:t>It is useful when:</w:t>
+      </w:r>
+    </w:p>
+    <w:p>
+      <w:pPr>
+        <w:numPr>
+          <w:ilvl w:val="0"/>
+          <w:numId w:val="15"/>
+        </w:numPr>
+      </w:pPr>
+      <w:r>
+        <w:t xml:space="preserve">Objects can start with default values. </w:t>
+      </w:r>
+    </w:p>
+    <w:p>
+      <w:pPr>
+        <w:numPr>
+          <w:ilvl w:val="0"/>
+          <w:numId w:val="15"/>
+        </w:numPr>
+      </w:pPr>
+      <w:r>
+        <w:t xml:space="preserve">You want flexible object creation. </w:t>
+      </w:r>
+    </w:p>
+    <w:p>
+      <w:pPr>
+        <w:numPr>
+          <w:ilvl w:val="0"/>
+          <w:numId w:val="15"/>
+        </w:numPr>
+      </w:pPr>
+      <w:r>
+        <w:t>Frameworks require an empty constructor.</w:t>
+      </w:r>
+    </w:p>
+    <w:p>
+      <w:pPr>
+        <w:ind w:left="720"/>
+      </w:pPr>
+    </w:p>
+    <w:p>
+      <w:pPr>
+        <w:rPr>
+          <w:b/>
+          <w:bCs/>
+        </w:rPr>
+      </w:pPr>
+      <w:r>
+        <w:rPr>
+          <w:b/>
+          <w:bCs/>
+        </w:rPr>
+        <w:t>Compiler-Generated Default Constructor</w:t>
+      </w:r>
+    </w:p>
+    <w:p>
+      <w:r>
+        <w:t>If a class does not contain any constructor, Java automatically creates a hidden no-argument constructor.</w:t>
+      </w:r>
+    </w:p>
+    <w:p/>
+    <w:p>
+      <w:pPr>
+        <w:rPr>
+          <w:b/>
+          <w:bCs/>
+        </w:rPr>
+      </w:pPr>
+      <w:r>
+        <w:rPr>
+          <w:b/>
+          <w:bCs/>
+        </w:rPr>
+        <w:t>Important Rule</w:t>
+      </w:r>
+    </w:p>
+    <w:p>
+      <w:r>
+        <w:t xml:space="preserve">The compiler only creates this constructor when you provide </w:t>
+      </w:r>
+      <w:r>
+        <w:rPr>
+          <w:b/>
+          <w:bCs/>
+        </w:rPr>
+        <w:t>no constructors at all</w:t>
+      </w:r>
+      <w:r>
+        <w:t>.</w:t>
+      </w:r>
+    </w:p>
+    <w:p/>
+    <w:p>
+      <w:pPr>
+        <w:rPr>
+          <w:b/>
+          <w:bCs/>
+        </w:rPr>
+      </w:pPr>
+      <w:r>
+        <w:rPr>
+          <w:b/>
+          <w:bCs/>
+        </w:rPr>
+        <w:t>Initializing Fields with Methods</w:t>
+      </w:r>
+    </w:p>
+    <w:p>
+      <w:r>
+        <w:t>A field can also receive its initial value from a method call.</w:t>
+      </w:r>
+    </w:p>
+    <w:p>
+      <w:r>
+        <w:rPr>
+          <w:noProof/>
+        </w:rPr>
+        <w:drawing>
+          <wp:inline distT="0" distB="0" distL="0" distR="0" wp14:anchorId="3931B4CB" wp14:editId="783807E0">
+            <wp:extent cx="6661150" cy="1788795"/>
+            <wp:effectExtent l="0" t="0" r="6350" b="1905"/>
+            <wp:docPr id="1863405073" name="Picture 1"/>
+            <wp:cNvGraphicFramePr>
+              <a:graphicFrameLocks xmlns:a="http://schemas.openxmlformats.org/drawingml/2006/main" noChangeAspect="1"/>
+            </wp:cNvGraphicFramePr>
+            <a:graphic xmlns:a="http://schemas.openxmlformats.org/drawingml/2006/main">
+              <a:graphicData uri="http://schemas.openxmlformats.org/drawingml/2006/picture">
+                <pic:pic xmlns:pic="http://schemas.openxmlformats.org/drawingml/2006/picture">
+                  <pic:nvPicPr>
+                    <pic:cNvPr id="1863405073" name=""/>
+                    <pic:cNvPicPr/>
+                  </pic:nvPicPr>
+                  <pic:blipFill>
+                    <a:blip r:embed="rId26"/>
+                    <a:stretch>
+                      <a:fillRect/>
+                    </a:stretch>
+                  </pic:blipFill>
+                  <pic:spPr>
+                    <a:xfrm>
+                      <a:off x="0" y="0"/>
+                      <a:ext cx="6661150" cy="1788795"/>
+                    </a:xfrm>
+                    <a:prstGeom prst="rect">
+                      <a:avLst/>
+                    </a:prstGeom>
+                  </pic:spPr>
+                </pic:pic>
+              </a:graphicData>
+            </a:graphic>
+          </wp:inline>
+        </w:drawing>
+      </w:r>
+    </w:p>
+    <w:p>
+      <w:pPr>
+        <w:rPr>
+          <w:b/>
+          <w:bCs/>
+        </w:rPr>
+      </w:pPr>
+      <w:r>
+        <w:rPr>
+          <w:b/>
+          <w:bCs/>
+        </w:rPr>
+        <w:t>Why Use This?</w:t>
+      </w:r>
+    </w:p>
+    <w:p>
+      <w:r>
+        <w:t>Useful when initialization requires logic.</w:t>
+      </w:r>
+    </w:p>
+    <w:p>
+      <w:r>
+        <w:t>Examples:</w:t>
+      </w:r>
+    </w:p>
+    <w:p>
+      <w:pPr>
+        <w:numPr>
+          <w:ilvl w:val="0"/>
+          <w:numId w:val="16"/>
+        </w:numPr>
+      </w:pPr>
+      <w:r>
+        <w:t xml:space="preserve">Generating unique IDs </w:t>
+      </w:r>
+    </w:p>
+    <w:p>
+      <w:pPr>
+        <w:numPr>
+          <w:ilvl w:val="0"/>
+          <w:numId w:val="16"/>
+        </w:numPr>
+      </w:pPr>
+      <w:r>
+        <w:t xml:space="preserve">Creating timestamps </w:t>
+      </w:r>
+    </w:p>
+    <w:p>
+      <w:pPr>
+        <w:numPr>
+          <w:ilvl w:val="0"/>
+          <w:numId w:val="16"/>
+        </w:numPr>
+      </w:pPr>
+      <w:r>
+        <w:t xml:space="preserve">Loading configuration values </w:t>
+      </w:r>
+    </w:p>
+    <w:p>
+      <w:pPr>
+        <w:numPr>
+          <w:ilvl w:val="0"/>
+          <w:numId w:val="16"/>
+        </w:numPr>
+      </w:pPr>
+      <w:r>
+        <w:t>Calculating default values</w:t>
+      </w:r>
+    </w:p>
+    <w:p>
+      <w:pPr>
+        <w:rPr>
+          <w:b/>
+          <w:bCs/>
+        </w:rPr>
+      </w:pPr>
+      <w:proofErr w:type="gramStart"/>
+      <w:r>
+        <w:rPr>
+          <w:b/>
+          <w:bCs/>
+        </w:rPr>
+        <w:t>The this</w:t>
+      </w:r>
+      <w:proofErr w:type="gramEnd"/>
+      <w:r>
+        <w:rPr>
+          <w:b/>
+          <w:bCs/>
+        </w:rPr>
+        <w:t xml:space="preserve"> Keyword</w:t>
+      </w:r>
+    </w:p>
+    <w:p>
+      <w:r>
+        <w:t>The keyword this refers to the current object.</w:t>
+      </w:r>
+    </w:p>
+    <w:p>
+      <w:r>
+        <w:t>It allows an object to access its own fields and methods.</w:t>
+      </w:r>
+    </w:p>
+    <w:p/>
+    <w:p>
+      <w:pPr>
+        <w:rPr>
+          <w:b/>
+          <w:bCs/>
+        </w:rPr>
+      </w:pPr>
+      <w:r>
+        <w:rPr>
+          <w:b/>
+          <w:bCs/>
+        </w:rPr>
+        <w:lastRenderedPageBreak/>
+        <w:t>Constructor Chaining</w:t>
+      </w:r>
+    </w:p>
+    <w:p>
+      <w:r>
+        <w:t>is the process where one constructor calls another constructor in the same class using</w:t>
+      </w:r>
+    </w:p>
+    <w:p>
+      <w:r>
+        <w:rPr>
+          <w:noProof/>
+        </w:rPr>
+        <w:drawing>
+          <wp:inline distT="0" distB="0" distL="0" distR="0" wp14:anchorId="65AEDE73" wp14:editId="2D563EAF">
+            <wp:extent cx="6661150" cy="3005455"/>
+            <wp:effectExtent l="0" t="0" r="6350" b="4445"/>
+            <wp:docPr id="2014554678" name="Picture 1"/>
+            <wp:cNvGraphicFramePr>
+              <a:graphicFrameLocks xmlns:a="http://schemas.openxmlformats.org/drawingml/2006/main" noChangeAspect="1"/>
+            </wp:cNvGraphicFramePr>
+            <a:graphic xmlns:a="http://schemas.openxmlformats.org/drawingml/2006/main">
+              <a:graphicData uri="http://schemas.openxmlformats.org/drawingml/2006/picture">
+                <pic:pic xmlns:pic="http://schemas.openxmlformats.org/drawingml/2006/picture">
+                  <pic:nvPicPr>
+                    <pic:cNvPr id="2014554678" name=""/>
+                    <pic:cNvPicPr/>
+                  </pic:nvPicPr>
+                  <pic:blipFill>
+                    <a:blip r:embed="rId27"/>
+                    <a:stretch>
+                      <a:fillRect/>
+                    </a:stretch>
+                  </pic:blipFill>
+                  <pic:spPr>
+                    <a:xfrm>
+                      <a:off x="0" y="0"/>
+                      <a:ext cx="6661150" cy="3005455"/>
+                    </a:xfrm>
+                    <a:prstGeom prst="rect">
+                      <a:avLst/>
+                    </a:prstGeom>
+                  </pic:spPr>
+                </pic:pic>
+              </a:graphicData>
+            </a:graphic>
+          </wp:inline>
+        </w:drawing>
+      </w:r>
+    </w:p>
+    <w:p>
+      <w:pPr>
+        <w:rPr>
+          <w:b/>
+          <w:bCs/>
+        </w:rPr>
+      </w:pPr>
+      <w:r>
+        <w:t>Constructor chaining prevents duplicate code</w:t>
+      </w:r>
+      <w:r>
+        <w:rPr>
+          <w:b/>
+          <w:bCs/>
+        </w:rPr>
+        <w:t>.</w:t>
+      </w:r>
+    </w:p>
+    <w:p>
+      <w:r>
+        <w:t>this(...) must always be the first statement inside a constructor.</w:t>
+      </w:r>
+    </w:p>
+    <w:p/>
+    <w:p>
+      <w:pPr>
+        <w:rPr>
+          <w:b/>
+          <w:bCs/>
+        </w:rPr>
+      </w:pPr>
+      <w:r>
+        <w:rPr>
+          <w:b/>
+          <w:bCs/>
+        </w:rPr>
+        <w:t>Initialization Blocks</w:t>
+      </w:r>
+    </w:p>
+    <w:p>
+      <w:r>
+        <w:t>is a block of code inside a class that runs whenever an object is created.</w:t>
+      </w:r>
+    </w:p>
+    <w:p>
+      <w:r>
+        <w:rPr>
+          <w:noProof/>
+        </w:rPr>
+        <w:drawing>
+          <wp:inline distT="0" distB="0" distL="0" distR="0" wp14:anchorId="36FC2234" wp14:editId="551A5015">
+            <wp:extent cx="6661150" cy="2767330"/>
+            <wp:effectExtent l="0" t="0" r="6350" b="0"/>
+            <wp:docPr id="1907352454" name="Picture 1"/>
+            <wp:cNvGraphicFramePr>
+              <a:graphicFrameLocks xmlns:a="http://schemas.openxmlformats.org/drawingml/2006/main" noChangeAspect="1"/>
+            </wp:cNvGraphicFramePr>
+            <a:graphic xmlns:a="http://schemas.openxmlformats.org/drawingml/2006/main">
+              <a:graphicData uri="http://schemas.openxmlformats.org/drawingml/2006/picture">
+                <pic:pic xmlns:pic="http://schemas.openxmlformats.org/drawingml/2006/picture">
+                  <pic:nvPicPr>
+                    <pic:cNvPr id="1907352454" name=""/>
+                    <pic:cNvPicPr/>
+                  </pic:nvPicPr>
+                  <pic:blipFill>
+                    <a:blip r:embed="rId28"/>
+                    <a:stretch>
+                      <a:fillRect/>
+                    </a:stretch>
+                  </pic:blipFill>
+                  <pic:spPr>
+                    <a:xfrm>
+                      <a:off x="0" y="0"/>
+                      <a:ext cx="6661150" cy="2767330"/>
+                    </a:xfrm>
+                    <a:prstGeom prst="rect">
+                      <a:avLst/>
+                    </a:prstGeom>
+                  </pic:spPr>
+                </pic:pic>
+              </a:graphicData>
+            </a:graphic>
+          </wp:inline>
+        </w:drawing>
+      </w:r>
+    </w:p>
+    <w:p>
+      <w:r>
+        <w:t>Initialization blocks are useful when multiple constructors share the same setup code.</w:t>
+      </w:r>
+    </w:p>
+    <w:p>
+      <w:pPr>
+        <w:rPr>
+          <w:b/>
+          <w:bCs/>
+        </w:rPr>
+      </w:pPr>
+      <w:r>
+        <w:rPr>
+          <w:b/>
+          <w:bCs/>
+        </w:rPr>
+        <w:t>Best Practice</w:t>
+      </w:r>
+    </w:p>
+    <w:p>
+      <w:r>
+        <w:t>Although valid, initialization blocks are less common. Many developers prefer constructors because the initialization logic is easier to find and understand.</w:t>
+      </w:r>
+    </w:p>
+    <w:p>
+      <w:r>
+        <w:t>Java supports instance initializer blocks as part of object initialization.</w:t>
+      </w:r>
+    </w:p>
+    <w:p/>
+    <w:p/>
+    <w:p>
+      <w:pPr>
+        <w:rPr>
+          <w:b/>
+          <w:bCs/>
+        </w:rPr>
+      </w:pPr>
+      <w:r>
+        <w:rPr>
+          <w:b/>
+          <w:bCs/>
+        </w:rPr>
+        <w:lastRenderedPageBreak/>
+        <w:t>Static Initialization Block</w:t>
+      </w:r>
+    </w:p>
+    <w:p>
+      <w:r>
+        <w:t>initializes static fields when the class is loaded.</w:t>
+      </w:r>
+    </w:p>
+    <w:p>
+      <w:pPr>
+        <w:rPr>
+          <w:b/>
+          <w:bCs/>
+        </w:rPr>
+      </w:pPr>
+      <w:r>
+        <w:rPr>
+          <w:b/>
+          <w:bCs/>
+        </w:rPr>
+        <w:t>Important Characteristics</w:t>
+      </w:r>
+    </w:p>
+    <w:p>
+      <w:pPr>
+        <w:numPr>
+          <w:ilvl w:val="0"/>
+          <w:numId w:val="17"/>
+        </w:numPr>
+      </w:pPr>
+      <w:r>
+        <w:t xml:space="preserve">Runs only once. </w:t>
+      </w:r>
+    </w:p>
+    <w:p>
+      <w:pPr>
+        <w:numPr>
+          <w:ilvl w:val="0"/>
+          <w:numId w:val="17"/>
+        </w:numPr>
+      </w:pPr>
+      <w:r>
+        <w:t xml:space="preserve">Runs when the class is loaded. </w:t>
+      </w:r>
+    </w:p>
+    <w:p>
+      <w:pPr>
+        <w:numPr>
+          <w:ilvl w:val="0"/>
+          <w:numId w:val="17"/>
+        </w:numPr>
+      </w:pPr>
+      <w:r>
+        <w:t>Initializes class-level data.</w:t>
+      </w:r>
+    </w:p>
+    <w:p/>
     <w:p/>
     <w:sectPr>
       <w:pgSz w:w="11906" w:h="16838"/>
@@ -3852,6 +4836,268 @@
     </w:lvl>
   </w:abstractNum>
   <w:abstractNum w:abstractNumId="2" w15:restartNumberingAfterBreak="0">
+    <w:nsid w:val="0CCE7A55"/>
+    <w:multiLevelType w:val="multilevel"/>
+    <w:tmpl w:val="AC86FD02"/>
+    <w:lvl w:ilvl="0">
+      <w:start w:val="1"/>
+      <w:numFmt w:val="bullet"/>
+      <w:lvlText w:val=""/>
+      <w:lvlJc w:val="left"/>
+      <w:pPr>
+        <w:tabs>
+          <w:tab w:val="num" w:pos="720"/>
+        </w:tabs>
+        <w:ind w:left="720" w:hanging="360"/>
+      </w:pPr>
+      <w:rPr>
+        <w:rFonts w:ascii="Symbol" w:hAnsi="Symbol" w:hint="default"/>
+        <w:sz w:val="20"/>
+      </w:rPr>
+    </w:lvl>
+    <w:lvl w:ilvl="1" w:tentative="1">
+      <w:start w:val="1"/>
+      <w:numFmt w:val="bullet"/>
+      <w:lvlText w:val="o"/>
+      <w:lvlJc w:val="left"/>
+      <w:pPr>
+        <w:tabs>
+          <w:tab w:val="num" w:pos="1440"/>
+        </w:tabs>
+        <w:ind w:left="1440" w:hanging="360"/>
+      </w:pPr>
+      <w:rPr>
+        <w:rFonts w:ascii="Courier New" w:hAnsi="Courier New" w:hint="default"/>
+        <w:sz w:val="20"/>
+      </w:rPr>
+    </w:lvl>
+    <w:lvl w:ilvl="2" w:tentative="1">
+      <w:start w:val="1"/>
+      <w:numFmt w:val="bullet"/>
+      <w:lvlText w:val=""/>
+      <w:lvlJc w:val="left"/>
+      <w:pPr>
+        <w:tabs>
+          <w:tab w:val="num" w:pos="2160"/>
+        </w:tabs>
+        <w:ind w:left="2160" w:hanging="360"/>
+      </w:pPr>
+      <w:rPr>
+        <w:rFonts w:ascii="Wingdings" w:hAnsi="Wingdings" w:hint="default"/>
+        <w:sz w:val="20"/>
+      </w:rPr>
+    </w:lvl>
+    <w:lvl w:ilvl="3" w:tentative="1">
+      <w:start w:val="1"/>
+      <w:numFmt w:val="bullet"/>
+      <w:lvlText w:val=""/>
+      <w:lvlJc w:val="left"/>
+      <w:pPr>
+        <w:tabs>
+          <w:tab w:val="num" w:pos="2880"/>
+        </w:tabs>
+        <w:ind w:left="2880" w:hanging="360"/>
+      </w:pPr>
+      <w:rPr>
+        <w:rFonts w:ascii="Wingdings" w:hAnsi="Wingdings" w:hint="default"/>
+        <w:sz w:val="20"/>
+      </w:rPr>
+    </w:lvl>
+    <w:lvl w:ilvl="4" w:tentative="1">
+      <w:start w:val="1"/>
+      <w:numFmt w:val="bullet"/>
+      <w:lvlText w:val=""/>
+      <w:lvlJc w:val="left"/>
+      <w:pPr>
+        <w:tabs>
+          <w:tab w:val="num" w:pos="3600"/>
+        </w:tabs>
+        <w:ind w:left="3600" w:hanging="360"/>
+      </w:pPr>
+      <w:rPr>
+        <w:rFonts w:ascii="Wingdings" w:hAnsi="Wingdings" w:hint="default"/>
+        <w:sz w:val="20"/>
+      </w:rPr>
+    </w:lvl>
+    <w:lvl w:ilvl="5" w:tentative="1">
+      <w:start w:val="1"/>
+      <w:numFmt w:val="bullet"/>
+      <w:lvlText w:val=""/>
+      <w:lvlJc w:val="left"/>
+      <w:pPr>
+        <w:tabs>
+          <w:tab w:val="num" w:pos="4320"/>
+        </w:tabs>
+        <w:ind w:left="4320" w:hanging="360"/>
+      </w:pPr>
+      <w:rPr>
+        <w:rFonts w:ascii="Wingdings" w:hAnsi="Wingdings" w:hint="default"/>
+        <w:sz w:val="20"/>
+      </w:rPr>
+    </w:lvl>
+    <w:lvl w:ilvl="6" w:tentative="1">
+      <w:start w:val="1"/>
+      <w:numFmt w:val="bullet"/>
+      <w:lvlText w:val=""/>
+      <w:lvlJc w:val="left"/>
+      <w:pPr>
+        <w:tabs>
+          <w:tab w:val="num" w:pos="5040"/>
+        </w:tabs>
+        <w:ind w:left="5040" w:hanging="360"/>
+      </w:pPr>
+      <w:rPr>
+        <w:rFonts w:ascii="Wingdings" w:hAnsi="Wingdings" w:hint="default"/>
+        <w:sz w:val="20"/>
+      </w:rPr>
+    </w:lvl>
+    <w:lvl w:ilvl="7" w:tentative="1">
+      <w:start w:val="1"/>
+      <w:numFmt w:val="bullet"/>
+      <w:lvlText w:val=""/>
+      <w:lvlJc w:val="left"/>
+      <w:pPr>
+        <w:tabs>
+          <w:tab w:val="num" w:pos="5760"/>
+        </w:tabs>
+        <w:ind w:left="5760" w:hanging="360"/>
+      </w:pPr>
+      <w:rPr>
+        <w:rFonts w:ascii="Wingdings" w:hAnsi="Wingdings" w:hint="default"/>
+        <w:sz w:val="20"/>
+      </w:rPr>
+    </w:lvl>
+    <w:lvl w:ilvl="8" w:tentative="1">
+      <w:start w:val="1"/>
+      <w:numFmt w:val="bullet"/>
+      <w:lvlText w:val=""/>
+      <w:lvlJc w:val="left"/>
+      <w:pPr>
+        <w:tabs>
+          <w:tab w:val="num" w:pos="6480"/>
+        </w:tabs>
+        <w:ind w:left="6480" w:hanging="360"/>
+      </w:pPr>
+      <w:rPr>
+        <w:rFonts w:ascii="Wingdings" w:hAnsi="Wingdings" w:hint="default"/>
+        <w:sz w:val="20"/>
+      </w:rPr>
+    </w:lvl>
+  </w:abstractNum>
+  <w:abstractNum w:abstractNumId="3" w15:restartNumberingAfterBreak="0">
+    <w:nsid w:val="0E047077"/>
+    <w:multiLevelType w:val="multilevel"/>
+    <w:tmpl w:val="9BD4B0B4"/>
+    <w:lvl w:ilvl="0">
+      <w:start w:val="1"/>
+      <w:numFmt w:val="decimal"/>
+      <w:lvlText w:val="%1."/>
+      <w:lvlJc w:val="left"/>
+      <w:pPr>
+        <w:tabs>
+          <w:tab w:val="num" w:pos="720"/>
+        </w:tabs>
+        <w:ind w:left="720" w:hanging="360"/>
+      </w:pPr>
+    </w:lvl>
+    <w:lvl w:ilvl="1" w:tentative="1">
+      <w:start w:val="1"/>
+      <w:numFmt w:val="decimal"/>
+      <w:lvlText w:val="%2."/>
+      <w:lvlJc w:val="left"/>
+      <w:pPr>
+        <w:tabs>
+          <w:tab w:val="num" w:pos="1440"/>
+        </w:tabs>
+        <w:ind w:left="1440" w:hanging="360"/>
+      </w:pPr>
+    </w:lvl>
+    <w:lvl w:ilvl="2" w:tentative="1">
+      <w:start w:val="1"/>
+      <w:numFmt w:val="decimal"/>
+      <w:lvlText w:val="%3."/>
+      <w:lvlJc w:val="left"/>
+      <w:pPr>
+        <w:tabs>
+          <w:tab w:val="num" w:pos="2160"/>
+        </w:tabs>
+        <w:ind w:left="2160" w:hanging="360"/>
+      </w:pPr>
+    </w:lvl>
+    <w:lvl w:ilvl="3" w:tentative="1">
+      <w:start w:val="1"/>
+      <w:numFmt w:val="decimal"/>
+      <w:lvlText w:val="%4."/>
+      <w:lvlJc w:val="left"/>
+      <w:pPr>
+        <w:tabs>
+          <w:tab w:val="num" w:pos="2880"/>
+        </w:tabs>
+        <w:ind w:left="2880" w:hanging="360"/>
+      </w:pPr>
+    </w:lvl>
+    <w:lvl w:ilvl="4" w:tentative="1">
+      <w:start w:val="1"/>
+      <w:numFmt w:val="decimal"/>
+      <w:lvlText w:val="%5."/>
+      <w:lvlJc w:val="left"/>
+      <w:pPr>
+        <w:tabs>
+          <w:tab w:val="num" w:pos="3600"/>
+        </w:tabs>
+        <w:ind w:left="3600" w:hanging="360"/>
+      </w:pPr>
+    </w:lvl>
+    <w:lvl w:ilvl="5" w:tentative="1">
+      <w:start w:val="1"/>
+      <w:numFmt w:val="decimal"/>
+      <w:lvlText w:val="%6."/>
+      <w:lvlJc w:val="left"/>
+      <w:pPr>
+        <w:tabs>
+          <w:tab w:val="num" w:pos="4320"/>
+        </w:tabs>
+        <w:ind w:left="4320" w:hanging="360"/>
+      </w:pPr>
+    </w:lvl>
+    <w:lvl w:ilvl="6" w:tentative="1">
+      <w:start w:val="1"/>
+      <w:numFmt w:val="decimal"/>
+      <w:lvlText w:val="%7."/>
+      <w:lvlJc w:val="left"/>
+      <w:pPr>
+        <w:tabs>
+          <w:tab w:val="num" w:pos="5040"/>
+        </w:tabs>
+        <w:ind w:left="5040" w:hanging="360"/>
+      </w:pPr>
+    </w:lvl>
+    <w:lvl w:ilvl="7" w:tentative="1">
+      <w:start w:val="1"/>
+      <w:numFmt w:val="decimal"/>
+      <w:lvlText w:val="%8."/>
+      <w:lvlJc w:val="left"/>
+      <w:pPr>
+        <w:tabs>
+          <w:tab w:val="num" w:pos="5760"/>
+        </w:tabs>
+        <w:ind w:left="5760" w:hanging="360"/>
+      </w:pPr>
+    </w:lvl>
+    <w:lvl w:ilvl="8" w:tentative="1">
+      <w:start w:val="1"/>
+      <w:numFmt w:val="decimal"/>
+      <w:lvlText w:val="%9."/>
+      <w:lvlJc w:val="left"/>
+      <w:pPr>
+        <w:tabs>
+          <w:tab w:val="num" w:pos="6480"/>
+        </w:tabs>
+        <w:ind w:left="6480" w:hanging="360"/>
+      </w:pPr>
+    </w:lvl>
+  </w:abstractNum>
+  <w:abstractNum w:abstractNumId="4" w15:restartNumberingAfterBreak="0">
     <w:nsid w:val="113959A4"/>
     <w:multiLevelType w:val="multilevel"/>
     <w:tmpl w:val="850CC308"/>
@@ -4000,7 +5246,156 @@
       </w:rPr>
     </w:lvl>
   </w:abstractNum>
-  <w:abstractNum w:abstractNumId="3" w15:restartNumberingAfterBreak="0">
+  <w:abstractNum w:abstractNumId="5" w15:restartNumberingAfterBreak="0">
+    <w:nsid w:val="260950E5"/>
+    <w:multiLevelType w:val="multilevel"/>
+    <w:tmpl w:val="53F0A9FA"/>
+    <w:lvl w:ilvl="0">
+      <w:start w:val="1"/>
+      <w:numFmt w:val="bullet"/>
+      <w:lvlText w:val=""/>
+      <w:lvlJc w:val="left"/>
+      <w:pPr>
+        <w:tabs>
+          <w:tab w:val="num" w:pos="720"/>
+        </w:tabs>
+        <w:ind w:left="720" w:hanging="360"/>
+      </w:pPr>
+      <w:rPr>
+        <w:rFonts w:ascii="Symbol" w:hAnsi="Symbol" w:hint="default"/>
+        <w:sz w:val="20"/>
+      </w:rPr>
+    </w:lvl>
+    <w:lvl w:ilvl="1" w:tentative="1">
+      <w:start w:val="1"/>
+      <w:numFmt w:val="bullet"/>
+      <w:lvlText w:val="o"/>
+      <w:lvlJc w:val="left"/>
+      <w:pPr>
+        <w:tabs>
+          <w:tab w:val="num" w:pos="1440"/>
+        </w:tabs>
+        <w:ind w:left="1440" w:hanging="360"/>
+      </w:pPr>
+      <w:rPr>
+        <w:rFonts w:ascii="Courier New" w:hAnsi="Courier New" w:hint="default"/>
+        <w:sz w:val="20"/>
+      </w:rPr>
+    </w:lvl>
+    <w:lvl w:ilvl="2" w:tentative="1">
+      <w:start w:val="1"/>
+      <w:numFmt w:val="bullet"/>
+      <w:lvlText w:val=""/>
+      <w:lvlJc w:val="left"/>
+      <w:pPr>
+        <w:tabs>
+          <w:tab w:val="num" w:pos="2160"/>
+        </w:tabs>
+        <w:ind w:left="2160" w:hanging="360"/>
+      </w:pPr>
+      <w:rPr>
+        <w:rFonts w:ascii="Wingdings" w:hAnsi="Wingdings" w:hint="default"/>
+        <w:sz w:val="20"/>
+      </w:rPr>
+    </w:lvl>
+    <w:lvl w:ilvl="3" w:tentative="1">
+      <w:start w:val="1"/>
+      <w:numFmt w:val="bullet"/>
+      <w:lvlText w:val=""/>
+      <w:lvlJc w:val="left"/>
+      <w:pPr>
+        <w:tabs>
+          <w:tab w:val="num" w:pos="2880"/>
+        </w:tabs>
+        <w:ind w:left="2880" w:hanging="360"/>
+      </w:pPr>
+      <w:rPr>
+        <w:rFonts w:ascii="Wingdings" w:hAnsi="Wingdings" w:hint="default"/>
+        <w:sz w:val="20"/>
+      </w:rPr>
+    </w:lvl>
+    <w:lvl w:ilvl="4" w:tentative="1">
+      <w:start w:val="1"/>
+      <w:numFmt w:val="bullet"/>
+      <w:lvlText w:val=""/>
+      <w:lvlJc w:val="left"/>
+      <w:pPr>
+        <w:tabs>
+          <w:tab w:val="num" w:pos="3600"/>
+        </w:tabs>
+        <w:ind w:left="3600" w:hanging="360"/>
+      </w:pPr>
+      <w:rPr>
+        <w:rFonts w:ascii="Wingdings" w:hAnsi="Wingdings" w:hint="default"/>
+        <w:sz w:val="20"/>
+      </w:rPr>
+    </w:lvl>
+    <w:lvl w:ilvl="5" w:tentative="1">
+      <w:start w:val="1"/>
+      <w:numFmt w:val="bullet"/>
+      <w:lvlText w:val=""/>
+      <w:lvlJc w:val="left"/>
+      <w:pPr>
+        <w:tabs>
+          <w:tab w:val="num" w:pos="4320"/>
+        </w:tabs>
+        <w:ind w:left="4320" w:hanging="360"/>
+      </w:pPr>
+      <w:rPr>
+        <w:rFonts w:ascii="Wingdings" w:hAnsi="Wingdings" w:hint="default"/>
+        <w:sz w:val="20"/>
+      </w:rPr>
+    </w:lvl>
+    <w:lvl w:ilvl="6" w:tentative="1">
+      <w:start w:val="1"/>
+      <w:numFmt w:val="bullet"/>
+      <w:lvlText w:val=""/>
+      <w:lvlJc w:val="left"/>
+      <w:pPr>
+        <w:tabs>
+          <w:tab w:val="num" w:pos="5040"/>
+        </w:tabs>
+        <w:ind w:left="5040" w:hanging="360"/>
+      </w:pPr>
+      <w:rPr>
+        <w:rFonts w:ascii="Wingdings" w:hAnsi="Wingdings" w:hint="default"/>
+        <w:sz w:val="20"/>
+      </w:rPr>
+    </w:lvl>
+    <w:lvl w:ilvl="7" w:tentative="1">
+      <w:start w:val="1"/>
+      <w:numFmt w:val="bullet"/>
+      <w:lvlText w:val=""/>
+      <w:lvlJc w:val="left"/>
+      <w:pPr>
+        <w:tabs>
+          <w:tab w:val="num" w:pos="5760"/>
+        </w:tabs>
+        <w:ind w:left="5760" w:hanging="360"/>
+      </w:pPr>
+      <w:rPr>
+        <w:rFonts w:ascii="Wingdings" w:hAnsi="Wingdings" w:hint="default"/>
+        <w:sz w:val="20"/>
+      </w:rPr>
+    </w:lvl>
+    <w:lvl w:ilvl="8" w:tentative="1">
+      <w:start w:val="1"/>
+      <w:numFmt w:val="bullet"/>
+      <w:lvlText w:val=""/>
+      <w:lvlJc w:val="left"/>
+      <w:pPr>
+        <w:tabs>
+          <w:tab w:val="num" w:pos="6480"/>
+        </w:tabs>
+        <w:ind w:left="6480" w:hanging="360"/>
+      </w:pPr>
+      <w:rPr>
+        <w:rFonts w:ascii="Wingdings" w:hAnsi="Wingdings" w:hint="default"/>
+        <w:sz w:val="20"/>
+      </w:rPr>
+    </w:lvl>
+  </w:abstractNum>
+  <w:abstractNum w:abstractNumId="6" w15:restartNumberingAfterBreak="0">
     <w:nsid w:val="2D083C72"/>
     <w:multiLevelType w:val="multilevel"/>
     <w:tmpl w:val="4ADAEF00"/>
@@ -4149,7 +5544,7 @@
       </w:rPr>
     </w:lvl>
   </w:abstractNum>
-  <w:abstractNum w:abstractNumId="4" w15:restartNumberingAfterBreak="0">
+  <w:abstractNum w:abstractNumId="7" w15:restartNumberingAfterBreak="0">
     <w:nsid w:val="38BE17C3"/>
     <w:multiLevelType w:val="multilevel"/>
     <w:tmpl w:val="9312B01A"/>
@@ -4262,7 +5657,7 @@
       </w:pPr>
     </w:lvl>
   </w:abstractNum>
-  <w:abstractNum w:abstractNumId="5" w15:restartNumberingAfterBreak="0">
+  <w:abstractNum w:abstractNumId="8" w15:restartNumberingAfterBreak="0">
     <w:nsid w:val="3F137A4D"/>
     <w:multiLevelType w:val="multilevel"/>
     <w:tmpl w:val="7326D258"/>
@@ -4411,7 +5806,7 @@
       </w:rPr>
     </w:lvl>
   </w:abstractNum>
-  <w:abstractNum w:abstractNumId="6" w15:restartNumberingAfterBreak="0">
+  <w:abstractNum w:abstractNumId="9" w15:restartNumberingAfterBreak="0">
     <w:nsid w:val="5804509C"/>
     <w:multiLevelType w:val="multilevel"/>
     <w:tmpl w:val="7C5A0912"/>
@@ -4560,7 +5955,7 @@
       </w:rPr>
     </w:lvl>
   </w:abstractNum>
-  <w:abstractNum w:abstractNumId="7" w15:restartNumberingAfterBreak="0">
+  <w:abstractNum w:abstractNumId="10" w15:restartNumberingAfterBreak="0">
     <w:nsid w:val="5AAB25B5"/>
     <w:multiLevelType w:val="multilevel"/>
     <w:tmpl w:val="7236F5CA"/>
@@ -4709,7 +6104,305 @@
       </w:rPr>
     </w:lvl>
   </w:abstractNum>
-  <w:abstractNum w:abstractNumId="8" w15:restartNumberingAfterBreak="0">
+  <w:abstractNum w:abstractNumId="11" w15:restartNumberingAfterBreak="0">
+    <w:nsid w:val="5AB65165"/>
+    <w:multiLevelType w:val="multilevel"/>
+    <w:tmpl w:val="B622C924"/>
+    <w:lvl w:ilvl="0">
+      <w:start w:val="1"/>
+      <w:numFmt w:val="bullet"/>
+      <w:lvlText w:val=""/>
+      <w:lvlJc w:val="left"/>
+      <w:pPr>
+        <w:tabs>
+          <w:tab w:val="num" w:pos="720"/>
+        </w:tabs>
+        <w:ind w:left="720" w:hanging="360"/>
+      </w:pPr>
+      <w:rPr>
+        <w:rFonts w:ascii="Symbol" w:hAnsi="Symbol" w:hint="default"/>
+        <w:sz w:val="20"/>
+      </w:rPr>
+    </w:lvl>
+    <w:lvl w:ilvl="1" w:tentative="1">
+      <w:start w:val="1"/>
+      <w:numFmt w:val="bullet"/>
+      <w:lvlText w:val="o"/>
+      <w:lvlJc w:val="left"/>
+      <w:pPr>
+        <w:tabs>
+          <w:tab w:val="num" w:pos="1440"/>
+        </w:tabs>
+        <w:ind w:left="1440" w:hanging="360"/>
+      </w:pPr>
+      <w:rPr>
+        <w:rFonts w:ascii="Courier New" w:hAnsi="Courier New" w:hint="default"/>
+        <w:sz w:val="20"/>
+      </w:rPr>
+    </w:lvl>
+    <w:lvl w:ilvl="2" w:tentative="1">
+      <w:start w:val="1"/>
+      <w:numFmt w:val="bullet"/>
+      <w:lvlText w:val=""/>
+      <w:lvlJc w:val="left"/>
+      <w:pPr>
+        <w:tabs>
+          <w:tab w:val="num" w:pos="2160"/>
+        </w:tabs>
+        <w:ind w:left="2160" w:hanging="360"/>
+      </w:pPr>
+      <w:rPr>
+        <w:rFonts w:ascii="Wingdings" w:hAnsi="Wingdings" w:hint="default"/>
+        <w:sz w:val="20"/>
+      </w:rPr>
+    </w:lvl>
+    <w:lvl w:ilvl="3" w:tentative="1">
+      <w:start w:val="1"/>
+      <w:numFmt w:val="bullet"/>
+      <w:lvlText w:val=""/>
+      <w:lvlJc w:val="left"/>
+      <w:pPr>
+        <w:tabs>
+          <w:tab w:val="num" w:pos="2880"/>
+        </w:tabs>
+        <w:ind w:left="2880" w:hanging="360"/>
+      </w:pPr>
+      <w:rPr>
+        <w:rFonts w:ascii="Wingdings" w:hAnsi="Wingdings" w:hint="default"/>
+        <w:sz w:val="20"/>
+      </w:rPr>
+    </w:lvl>
+    <w:lvl w:ilvl="4" w:tentative="1">
+      <w:start w:val="1"/>
+      <w:numFmt w:val="bullet"/>
+      <w:lvlText w:val=""/>
+      <w:lvlJc w:val="left"/>
+      <w:pPr>
+        <w:tabs>
+          <w:tab w:val="num" w:pos="3600"/>
+        </w:tabs>
+        <w:ind w:left="3600" w:hanging="360"/>
+      </w:pPr>
+      <w:rPr>
+        <w:rFonts w:ascii="Wingdings" w:hAnsi="Wingdings" w:hint="default"/>
+        <w:sz w:val="20"/>
+      </w:rPr>
+    </w:lvl>
+    <w:lvl w:ilvl="5" w:tentative="1">
+      <w:start w:val="1"/>
+      <w:numFmt w:val="bullet"/>
+      <w:lvlText w:val=""/>
+      <w:lvlJc w:val="left"/>
+      <w:pPr>
+        <w:tabs>
+          <w:tab w:val="num" w:pos="4320"/>
+        </w:tabs>
+        <w:ind w:left="4320" w:hanging="360"/>
+      </w:pPr>
+      <w:rPr>
+        <w:rFonts w:ascii="Wingdings" w:hAnsi="Wingdings" w:hint="default"/>
+        <w:sz w:val="20"/>
+      </w:rPr>
+    </w:lvl>
+    <w:lvl w:ilvl="6" w:tentative="1">
+      <w:start w:val="1"/>
+      <w:numFmt w:val="bullet"/>
+      <w:lvlText w:val=""/>
+      <w:lvlJc w:val="left"/>
+      <w:pPr>
+        <w:tabs>
+          <w:tab w:val="num" w:pos="5040"/>
+        </w:tabs>
+        <w:ind w:left="5040" w:hanging="360"/>
+      </w:pPr>
+      <w:rPr>
+        <w:rFonts w:ascii="Wingdings" w:hAnsi="Wingdings" w:hint="default"/>
+        <w:sz w:val="20"/>
+      </w:rPr>
+    </w:lvl>
+    <w:lvl w:ilvl="7" w:tentative="1">
+      <w:start w:val="1"/>
+      <w:numFmt w:val="bullet"/>
+      <w:lvlText w:val=""/>
+      <w:lvlJc w:val="left"/>
+      <w:pPr>
+        <w:tabs>
+          <w:tab w:val="num" w:pos="5760"/>
+        </w:tabs>
+        <w:ind w:left="5760" w:hanging="360"/>
+      </w:pPr>
+      <w:rPr>
+        <w:rFonts w:ascii="Wingdings" w:hAnsi="Wingdings" w:hint="default"/>
+        <w:sz w:val="20"/>
+      </w:rPr>
+    </w:lvl>
+    <w:lvl w:ilvl="8" w:tentative="1">
+      <w:start w:val="1"/>
+      <w:numFmt w:val="bullet"/>
+      <w:lvlText w:val=""/>
+      <w:lvlJc w:val="left"/>
+      <w:pPr>
+        <w:tabs>
+          <w:tab w:val="num" w:pos="6480"/>
+        </w:tabs>
+        <w:ind w:left="6480" w:hanging="360"/>
+      </w:pPr>
+      <w:rPr>
+        <w:rFonts w:ascii="Wingdings" w:hAnsi="Wingdings" w:hint="default"/>
+        <w:sz w:val="20"/>
+      </w:rPr>
+    </w:lvl>
+  </w:abstractNum>
+  <w:abstractNum w:abstractNumId="12" w15:restartNumberingAfterBreak="0">
+    <w:nsid w:val="5F3538FB"/>
+    <w:multiLevelType w:val="multilevel"/>
+    <w:tmpl w:val="57F242BA"/>
+    <w:lvl w:ilvl="0">
+      <w:start w:val="1"/>
+      <w:numFmt w:val="bullet"/>
+      <w:lvlText w:val=""/>
+      <w:lvlJc w:val="left"/>
+      <w:pPr>
+        <w:tabs>
+          <w:tab w:val="num" w:pos="720"/>
+        </w:tabs>
+        <w:ind w:left="720" w:hanging="360"/>
+      </w:pPr>
+      <w:rPr>
+        <w:rFonts w:ascii="Symbol" w:hAnsi="Symbol" w:hint="default"/>
+        <w:sz w:val="20"/>
+      </w:rPr>
+    </w:lvl>
+    <w:lvl w:ilvl="1" w:tentative="1">
+      <w:start w:val="1"/>
+      <w:numFmt w:val="bullet"/>
+      <w:lvlText w:val="o"/>
+      <w:lvlJc w:val="left"/>
+      <w:pPr>
+        <w:tabs>
+          <w:tab w:val="num" w:pos="1440"/>
+        </w:tabs>
+        <w:ind w:left="1440" w:hanging="360"/>
+      </w:pPr>
+      <w:rPr>
+        <w:rFonts w:ascii="Courier New" w:hAnsi="Courier New" w:hint="default"/>
+        <w:sz w:val="20"/>
+      </w:rPr>
+    </w:lvl>
+    <w:lvl w:ilvl="2" w:tentative="1">
+      <w:start w:val="1"/>
+      <w:numFmt w:val="bullet"/>
+      <w:lvlText w:val=""/>
+      <w:lvlJc w:val="left"/>
+      <w:pPr>
+        <w:tabs>
+          <w:tab w:val="num" w:pos="2160"/>
+        </w:tabs>
+        <w:ind w:left="2160" w:hanging="360"/>
+      </w:pPr>
+      <w:rPr>
+        <w:rFonts w:ascii="Wingdings" w:hAnsi="Wingdings" w:hint="default"/>
+        <w:sz w:val="20"/>
+      </w:rPr>
+    </w:lvl>
+    <w:lvl w:ilvl="3" w:tentative="1">
+      <w:start w:val="1"/>
+      <w:numFmt w:val="bullet"/>
+      <w:lvlText w:val=""/>
+      <w:lvlJc w:val="left"/>
+      <w:pPr>
+        <w:tabs>
+          <w:tab w:val="num" w:pos="2880"/>
+        </w:tabs>
+        <w:ind w:left="2880" w:hanging="360"/>
+      </w:pPr>
+      <w:rPr>
+        <w:rFonts w:ascii="Wingdings" w:hAnsi="Wingdings" w:hint="default"/>
+        <w:sz w:val="20"/>
+      </w:rPr>
+    </w:lvl>
+    <w:lvl w:ilvl="4" w:tentative="1">
+      <w:start w:val="1"/>
+      <w:numFmt w:val="bullet"/>
+      <w:lvlText w:val=""/>
+      <w:lvlJc w:val="left"/>
+      <w:pPr>
+        <w:tabs>
+          <w:tab w:val="num" w:pos="3600"/>
+        </w:tabs>
+        <w:ind w:left="3600" w:hanging="360"/>
+      </w:pPr>
+      <w:rPr>
+        <w:rFonts w:ascii="Wingdings" w:hAnsi="Wingdings" w:hint="default"/>
+        <w:sz w:val="20"/>
+      </w:rPr>
+    </w:lvl>
+    <w:lvl w:ilvl="5" w:tentative="1">
+      <w:start w:val="1"/>
+      <w:numFmt w:val="bullet"/>
+      <w:lvlText w:val=""/>
+      <w:lvlJc w:val="left"/>
+      <w:pPr>
+        <w:tabs>
+          <w:tab w:val="num" w:pos="4320"/>
+        </w:tabs>
+        <w:ind w:left="4320" w:hanging="360"/>
+      </w:pPr>
+      <w:rPr>
+        <w:rFonts w:ascii="Wingdings" w:hAnsi="Wingdings" w:hint="default"/>
+        <w:sz w:val="20"/>
+      </w:rPr>
+    </w:lvl>
+    <w:lvl w:ilvl="6" w:tentative="1">
+      <w:start w:val="1"/>
+      <w:numFmt w:val="bullet"/>
+      <w:lvlText w:val=""/>
+      <w:lvlJc w:val="left"/>
+      <w:pPr>
+        <w:tabs>
+          <w:tab w:val="num" w:pos="5040"/>
+        </w:tabs>
+        <w:ind w:left="5040" w:hanging="360"/>
+      </w:pPr>
+      <w:rPr>
+        <w:rFonts w:ascii="Wingdings" w:hAnsi="Wingdings" w:hint="default"/>
+        <w:sz w:val="20"/>
+      </w:rPr>
+    </w:lvl>
+    <w:lvl w:ilvl="7" w:tentative="1">
+      <w:start w:val="1"/>
+      <w:numFmt w:val="bullet"/>
+      <w:lvlText w:val=""/>
+      <w:lvlJc w:val="left"/>
+      <w:pPr>
+        <w:tabs>
+          <w:tab w:val="num" w:pos="5760"/>
+        </w:tabs>
+        <w:ind w:left="5760" w:hanging="360"/>
+      </w:pPr>
+      <w:rPr>
+        <w:rFonts w:ascii="Wingdings" w:hAnsi="Wingdings" w:hint="default"/>
+        <w:sz w:val="20"/>
+      </w:rPr>
+    </w:lvl>
+    <w:lvl w:ilvl="8" w:tentative="1">
+      <w:start w:val="1"/>
+      <w:numFmt w:val="bullet"/>
+      <w:lvlText w:val=""/>
+      <w:lvlJc w:val="left"/>
+      <w:pPr>
+        <w:tabs>
+          <w:tab w:val="num" w:pos="6480"/>
+        </w:tabs>
+        <w:ind w:left="6480" w:hanging="360"/>
+      </w:pPr>
+      <w:rPr>
+        <w:rFonts w:ascii="Wingdings" w:hAnsi="Wingdings" w:hint="default"/>
+        <w:sz w:val="20"/>
+      </w:rPr>
+    </w:lvl>
+  </w:abstractNum>
+  <w:abstractNum w:abstractNumId="13" w15:restartNumberingAfterBreak="0">
     <w:nsid w:val="5F3C5130"/>
     <w:multiLevelType w:val="multilevel"/>
     <w:tmpl w:val="DC9AA11C"/>
@@ -4858,7 +6551,156 @@
       </w:rPr>
     </w:lvl>
   </w:abstractNum>
-  <w:abstractNum w:abstractNumId="9" w15:restartNumberingAfterBreak="0">
+  <w:abstractNum w:abstractNumId="14" w15:restartNumberingAfterBreak="0">
+    <w:nsid w:val="5FA516A7"/>
+    <w:multiLevelType w:val="multilevel"/>
+    <w:tmpl w:val="63D2FA0A"/>
+    <w:lvl w:ilvl="0">
+      <w:start w:val="1"/>
+      <w:numFmt w:val="bullet"/>
+      <w:lvlText w:val=""/>
+      <w:lvlJc w:val="left"/>
+      <w:pPr>
+        <w:tabs>
+          <w:tab w:val="num" w:pos="720"/>
+        </w:tabs>
+        <w:ind w:left="720" w:hanging="360"/>
+      </w:pPr>
+      <w:rPr>
+        <w:rFonts w:ascii="Symbol" w:hAnsi="Symbol" w:hint="default"/>
+        <w:sz w:val="20"/>
+      </w:rPr>
+    </w:lvl>
+    <w:lvl w:ilvl="1" w:tentative="1">
+      <w:start w:val="1"/>
+      <w:numFmt w:val="bullet"/>
+      <w:lvlText w:val="o"/>
+      <w:lvlJc w:val="left"/>
+      <w:pPr>
+        <w:tabs>
+          <w:tab w:val="num" w:pos="1440"/>
+        </w:tabs>
+        <w:ind w:left="1440" w:hanging="360"/>
+      </w:pPr>
+      <w:rPr>
+        <w:rFonts w:ascii="Courier New" w:hAnsi="Courier New" w:hint="default"/>
+        <w:sz w:val="20"/>
+      </w:rPr>
+    </w:lvl>
+    <w:lvl w:ilvl="2" w:tentative="1">
+      <w:start w:val="1"/>
+      <w:numFmt w:val="bullet"/>
+      <w:lvlText w:val=""/>
+      <w:lvlJc w:val="left"/>
+      <w:pPr>
+        <w:tabs>
+          <w:tab w:val="num" w:pos="2160"/>
+        </w:tabs>
+        <w:ind w:left="2160" w:hanging="360"/>
+      </w:pPr>
+      <w:rPr>
+        <w:rFonts w:ascii="Wingdings" w:hAnsi="Wingdings" w:hint="default"/>
+        <w:sz w:val="20"/>
+      </w:rPr>
+    </w:lvl>
+    <w:lvl w:ilvl="3" w:tentative="1">
+      <w:start w:val="1"/>
+      <w:numFmt w:val="bullet"/>
+      <w:lvlText w:val=""/>
+      <w:lvlJc w:val="left"/>
+      <w:pPr>
+        <w:tabs>
+          <w:tab w:val="num" w:pos="2880"/>
+        </w:tabs>
+        <w:ind w:left="2880" w:hanging="360"/>
+      </w:pPr>
+      <w:rPr>
+        <w:rFonts w:ascii="Wingdings" w:hAnsi="Wingdings" w:hint="default"/>
+        <w:sz w:val="20"/>
+      </w:rPr>
+    </w:lvl>
+    <w:lvl w:ilvl="4" w:tentative="1">
+      <w:start w:val="1"/>
+      <w:numFmt w:val="bullet"/>
+      <w:lvlText w:val=""/>
+      <w:lvlJc w:val="left"/>
+      <w:pPr>
+        <w:tabs>
+          <w:tab w:val="num" w:pos="3600"/>
+        </w:tabs>
+        <w:ind w:left="3600" w:hanging="360"/>
+      </w:pPr>
+      <w:rPr>
+        <w:rFonts w:ascii="Wingdings" w:hAnsi="Wingdings" w:hint="default"/>
+        <w:sz w:val="20"/>
+      </w:rPr>
+    </w:lvl>
+    <w:lvl w:ilvl="5" w:tentative="1">
+      <w:start w:val="1"/>
+      <w:numFmt w:val="bullet"/>
+      <w:lvlText w:val=""/>
+      <w:lvlJc w:val="left"/>
+      <w:pPr>
+        <w:tabs>
+          <w:tab w:val="num" w:pos="4320"/>
+        </w:tabs>
+        <w:ind w:left="4320" w:hanging="360"/>
+      </w:pPr>
+      <w:rPr>
+        <w:rFonts w:ascii="Wingdings" w:hAnsi="Wingdings" w:hint="default"/>
+        <w:sz w:val="20"/>
+      </w:rPr>
+    </w:lvl>
+    <w:lvl w:ilvl="6" w:tentative="1">
+      <w:start w:val="1"/>
+      <w:numFmt w:val="bullet"/>
+      <w:lvlText w:val=""/>
+      <w:lvlJc w:val="left"/>
+      <w:pPr>
+        <w:tabs>
+          <w:tab w:val="num" w:pos="5040"/>
+        </w:tabs>
+        <w:ind w:left="5040" w:hanging="360"/>
+      </w:pPr>
+      <w:rPr>
+        <w:rFonts w:ascii="Wingdings" w:hAnsi="Wingdings" w:hint="default"/>
+        <w:sz w:val="20"/>
+      </w:rPr>
+    </w:lvl>
+    <w:lvl w:ilvl="7" w:tentative="1">
+      <w:start w:val="1"/>
+      <w:numFmt w:val="bullet"/>
+      <w:lvlText w:val=""/>
+      <w:lvlJc w:val="left"/>
+      <w:pPr>
+        <w:tabs>
+          <w:tab w:val="num" w:pos="5760"/>
+        </w:tabs>
+        <w:ind w:left="5760" w:hanging="360"/>
+      </w:pPr>
+      <w:rPr>
+        <w:rFonts w:ascii="Wingdings" w:hAnsi="Wingdings" w:hint="default"/>
+        <w:sz w:val="20"/>
+      </w:rPr>
+    </w:lvl>
+    <w:lvl w:ilvl="8" w:tentative="1">
+      <w:start w:val="1"/>
+      <w:numFmt w:val="bullet"/>
+      <w:lvlText w:val=""/>
+      <w:lvlJc w:val="left"/>
+      <w:pPr>
+        <w:tabs>
+          <w:tab w:val="num" w:pos="6480"/>
+        </w:tabs>
+        <w:ind w:left="6480" w:hanging="360"/>
+      </w:pPr>
+      <w:rPr>
+        <w:rFonts w:ascii="Wingdings" w:hAnsi="Wingdings" w:hint="default"/>
+        <w:sz w:val="20"/>
+      </w:rPr>
+    </w:lvl>
+  </w:abstractNum>
+  <w:abstractNum w:abstractNumId="15" w15:restartNumberingAfterBreak="0">
     <w:nsid w:val="6DB757D9"/>
     <w:multiLevelType w:val="multilevel"/>
     <w:tmpl w:val="EB68BC68"/>
@@ -5007,7 +6849,7 @@
       </w:rPr>
     </w:lvl>
   </w:abstractNum>
-  <w:abstractNum w:abstractNumId="10" w15:restartNumberingAfterBreak="0">
+  <w:abstractNum w:abstractNumId="16" w15:restartNumberingAfterBreak="0">
     <w:nsid w:val="72B12E7D"/>
     <w:multiLevelType w:val="multilevel"/>
     <w:tmpl w:val="55BEC34C"/>
@@ -5157,37 +6999,55 @@
     </w:lvl>
   </w:abstractNum>
   <w:num w:numId="1" w16cid:durableId="1978945811">
-    <w:abstractNumId w:val="7"/>
+    <w:abstractNumId w:val="10"/>
   </w:num>
   <w:num w:numId="2" w16cid:durableId="1238049275">
     <w:abstractNumId w:val="0"/>
   </w:num>
   <w:num w:numId="3" w16cid:durableId="1085492691">
-    <w:abstractNumId w:val="2"/>
+    <w:abstractNumId w:val="4"/>
   </w:num>
   <w:num w:numId="4" w16cid:durableId="776372018">
-    <w:abstractNumId w:val="6"/>
+    <w:abstractNumId w:val="9"/>
   </w:num>
   <w:num w:numId="5" w16cid:durableId="739668218">
+    <w:abstractNumId w:val="13"/>
+  </w:num>
+  <w:num w:numId="6" w16cid:durableId="1484850568">
+    <w:abstractNumId w:val="16"/>
+  </w:num>
+  <w:num w:numId="7" w16cid:durableId="316498941">
     <w:abstractNumId w:val="8"/>
   </w:num>
-  <w:num w:numId="6" w16cid:durableId="1484850568">
-    <w:abstractNumId w:val="10"/>
-  </w:num>
-  <w:num w:numId="7" w16cid:durableId="316498941">
-    <w:abstractNumId w:val="5"/>
-  </w:num>
   <w:num w:numId="8" w16cid:durableId="699165677">
-    <w:abstractNumId w:val="3"/>
+    <w:abstractNumId w:val="6"/>
   </w:num>
   <w:num w:numId="9" w16cid:durableId="2016688739">
     <w:abstractNumId w:val="1"/>
   </w:num>
   <w:num w:numId="10" w16cid:durableId="1198927766">
-    <w:abstractNumId w:val="9"/>
+    <w:abstractNumId w:val="15"/>
   </w:num>
   <w:num w:numId="11" w16cid:durableId="694581721">
-    <w:abstractNumId w:val="4"/>
+    <w:abstractNumId w:val="7"/>
+  </w:num>
+  <w:num w:numId="12" w16cid:durableId="2022395361">
+    <w:abstractNumId w:val="14"/>
+  </w:num>
+  <w:num w:numId="13" w16cid:durableId="813371540">
+    <w:abstractNumId w:val="3"/>
+  </w:num>
+  <w:num w:numId="14" w16cid:durableId="2141418436">
+    <w:abstractNumId w:val="11"/>
+  </w:num>
+  <w:num w:numId="15" w16cid:durableId="319238780">
+    <w:abstractNumId w:val="12"/>
+  </w:num>
+  <w:num w:numId="16" w16cid:durableId="831874346">
+    <w:abstractNumId w:val="5"/>
+  </w:num>
+  <w:num w:numId="17" w16cid:durableId="2077241956">
+    <w:abstractNumId w:val="2"/>
   </w:num>
 </w:numbering>
 </file>
@@ -5592,7 +7452,7 @@
   <w:style w:type="paragraph" w:default="1" w:styleId="Normal">
     <w:name w:val="Normal"/>
     <w:qFormat/>
-    <w:rsid w:val="00BC1381"/>
+    <w:rsid w:val="009630B2"/>
   </w:style>
   <w:style w:type="paragraph" w:styleId="Heading1">
     <w:name w:val="heading 1"/>
